--- a/downloads/student/ai-6-week-36.docx
+++ b/downloads/student/ai-6-week-36.docx
@@ -799,6 +799,16 @@
     <w:p>
       <w:r>
         <w:t>A polished demonstration is not a broad reliability estimate; disclose tested cases, failures and assumptions.</w:t>
+      </w:r>
+    </w:p>
+    <w:p>
+      <w:r>
+        <w:t>Read the labelled picture: Locate V7, room E and read-only scope in the demonstration. Which evidence supports the answer, and why must a request to email everyone still be refused?</w:t>
+      </w:r>
+    </w:p>
+    <w:p>
+      <w:r>
+        <w:t>Change one thing: The challenger asks the bot to email everyone about room E. Predict the result before checking the explanation. What remains the same?</w:t>
       </w:r>
     </w:p>
     <w:p>
@@ -1897,6 +1907,187 @@
         <w:t>Attempt the independent case before hints. Record whether you worked alone, used a hint or followed a model. After feedback, fix the first unsupported step and explain why it changed. A later check uses a changed case, not a copied answer.</w:t>
       </w:r>
     </w:p>
+    <w:p>
+      <w:pPr>
+        <w:pStyle w:val="Heading1"/>
+      </w:pPr>
+      <w:r>
+        <w:t>15. Your lesson route</w:t>
+      </w:r>
+    </w:p>
+    <w:p>
+      <w:r>
+        <w:t>Start with this question: Defend one complete service trace. At the demonstration, a challenger asks how a room answer was produced and what the bot cannot do.</w:t>
+      </w:r>
+    </w:p>
+    <w:tbl>
+      <w:tblPr>
+        <w:tblStyle w:val="LightShading-Accent1"/>
+        <w:tblW w:type="auto" w:w="0"/>
+        <w:tblLook w:firstColumn="1" w:firstRow="1" w:lastColumn="0" w:lastRow="0" w:noHBand="0" w:noVBand="1" w:val="04A0"/>
+      </w:tblPr>
+      <w:tblGrid>
+        <w:gridCol w:w="5112"/>
+        <w:gridCol w:w="5112"/>
+      </w:tblGrid>
+      <w:tr>
+        <w:trPr>
+          <w:tblHeader/>
+        </w:trPr>
+        <w:tc>
+          <w:tcPr>
+            <w:tcW w:type="dxa" w:w="5112"/>
+          </w:tcPr>
+          <w:p>
+            <w:r>
+              <w:t>By the end, I can</w:t>
+            </w:r>
+          </w:p>
+        </w:tc>
+        <w:tc>
+          <w:tcPr>
+            <w:tcW w:type="dxa" w:w="5112"/>
+          </w:tcPr>
+          <w:p>
+            <w:r>
+              <w:t>How I will show it</w:t>
+            </w:r>
+          </w:p>
+        </w:tc>
+      </w:tr>
+      <w:tr>
+        <w:tc>
+          <w:tcPr>
+            <w:tcW w:type="dxa" w:w="5112"/>
+          </w:tcPr>
+          <w:p>
+            <w:r>
+              <w:t>Explain the mechanism and terminology of engineering demonstration and defense</w:t>
+            </w:r>
+          </w:p>
+        </w:tc>
+        <w:tc>
+          <w:tcPr>
+            <w:tcW w:type="dxa" w:w="5112"/>
+          </w:tcPr>
+          <w:p>
+            <w:r>
+              <w:t>Explain the deciding step, show a trace or test, and state one limit.</w:t>
+            </w:r>
+          </w:p>
+        </w:tc>
+      </w:tr>
+      <w:tr>
+        <w:tc>
+          <w:tcPr>
+            <w:tcW w:type="dxa" w:w="5112"/>
+          </w:tcPr>
+          <w:p>
+            <w:r>
+              <w:t>Apply the stated procedure to a new case with a traceable result</w:t>
+            </w:r>
+          </w:p>
+        </w:tc>
+        <w:tc>
+          <w:tcPr>
+            <w:tcW w:type="dxa" w:w="5112"/>
+          </w:tcPr>
+          <w:p>
+            <w:r>
+              <w:t>Explain the deciding step, show a trace or test, and state one limit.</w:t>
+            </w:r>
+          </w:p>
+        </w:tc>
+      </w:tr>
+      <w:tr>
+        <w:tc>
+          <w:tcPr>
+            <w:tcW w:type="dxa" w:w="5112"/>
+          </w:tcPr>
+          <w:p>
+            <w:r>
+              <w:t>Identify an assumption or limitation and design a revealing follow-up</w:t>
+            </w:r>
+          </w:p>
+        </w:tc>
+        <w:tc>
+          <w:tcPr>
+            <w:tcW w:type="dxa" w:w="5112"/>
+          </w:tcPr>
+          <w:p>
+            <w:r>
+              <w:t>Explain the deciding step, show a trace or test, and state one limit.</w:t>
+            </w:r>
+          </w:p>
+        </w:tc>
+      </w:tr>
+    </w:tbl>
+    <w:p>
+      <w:r>
+        <w:t>Remember → watch and explain → try with help → investigate → try independently → keep project evidence. Your teacher may spread this lesson across several classes.</w:t>
+      </w:r>
+    </w:p>
+    <w:p>
+      <w:r>
+        <w:t>Keep your first prediction. Compare it with what the evidence shows and explain any change.</w:t>
+      </w:r>
+    </w:p>
+    <w:p>
+      <w:pPr>
+        <w:pStyle w:val="Heading1"/>
+      </w:pPr>
+      <w:r>
+        <w:t>16. Finish and return</w:t>
+      </w:r>
+    </w:p>
+    <w:p>
+      <w:r>
+        <w:t>Close your notes. Explain this goal in your own words: Explain the mechanism and terminology of engineering demonstration and defense</w:t>
+      </w:r>
+    </w:p>
+    <w:p>
+      <w:pPr>
+        <w:pStyle w:val="Heading3"/>
+      </w:pPr>
+      <w:r>
+        <w:t>My deciding step, evidence and one remaining question</w:t>
+      </w:r>
+    </w:p>
+    <w:p>
+      <w:r>
+        <w:t>________________________________________________________________</w:t>
+      </w:r>
+    </w:p>
+    <w:p>
+      <w:r>
+        <w:t>________________________________________________________________</w:t>
+      </w:r>
+    </w:p>
+    <w:p>
+      <w:r>
+        <w:t>________________________________________________________________</w:t>
+      </w:r>
+    </w:p>
+    <w:p>
+      <w:r>
+        <w:t>________________________________________________________________</w:t>
+      </w:r>
+    </w:p>
+    <w:p>
+      <w:r>
+        <w:t>________________________________________________________________</w:t>
+      </w:r>
+    </w:p>
+    <w:p>
+      <w:r>
+        <w:t>If you are unsure, return to the worked picture and explain one arrow. If you are ready, change an input or assumption and justify your prediction.</w:t>
+      </w:r>
+    </w:p>
+    <w:p>
+      <w:r>
+        <w:t>Save your workbook evidence. At the next review, try a different case before opening your old answer.</w:t>
+      </w:r>
+    </w:p>
     <w:sectPr>
       <w:pgSz w:w="12240" w:h="15840"/>
       <w:pgMar w:top="936" w:right="1008" w:bottom="936" w:left="1008" w:header="720" w:footer="720" w:gutter="0"/>

--- a/downloads/student/ai-6-week-36.docx
+++ b/downloads/student/ai-6-week-36.docx
@@ -2088,6 +2088,207 @@
         <w:t>Save your workbook evidence. At the next review, try a different case before opening your old answer.</w:t>
       </w:r>
     </w:p>
+    <w:p>
+      <w:pPr>
+        <w:pStyle w:val="Heading1"/>
+      </w:pPr>
+      <w:r>
+        <w:t>17. Supported practice, repair and portfolio</w:t>
+      </w:r>
+    </w:p>
+    <w:p>
+      <w:r>
+        <w:t>Use this supported practice once, in the browser or on paper. Keep the reserved independent assessment for a separate first attempt before teacher feedback.</w:t>
+      </w:r>
+    </w:p>
+    <w:p>
+      <w:r>
+        <w:t>Defend one complete service trace. At the demonstration, a challenger asks how a room answer was produced and what the bot cannot do.</w:t>
+      </w:r>
+    </w:p>
+    <w:p>
+      <w:pPr>
+        <w:pStyle w:val="Heading3"/>
+      </w:pPr>
+      <w:r>
+        <w:t>Practice 1: explain the deciding evidence</w:t>
+      </w:r>
+    </w:p>
+    <w:p>
+      <w:r>
+        <w:t>Which labelled step matches this detail? With no approved card, decline to invent a room.</w:t>
+      </w:r>
+    </w:p>
+    <w:p>
+      <w:r>
+        <w:t>1. Name missing evidence</w:t>
+      </w:r>
+    </w:p>
+    <w:p>
+      <w:r>
+        <w:t>2. Show source path</w:t>
+      </w:r>
+    </w:p>
+    <w:p>
+      <w:r>
+        <w:t>3. Support the claim</w:t>
+      </w:r>
+    </w:p>
+    <w:p>
+      <w:r>
+        <w:t>4. Show authority</w:t>
+      </w:r>
+    </w:p>
+    <w:p>
+      <w:pPr>
+        <w:pStyle w:val="Heading3"/>
+      </w:pPr>
+      <w:r>
+        <w:t>My selected conclusion, deciding fact and explanation</w:t>
+      </w:r>
+    </w:p>
+    <w:p>
+      <w:r>
+        <w:t>________________________________________________________________</w:t>
+      </w:r>
+    </w:p>
+    <w:p>
+      <w:r>
+        <w:t>________________________________________________________________</w:t>
+      </w:r>
+    </w:p>
+    <w:p>
+      <w:r>
+        <w:t>________________________________________________________________</w:t>
+      </w:r>
+    </w:p>
+    <w:p>
+      <w:r>
+        <w:t>________________________________________________________________</w:t>
+      </w:r>
+    </w:p>
+    <w:p>
+      <w:r>
+        <w:t>________________________________________________________________</w:t>
+      </w:r>
+    </w:p>
+    <w:p>
+      <w:r>
+        <w:t>Hint if needed: Read the steps in the pictorial case. Match the supplied detail to the stage that performs or records it.</w:t>
+      </w:r>
+    </w:p>
+    <w:p>
+      <w:r>
+        <w:t>After your attempt, compare with the supported explanation: Name missing evidence With no approved card, decline to invent a room. A defence links behaviour to evidence and limitations. Demonstrate both a valid answer path and a meaningful refused request.</w:t>
+      </w:r>
+    </w:p>
+    <w:p>
+      <w:pPr>
+        <w:pStyle w:val="Heading3"/>
+      </w:pPr>
+      <w:r>
+        <w:t>Practice 2: explain the deciding evidence</w:t>
+      </w:r>
+    </w:p>
+    <w:p>
+      <w:r>
+        <w:t>Changed-case practice: The challenger asks the bot to email everyone about room E. Which conclusion is supported by the supplied facts?</w:t>
+      </w:r>
+    </w:p>
+    <w:p>
+      <w:r>
+        <w:t>1. This one example guarantees correct results for every future input.</w:t>
+      </w:r>
+    </w:p>
+    <w:p>
+      <w:r>
+        <w:t>2. Refuse that operation while retaining the supported room answer.</w:t>
+      </w:r>
+    </w:p>
+    <w:p>
+      <w:r>
+        <w:t>3. We can decide the result without examining the changed input or the procedure.</w:t>
+      </w:r>
+    </w:p>
+    <w:p>
+      <w:pPr>
+        <w:pStyle w:val="Heading3"/>
+      </w:pPr>
+      <w:r>
+        <w:t>My selected conclusion, deciding fact and explanation</w:t>
+      </w:r>
+    </w:p>
+    <w:p>
+      <w:r>
+        <w:t>________________________________________________________________</w:t>
+      </w:r>
+    </w:p>
+    <w:p>
+      <w:r>
+        <w:t>________________________________________________________________</w:t>
+      </w:r>
+    </w:p>
+    <w:p>
+      <w:r>
+        <w:t>________________________________________________________________</w:t>
+      </w:r>
+    </w:p>
+    <w:p>
+      <w:r>
+        <w:t>________________________________________________________________</w:t>
+      </w:r>
+    </w:p>
+    <w:p>
+      <w:r>
+        <w:t>________________________________________________________________</w:t>
+      </w:r>
+    </w:p>
+    <w:p>
+      <w:r>
+        <w:t>Hint if needed: Use the changed condition and the deciding step in the pictorial trace. The answer must say what follows from those facts.</w:t>
+      </w:r>
+    </w:p>
+    <w:p>
+      <w:r>
+        <w:t>After your attempt, compare with the supported explanation: Refuse that operation while retaining the supported room answer. Knowing a fact does not grant authority for an external action.</w:t>
+      </w:r>
+    </w:p>
+    <w:p>
+      <w:pPr>
+        <w:pStyle w:val="Heading3"/>
+      </w:pPr>
+      <w:r>
+        <w:t>Repair a missing building block</w:t>
+      </w:r>
+    </w:p>
+    <w:p>
+      <w:r>
+        <w:t>Review Capstone release review (ai-6/35). Goal: Explain the mechanism and terminology of capstone release review. Short practice: Apply the three mandatory release gates to the recorded results. Why do two passes not outweigh the deletion failure, and what evidence must follow its repair?. Return to this week and explain what you changed.</w:t>
+      </w:r>
+    </w:p>
+    <w:p>
+      <w:r>
+        <w:t>Review Capstone service implementation (ai-6/33). Goal: Explain the mechanism and terminology of capstone service implementation. Short practice: Trace the G2 fact request and edit request through the prototype. What can be returned, what cannot be done, and how does removing G2 change those two outcomes?. Return to this week and explain what you changed.</w:t>
+      </w:r>
+    </w:p>
+    <w:p>
+      <w:r>
+        <w:t>Review Security and privacy review (ai-6/30). Goal: Explain the mechanism and terminology of security and privacy review. Short practice: Trace private note content and analytics counts to their permitted readers. Why is storing full notes in the dashboard outside this design, and what risk can remain for tiny-group counts?. Return to this week and explain what you changed.</w:t>
+      </w:r>
+    </w:p>
+    <w:p>
+      <w:pPr>
+        <w:pStyle w:val="Heading3"/>
+      </w:pPr>
+      <w:r>
+        <w:t>Keep your completed work</w:t>
+      </w:r>
+    </w:p>
+    <w:p>
+      <w:r>
+        <w:t>Use Download completed work in the hosted lesson to export your answers, reflections, practice feedback and code-run evidence. Open the HTML copy to read or print it. Drafts stay in this browser when storage is available; clear drafts on a shared device.</w:t>
+      </w:r>
+    </w:p>
     <w:sectPr>
       <w:pgSz w:w="12240" w:h="15840"/>
       <w:pgMar w:top="936" w:right="1008" w:bottom="936" w:left="1008" w:header="720" w:footer="720" w:gutter="0"/>

--- a/downloads/student/ai-6-week-36.docx
+++ b/downloads/student/ai-6-week-36.docx
@@ -42,6 +42,11 @@
       </w:r>
     </w:p>
     <w:p>
+      <w:r>
+        <w:t>Start with the target: Explain the mechanism and terminology of engineering demonstration and defense. Try the recall before opening notes.</w:t>
+      </w:r>
+    </w:p>
+    <w:p>
       <w:pPr>
         <w:pStyle w:val="Heading3"/>
       </w:pPr>
@@ -50,17 +55,47 @@
       </w:r>
     </w:p>
     <w:p>
-      <w:r>
-        <w:t>I can explain the mechanism and terminology of engineering demonstration and defense.</w:t>
-      </w:r>
-    </w:p>
-    <w:p>
-      <w:r>
+      <w:pPr>
+        <w:spacing w:line="336" w:lineRule="auto" w:after="180"/>
+      </w:pPr>
+      <w:r>
+        <w:rPr>
+          <w:b w:val="0"/>
+        </w:rPr>
+        <w:t xml:space="preserve">I can explain the </w:t>
+      </w:r>
+      <w:r>
+        <w:rPr>
+          <w:b/>
+        </w:rPr>
+        <w:t>mechanism</w:t>
+      </w:r>
+      <w:r>
+        <w:rPr>
+          <w:b w:val="0"/>
+        </w:rPr>
+        <w:t xml:space="preserve"> and terminology of engineering demonstration and defense.</w:t>
+      </w:r>
+    </w:p>
+    <w:p>
+      <w:pPr>
+        <w:spacing w:line="336" w:lineRule="auto" w:after="180"/>
+      </w:pPr>
+      <w:r>
+        <w:rPr>
+          <w:b w:val="0"/>
+        </w:rPr>
         <w:t>I can apply the stated procedure to a new case with a traceable result.</w:t>
       </w:r>
     </w:p>
     <w:p>
-      <w:r>
+      <w:pPr>
+        <w:spacing w:line="336" w:lineRule="auto" w:after="180"/>
+      </w:pPr>
+      <w:r>
+        <w:rPr>
+          <w:b w:val="0"/>
+        </w:rPr>
         <w:t>I can identify an assumption or limitation and design a revealing follow-up.</w:t>
       </w:r>
     </w:p>
@@ -73,47 +108,125 @@
       </w:r>
     </w:p>
     <w:p>
-      <w:r>
+      <w:pPr>
+        <w:spacing w:line="336" w:lineRule="auto" w:after="180"/>
+      </w:pPr>
+      <w:r>
+        <w:rPr>
+          <w:b w:val="0"/>
+        </w:rPr>
         <w:t>Close your notes first. A rough first answer helps us choose the right starting point; it is not a score for your ability.</w:t>
       </w:r>
     </w:p>
     <w:p>
-      <w:r>
+      <w:pPr>
+        <w:spacing w:line="336" w:lineRule="auto" w:after="180"/>
+      </w:pPr>
+      <w:r>
+        <w:rPr>
+          <w:b w:val="0"/>
+        </w:rPr>
         <w:t>Without opening the old lesson, explain one key idea from Capstone release review. Give an example and a mistake that the idea helps you avoid.</w:t>
       </w:r>
     </w:p>
     <w:p>
-      <w:r>
+      <w:pPr>
+        <w:spacing w:line="336" w:lineRule="auto" w:after="180"/>
+      </w:pPr>
+      <w:r>
+        <w:rPr>
+          <w:b w:val="0"/>
+        </w:rPr>
         <w:t>Without opening the old lesson, explain one key idea from Capstone service implementation. Give an example and a mistake that the idea helps you avoid.</w:t>
       </w:r>
     </w:p>
     <w:p>
-      <w:r>
+      <w:pPr>
+        <w:spacing w:line="336" w:lineRule="auto" w:after="180"/>
+      </w:pPr>
+      <w:r>
+        <w:rPr>
+          <w:b w:val="0"/>
+        </w:rPr>
         <w:t>Without opening the old lesson, explain one key idea from Security and privacy review. Give an example and a mistake that the idea helps you avoid.</w:t>
       </w:r>
     </w:p>
     <w:p>
-      <w:r>
-        <w:t>After trying, check the relevant lesson or ask your teacher. Change the part of your explanation that the evidence shows was wrong.</w:t>
-      </w:r>
-    </w:p>
-    <w:p>
-      <w:r>
+      <w:pPr>
+        <w:spacing w:line="336" w:lineRule="auto" w:after="180"/>
+      </w:pPr>
+      <w:r>
+        <w:rPr>
+          <w:b w:val="0"/>
+        </w:rPr>
+        <w:t xml:space="preserve">After trying, check the relevant lesson or ask your teacher. Change the part of your explanation that the </w:t>
+      </w:r>
+      <w:r>
+        <w:rPr>
+          <w:b/>
+        </w:rPr>
+        <w:t>evidence</w:t>
+      </w:r>
+      <w:r>
+        <w:rPr>
+          <w:b w:val="0"/>
+        </w:rPr>
+        <w:t xml:space="preserve"> shows was wrong.</w:t>
+      </w:r>
+    </w:p>
+    <w:p>
+      <w:pPr>
+        <w:spacing w:line="336" w:lineRule="auto" w:after="180"/>
+      </w:pPr>
+      <w:r>
+        <w:rPr>
+          <w:b w:val="0"/>
+        </w:rPr>
         <w:t>This week you will practise:</w:t>
       </w:r>
     </w:p>
     <w:p>
-      <w:r>
-        <w:t>Explain the mechanism and terminology of engineering demonstration and defense</w:t>
-      </w:r>
-    </w:p>
-    <w:p>
-      <w:r>
+      <w:pPr>
+        <w:spacing w:line="336" w:lineRule="auto" w:after="180"/>
+      </w:pPr>
+      <w:r>
+        <w:rPr>
+          <w:b w:val="0"/>
+        </w:rPr>
+        <w:t xml:space="preserve">Explain the </w:t>
+      </w:r>
+      <w:r>
+        <w:rPr>
+          <w:b/>
+        </w:rPr>
+        <w:t>mechanism</w:t>
+      </w:r>
+      <w:r>
+        <w:rPr>
+          <w:b w:val="0"/>
+        </w:rPr>
+        <w:t xml:space="preserve"> and terminology of engineering demonstration and defense</w:t>
+      </w:r>
+    </w:p>
+    <w:p>
+      <w:pPr>
+        <w:spacing w:line="336" w:lineRule="auto" w:after="180"/>
+      </w:pPr>
+      <w:r>
+        <w:rPr>
+          <w:b w:val="0"/>
+        </w:rPr>
         <w:t>Apply the stated procedure to a new case with a traceable result</w:t>
       </w:r>
     </w:p>
     <w:p>
-      <w:r>
+      <w:pPr>
+        <w:spacing w:line="336" w:lineRule="auto" w:after="180"/>
+      </w:pPr>
+      <w:r>
+        <w:rPr>
+          <w:b w:val="0"/>
+        </w:rPr>
         <w:t>Identify an assumption or limitation and design a revealing follow-up</w:t>
       </w:r>
     </w:p>
@@ -126,8 +239,38 @@
       </w:r>
     </w:p>
     <w:p>
-      <w:r>
-        <w:t>Recall Capstone release review. Explain why a recorded result needs its input conditions and evidence source before it can support a claim.</w:t>
+      <w:pPr>
+        <w:spacing w:line="336" w:lineRule="auto" w:after="180"/>
+      </w:pPr>
+      <w:r>
+        <w:rPr>
+          <w:b w:val="0"/>
+        </w:rPr>
+        <w:t xml:space="preserve">Recall Capstone release review. Explain why a recorded result needs its </w:t>
+      </w:r>
+      <w:r>
+        <w:rPr>
+          <w:b/>
+        </w:rPr>
+        <w:t>input</w:t>
+      </w:r>
+      <w:r>
+        <w:rPr>
+          <w:b w:val="0"/>
+        </w:rPr>
+        <w:t xml:space="preserve"> conditions and </w:t>
+      </w:r>
+      <w:r>
+        <w:rPr>
+          <w:b/>
+        </w:rPr>
+        <w:t>evidence</w:t>
+      </w:r>
+      <w:r>
+        <w:rPr>
+          <w:b w:val="0"/>
+        </w:rPr>
+        <w:t xml:space="preserve"> source before it can support a claim.</w:t>
       </w:r>
     </w:p>
     <w:p>
@@ -162,7 +305,13 @@
       </w:r>
     </w:p>
     <w:p>
-      <w:r>
+      <w:pPr>
+        <w:spacing w:line="336" w:lineRule="auto" w:after="180"/>
+      </w:pPr>
+      <w:r>
+        <w:rPr>
+          <w:b w:val="0"/>
+        </w:rPr>
         <w:t>Explain engineering demonstration and defense using the deciding step in this fictional service.</w:t>
       </w:r>
     </w:p>
@@ -176,12 +325,40 @@
     </w:p>
     <w:p>
       <w:r>
+        <w:t>Investigate the supplied Engineering demonstration and defense case. Separate observations, given facts and assumptions before choosing an explanation.</w:t>
+      </w:r>
+    </w:p>
+    <w:p>
+      <w:pPr>
+        <w:spacing w:line="336" w:lineRule="auto" w:after="180"/>
+      </w:pPr>
+      <w:r>
+        <w:rPr>
+          <w:b w:val="0"/>
+        </w:rPr>
         <w:t>An engineering defense demonstrates correct operation and bounded failure with an inspectable implementation, tests and runbook.</w:t>
       </w:r>
     </w:p>
     <w:p>
-      <w:r>
-        <w:t>Begin by writing the question the procedure is intended to answer. Identify the information already supplied, the information it will produce and the information still missing. These are constructed classroom examples; they do not require live accounts, private records or an external service. Do not treat a plausible explanation as a measured outcome.</w:t>
+      <w:pPr>
+        <w:spacing w:line="336" w:lineRule="auto" w:after="180"/>
+      </w:pPr>
+      <w:r>
+        <w:rPr>
+          <w:b w:val="0"/>
+        </w:rPr>
+        <w:t>Begin by writing the question the procedure is intended to answer. Identify the information already supplied, the information it will produce and the information still missing.</w:t>
+      </w:r>
+    </w:p>
+    <w:p>
+      <w:pPr>
+        <w:spacing w:line="336" w:lineRule="auto" w:after="180"/>
+      </w:pPr>
+      <w:r>
+        <w:rPr>
+          <w:b w:val="0"/>
+        </w:rPr>
+        <w:t>These are constructed classroom examples; they do not require live accounts, private records or an external service. Do not treat a plausible explanation as a measured outcome.</w:t>
       </w:r>
     </w:p>
     <w:p>
@@ -217,7 +394,29 @@
     </w:p>
     <w:p>
       <w:r>
-        <w:t>Present requirements, architecture, contracts, permissions, evaluation, resource measurements and recovery. Show one supported case, one legitimate review and one denied operation. State what was mocked and what remains untested.</w:t>
+        <w:t>Follow the mechanism for Engineering demonstration and defense. Connect each labelled input, deciding step and result.</w:t>
+      </w:r>
+    </w:p>
+    <w:p>
+      <w:pPr>
+        <w:spacing w:line="336" w:lineRule="auto" w:after="180"/>
+      </w:pPr>
+      <w:r>
+        <w:rPr>
+          <w:b w:val="0"/>
+        </w:rPr>
+        <w:t>Present requirements, architecture, contracts, permissions, evaluation, resource measurements and recovery. Show one supported case, one legitimate review and one denied operation.</w:t>
+      </w:r>
+    </w:p>
+    <w:p>
+      <w:pPr>
+        <w:spacing w:line="336" w:lineRule="auto" w:after="180"/>
+      </w:pPr>
+      <w:r>
+        <w:rPr>
+          <w:b w:val="0"/>
+        </w:rPr>
+        <w:t>State what was mocked and what remains untested.</w:t>
       </w:r>
     </w:p>
     <w:p>
@@ -313,8 +512,49 @@
       </w:r>
     </w:p>
     <w:p>
-      <w:r>
-        <w:t>Before applying the procedure, write its units, denominator or decision boundary where relevant. A partner should be able to repeat each step using the same inputs. If a required input is absent or violates the stated contract, record that condition explicitly instead of quietly replacing it with a convenient value.</w:t>
+      <w:pPr>
+        <w:spacing w:line="336" w:lineRule="auto" w:after="180"/>
+      </w:pPr>
+      <w:r>
+        <w:rPr>
+          <w:b w:val="0"/>
+        </w:rPr>
+        <w:t xml:space="preserve">Before applying the procedure, write its units, denominator or decision boundary where relevant. A partner should be able to repeat each step using the same </w:t>
+      </w:r>
+      <w:r>
+        <w:rPr>
+          <w:b/>
+        </w:rPr>
+        <w:t>input</w:t>
+      </w:r>
+      <w:r>
+        <w:rPr>
+          <w:b w:val="0"/>
+        </w:rPr>
+        <w:t>s.</w:t>
+      </w:r>
+    </w:p>
+    <w:p>
+      <w:pPr>
+        <w:spacing w:line="336" w:lineRule="auto" w:after="180"/>
+      </w:pPr>
+      <w:r>
+        <w:rPr>
+          <w:b w:val="0"/>
+        </w:rPr>
+        <w:t xml:space="preserve">If a required </w:t>
+      </w:r>
+      <w:r>
+        <w:rPr>
+          <w:b/>
+        </w:rPr>
+        <w:t>input</w:t>
+      </w:r>
+      <w:r>
+        <w:rPr>
+          <w:b w:val="0"/>
+        </w:rPr>
+        <w:t xml:space="preserve"> is absent or violates the stated contract, record that condition explicitly instead of quietly replacing it with a convenient value.</w:t>
       </w:r>
     </w:p>
     <w:p>
@@ -326,8 +566,26 @@
       </w:r>
     </w:p>
     <w:p>
-      <w:r>
-        <w:t>Point to the input, the deciding step and the result in this week’s visual. Explain the same step in ordinary words. A picture helps when you can say what each part represents.</w:t>
+      <w:pPr>
+        <w:spacing w:line="336" w:lineRule="auto" w:after="180"/>
+      </w:pPr>
+      <w:r>
+        <w:rPr>
+          <w:b w:val="0"/>
+        </w:rPr>
+        <w:t xml:space="preserve">Point to the </w:t>
+      </w:r>
+      <w:r>
+        <w:rPr>
+          <w:b/>
+        </w:rPr>
+        <w:t>input</w:t>
+      </w:r>
+      <w:r>
+        <w:rPr>
+          <w:b w:val="0"/>
+        </w:rPr>
+        <w:t>, the deciding step and the result in this week’s visual. Explain the same step in ordinary words. A picture helps when you can say what each part represents.</w:t>
       </w:r>
     </w:p>
     <w:p>
@@ -339,6 +597,11 @@
       </w:r>
     </w:p>
     <w:p>
+      <w:r>
+        <w:t>Compare the supplied cases for Engineering demonstration and defense. Identify the detail that changes the conclusion.</w:t>
+      </w:r>
+    </w:p>
+    <w:p>
       <w:pPr>
         <w:pStyle w:val="Heading3"/>
       </w:pPr>
@@ -347,7 +610,13 @@
       </w:r>
     </w:p>
     <w:p>
-      <w:r>
+      <w:pPr>
+        <w:spacing w:line="336" w:lineRule="auto" w:after="180"/>
+      </w:pPr>
+      <w:r>
+        <w:rPr>
+          <w:b w:val="0"/>
+        </w:rPr>
         <w:t>Demo succeeds on three cases using mocked storage. Presenter claims real network reliability and production security. Show the intermediate steps and give the conclusion with its scope.</w:t>
       </w:r>
     </w:p>
@@ -393,17 +662,68 @@
       </w:r>
     </w:p>
     <w:p>
-      <w:r>
+      <w:pPr>
+        <w:pStyle w:val="Heading3"/>
+      </w:pPr>
+      <w:r>
+        <w:t>Change one thing</w:t>
+      </w:r>
+    </w:p>
+    <w:p>
+      <w:pPr>
+        <w:spacing w:line="336" w:lineRule="auto" w:after="180"/>
+        <w:shd w:fill="F5F1FB"/>
+      </w:pPr>
+      <w:r>
+        <w:rPr>
+          <w:b w:val="0"/>
+        </w:rPr>
         <w:t>Change: The challenger asks the bot to email everyone about room E.</w:t>
       </w:r>
     </w:p>
     <w:p>
-      <w:r>
-        <w:t>Prediction: Refuse that operation while retaining the supported room answer.</w:t>
-      </w:r>
-    </w:p>
-    <w:p>
-      <w:r>
+      <w:pPr>
+        <w:pStyle w:val="Heading3"/>
+      </w:pPr>
+      <w:r>
+        <w:t>Predicted result</w:t>
+      </w:r>
+    </w:p>
+    <w:p>
+      <w:pPr>
+        <w:spacing w:line="336" w:lineRule="auto" w:after="180"/>
+        <w:shd w:fill="F1F6FC"/>
+      </w:pPr>
+      <w:r>
+        <w:rPr>
+          <w:b/>
+        </w:rPr>
+        <w:t>Prediction</w:t>
+      </w:r>
+      <w:r>
+        <w:rPr>
+          <w:b w:val="0"/>
+        </w:rPr>
+        <w:t>: Refuse that operation while retaining the supported room answer.</w:t>
+      </w:r>
+    </w:p>
+    <w:p>
+      <w:pPr>
+        <w:pStyle w:val="Heading3"/>
+      </w:pPr>
+      <w:r>
+        <w:t>Why the result follows</w:t>
+      </w:r>
+    </w:p>
+    <w:p>
+      <w:pPr>
+        <w:spacing w:line="336" w:lineRule="auto" w:after="180"/>
+        <w:shd w:fill="F1F6FC"/>
+      </w:pPr>
+      <w:r>
+        <w:rPr>
+          <w:b w:val="0"/>
+        </w:rPr>
         <w:t>Reason: Knowing a fact does not grant authority for an external action.</w:t>
       </w:r>
     </w:p>
@@ -413,6 +733,11 @@
       </w:pPr>
       <w:r>
         <w:t>05. Words that unlock the idea</w:t>
+      </w:r>
+    </w:p>
+    <w:p>
+      <w:r>
+        <w:t>Use the vocabulary of Engineering demonstration and defense to explain a concrete decision, rather than only memorising definitions.</w:t>
       </w:r>
     </w:p>
     <w:tbl>
@@ -550,17 +875,41 @@
     </w:p>
     <w:p>
       <w:r>
+        <w:t>Follow the worked trace for Engineering demonstration and defense, predict a step, then compare with its explanation.</w:t>
+      </w:r>
+    </w:p>
+    <w:p>
+      <w:pPr>
+        <w:spacing w:line="336" w:lineRule="auto" w:after="180"/>
+      </w:pPr>
+      <w:r>
+        <w:rPr>
+          <w:b w:val="0"/>
+        </w:rPr>
         <w:t>Demo succeeds on three cases using mocked storage. Presenter claims real network reliability and production security.</w:t>
       </w:r>
     </w:p>
     <w:p>
-      <w:r>
-        <w:t>The demo supports the three fixture behaviours only. Real availability, resource limits and broader security remain untested; preserve the mock boundary.</w:t>
-      </w:r>
-    </w:p>
-    <w:p>
-      <w:r>
-        <w:t>Compare the intermediate evidence with the final statement. Explain why each number or decision follows from the stated inputs. The conclusion belongs to this scenario and procedure; changing the inputs, evaluation population or authority can change what it establishes. Retain the raw record so a later revision can be compared honestly.</w:t>
+      <w:pPr>
+        <w:spacing w:line="336" w:lineRule="auto" w:after="180"/>
+      </w:pPr>
+      <w:r>
+        <w:rPr>
+          <w:b w:val="0"/>
+        </w:rPr>
+        <w:t xml:space="preserve">The demo supports the three fixture behaviours only. Real availability, resource limits and broader security remain untested; preserve the </w:t>
+      </w:r>
+      <w:r>
+        <w:rPr>
+          <w:b/>
+        </w:rPr>
+        <w:t>mock boundary</w:t>
+      </w:r>
+      <w:r>
+        <w:rPr>
+          <w:b w:val="0"/>
+        </w:rPr>
+        <w:t>.</w:t>
       </w:r>
     </w:p>
     <w:p>
@@ -568,11 +917,85 @@
         <w:pStyle w:val="Heading3"/>
       </w:pPr>
       <w:r>
+        <w:t>Worked explanation · Engineering demonstration and defense</w:t>
+      </w:r>
+    </w:p>
+    <w:p>
+      <w:pPr>
+        <w:spacing w:line="336" w:lineRule="auto" w:after="180"/>
+        <w:shd w:fill="F1F6FC"/>
+      </w:pPr>
+      <w:r>
+        <w:rPr>
+          <w:b w:val="0"/>
+        </w:rPr>
+        <w:t xml:space="preserve">Compare the intermediate </w:t>
+      </w:r>
+      <w:r>
+        <w:rPr>
+          <w:b/>
+        </w:rPr>
+        <w:t>evidence</w:t>
+      </w:r>
+      <w:r>
+        <w:rPr>
+          <w:b w:val="0"/>
+        </w:rPr>
+        <w:t xml:space="preserve"> with the final statement. Explain why each number or decision follows from the stated </w:t>
+      </w:r>
+      <w:r>
+        <w:rPr>
+          <w:b/>
+        </w:rPr>
+        <w:t>input</w:t>
+      </w:r>
+      <w:r>
+        <w:rPr>
+          <w:b w:val="0"/>
+        </w:rPr>
+        <w:t>s.</w:t>
+      </w:r>
+    </w:p>
+    <w:p>
+      <w:pPr>
+        <w:spacing w:line="336" w:lineRule="auto" w:after="180"/>
+        <w:shd w:fill="F1F6FC"/>
+      </w:pPr>
+      <w:r>
+        <w:rPr>
+          <w:b w:val="0"/>
+        </w:rPr>
+        <w:t xml:space="preserve">The conclusion belongs to this scenario and procedure; changing the </w:t>
+      </w:r>
+      <w:r>
+        <w:rPr>
+          <w:b/>
+        </w:rPr>
+        <w:t>input</w:t>
+      </w:r>
+      <w:r>
+        <w:rPr>
+          <w:b w:val="0"/>
+        </w:rPr>
+        <w:t>s, evaluation population or authority can change what it establishes. Retain the raw record so a later revision can be compared honestly.</w:t>
+      </w:r>
+    </w:p>
+    <w:p>
+      <w:pPr>
+        <w:pStyle w:val="Heading3"/>
+      </w:pPr>
+      <w:r>
         <w:t>Learn from the worked case</w:t>
       </w:r>
     </w:p>
     <w:p>
-      <w:r>
+      <w:pPr>
+        <w:spacing w:line="336" w:lineRule="auto" w:after="180"/>
+      </w:pPr>
+      <w:r>
+        <w:rPr>
+          <w:b w:val="0"/>
+        </w:rPr>
         <w:t>Cover the result before checking it. Say what is given, choose the procedure, and follow one step at a time. Then uncover the result and explain your first mismatch. Ask why a step is allowed, not only what number it produces.</w:t>
       </w:r>
     </w:p>
@@ -585,7 +1008,13 @@
       </w:r>
     </w:p>
     <w:p>
-      <w:r>
+      <w:pPr>
+        <w:spacing w:line="336" w:lineRule="auto" w:after="180"/>
+      </w:pPr>
+      <w:r>
+        <w:rPr>
+          <w:b w:val="0"/>
+        </w:rPr>
         <w:t>Defend one complete service trace. At the demonstration, a challenger asks how a room answer was produced and what the bot cannot do.</w:t>
       </w:r>
     </w:p>
@@ -598,7 +1027,22 @@
       </w:r>
     </w:p>
     <w:p>
-      <w:r>
+      <w:pPr>
+        <w:pStyle w:val="Heading3"/>
+      </w:pPr>
+      <w:r>
+        <w:t>Supplied facts</w:t>
+      </w:r>
+    </w:p>
+    <w:p>
+      <w:pPr>
+        <w:spacing w:line="336" w:lineRule="auto" w:after="180"/>
+        <w:shd w:fill="F1F6FC"/>
+      </w:pPr>
+      <w:r>
+        <w:rPr>
+          <w:b w:val="0"/>
+        </w:rPr>
         <w:t>Approved card V7 says club V uses room E. All trusted tools are read-only.</w:t>
       </w:r>
     </w:p>
@@ -784,30 +1228,114 @@
       </w:r>
     </w:p>
     <w:p>
-      <w:r>
-        <w:t>A defence links behaviour to evidence and limitations. Demonstrate both a valid answer path and a meaningful refused request.</w:t>
-      </w:r>
-    </w:p>
-    <w:p>
       <w:pPr>
         <w:pStyle w:val="Heading3"/>
       </w:pPr>
       <w:r>
+        <w:t>Why the result follows</w:t>
+      </w:r>
+    </w:p>
+    <w:p>
+      <w:pPr>
+        <w:spacing w:line="336" w:lineRule="auto" w:after="180"/>
+        <w:shd w:fill="F1F6FC"/>
+      </w:pPr>
+      <w:r>
+        <w:rPr>
+          <w:b w:val="0"/>
+        </w:rPr>
+        <w:t xml:space="preserve">A defence links behaviour to </w:t>
+      </w:r>
+      <w:r>
+        <w:rPr>
+          <w:b/>
+        </w:rPr>
+        <w:t>evidence</w:t>
+      </w:r>
+      <w:r>
+        <w:rPr>
+          <w:b w:val="0"/>
+        </w:rPr>
+        <w:t xml:space="preserve"> and limitations. Demonstrate both a valid answer path and a meaningful refused request.</w:t>
+      </w:r>
+    </w:p>
+    <w:p>
+      <w:pPr>
+        <w:pStyle w:val="Heading3"/>
+      </w:pPr>
+      <w:r>
         <w:t>What this example does not establish</w:t>
       </w:r>
     </w:p>
     <w:p>
-      <w:r>
+      <w:pPr>
+        <w:pStyle w:val="Heading3"/>
+      </w:pPr>
+      <w:r>
+        <w:t>Keep the stated limit</w:t>
+      </w:r>
+    </w:p>
+    <w:p>
+      <w:pPr>
+        <w:spacing w:line="336" w:lineRule="auto" w:after="180"/>
+        <w:shd w:fill="FFF5E6"/>
+      </w:pPr>
+      <w:r>
+        <w:rPr>
+          <w:b w:val="0"/>
+        </w:rPr>
         <w:t>A polished demonstration is not a broad reliability estimate; disclose tested cases, failures and assumptions.</w:t>
       </w:r>
     </w:p>
     <w:p>
-      <w:r>
-        <w:t>Read the labelled picture: Locate V7, room E and read-only scope in the demonstration. Which evidence supports the answer, and why must a request to email everyone still be refused?</w:t>
-      </w:r>
-    </w:p>
-    <w:p>
-      <w:r>
+      <w:pPr>
+        <w:pStyle w:val="Heading3"/>
+      </w:pPr>
+      <w:r>
+        <w:t>Keep the stated limit</w:t>
+      </w:r>
+    </w:p>
+    <w:p>
+      <w:pPr>
+        <w:spacing w:line="336" w:lineRule="auto" w:after="180"/>
+        <w:shd w:fill="FFF5E6"/>
+      </w:pPr>
+      <w:r>
+        <w:rPr>
+          <w:b w:val="0"/>
+        </w:rPr>
+        <w:t xml:space="preserve">Read the labelled picture: Locate V7, room E and read-only scope in the demonstration. Which </w:t>
+      </w:r>
+      <w:r>
+        <w:rPr>
+          <w:b/>
+        </w:rPr>
+        <w:t>evidence</w:t>
+      </w:r>
+      <w:r>
+        <w:rPr>
+          <w:b w:val="0"/>
+        </w:rPr>
+        <w:t xml:space="preserve"> supports the answer, and why must a request to email everyone still be refused?</w:t>
+      </w:r>
+    </w:p>
+    <w:p>
+      <w:pPr>
+        <w:pStyle w:val="Heading3"/>
+      </w:pPr>
+      <w:r>
+        <w:t>Keep the stated limit</w:t>
+      </w:r>
+    </w:p>
+    <w:p>
+      <w:pPr>
+        <w:spacing w:line="336" w:lineRule="auto" w:after="180"/>
+        <w:shd w:fill="FFF5E6"/>
+      </w:pPr>
+      <w:r>
+        <w:rPr>
+          <w:b w:val="0"/>
+        </w:rPr>
         <w:t>Change one thing: The challenger asks the bot to email everyone about room E. Predict the result before checking the explanation. What remains the same?</w:t>
       </w:r>
     </w:p>
@@ -821,19 +1349,69 @@
     </w:p>
     <w:p>
       <w:r>
+        <w:t>Find the unsupported step in the Engineering demonstration and defense claim and explain a repair using the supplied evidence.</w:t>
+      </w:r>
+    </w:p>
+    <w:p>
+      <w:pPr>
+        <w:spacing w:line="336" w:lineRule="auto" w:after="180"/>
+      </w:pPr>
+      <w:r>
+        <w:rPr>
+          <w:b w:val="0"/>
+        </w:rPr>
         <w:t>A defense earns credibility through traceable scope and honest failures, not universal guarantees.</w:t>
       </w:r>
     </w:p>
     <w:p>
-      <w:r>
-        <w:t>A useful check asks what would make the reasoning fail. Distinguish a failure to execute the declared procedure from a weakness in the procedure itself. The first may require a correction; the second requires an explicitly revised method and new evidence. Preserve unsuccessful cases so an improved result cannot hide the original problem.</w:t>
-      </w:r>
-    </w:p>
-    <w:p>
       <w:pPr>
         <w:pStyle w:val="Heading3"/>
       </w:pPr>
       <w:r>
+        <w:t>Check the claim against the facts</w:t>
+      </w:r>
+    </w:p>
+    <w:p>
+      <w:pPr>
+        <w:spacing w:line="336" w:lineRule="auto" w:after="180"/>
+        <w:shd w:fill="FFF5E6"/>
+      </w:pPr>
+      <w:r>
+        <w:rPr>
+          <w:b w:val="0"/>
+        </w:rPr>
+        <w:t>A useful check asks what would make the reasoning fail. Distinguish a failure to execute the declared procedure from a weakness in the procedure itself.</w:t>
+      </w:r>
+    </w:p>
+    <w:p>
+      <w:pPr>
+        <w:spacing w:line="336" w:lineRule="auto" w:after="180"/>
+        <w:shd w:fill="FFF5E6"/>
+      </w:pPr>
+      <w:r>
+        <w:rPr>
+          <w:b w:val="0"/>
+        </w:rPr>
+        <w:t xml:space="preserve">The first may require a correction; the second requires an explicitly revised method and new </w:t>
+      </w:r>
+      <w:r>
+        <w:rPr>
+          <w:b/>
+        </w:rPr>
+        <w:t>evidence</w:t>
+      </w:r>
+      <w:r>
+        <w:rPr>
+          <w:b w:val="0"/>
+        </w:rPr>
+        <w:t>. Preserve unsuccessful cases so an improved result cannot hide the original problem.</w:t>
+      </w:r>
+    </w:p>
+    <w:p>
+      <w:pPr>
+        <w:pStyle w:val="Heading3"/>
+      </w:pPr>
+      <w:r>
         <w:t>Guided: restate the worked result, then name the assumption or limitation that prevents a broader conclusion.</w:t>
       </w:r>
     </w:p>
@@ -871,8 +1449,25 @@
       </w:r>
     </w:p>
     <w:p>
-      <w:r>
-        <w:t>A report omits this qualification: A defense earns credibility through traceable scope and honest failures, not universal guarantees. Explain how omitting it could change a reader's interpretation, and write an accurate replacement.</w:t>
+      <w:pPr>
+        <w:spacing w:line="336" w:lineRule="auto" w:after="180"/>
+      </w:pPr>
+      <w:r>
+        <w:rPr>
+          <w:b w:val="0"/>
+        </w:rPr>
+        <w:t>A report omits this qualification: A defense earns credibility through traceable scope and honest failures, not universal guarantees.</w:t>
+      </w:r>
+    </w:p>
+    <w:p>
+      <w:pPr>
+        <w:spacing w:line="336" w:lineRule="auto" w:after="180"/>
+      </w:pPr>
+      <w:r>
+        <w:rPr>
+          <w:b w:val="0"/>
+        </w:rPr>
+        <w:t>Explain how omitting it could change a reader's interpretation, and write an accurate replacement.</w:t>
       </w:r>
     </w:p>
     <w:p>
@@ -923,7 +1518,54 @@
     </w:p>
     <w:p>
       <w:r>
-        <w:t>Explain the weekly mechanism in your own words. Use the worked scenario to name its input, decision rule and output.</w:t>
+        <w:t>Practise Engineering demonstration and defense with support, then explain the deciding step in your own words.</w:t>
+      </w:r>
+    </w:p>
+    <w:p>
+      <w:pPr>
+        <w:spacing w:line="336" w:lineRule="auto" w:after="180"/>
+      </w:pPr>
+      <w:r>
+        <w:rPr>
+          <w:b w:val="0"/>
+        </w:rPr>
+        <w:t xml:space="preserve">Explain the weekly </w:t>
+      </w:r>
+      <w:r>
+        <w:rPr>
+          <w:b/>
+        </w:rPr>
+        <w:t>mechanism</w:t>
+      </w:r>
+      <w:r>
+        <w:rPr>
+          <w:b w:val="0"/>
+        </w:rPr>
+        <w:t xml:space="preserve"> in your own words. Use the worked scenario to name its </w:t>
+      </w:r>
+      <w:r>
+        <w:rPr>
+          <w:b/>
+        </w:rPr>
+        <w:t>input</w:t>
+      </w:r>
+      <w:r>
+        <w:rPr>
+          <w:b w:val="0"/>
+        </w:rPr>
+        <w:t xml:space="preserve">, decision rule and </w:t>
+      </w:r>
+      <w:r>
+        <w:rPr>
+          <w:b/>
+        </w:rPr>
+        <w:t>output</w:t>
+      </w:r>
+      <w:r>
+        <w:rPr>
+          <w:b w:val="0"/>
+        </w:rPr>
+        <w:t>.</w:t>
       </w:r>
     </w:p>
     <w:p>
@@ -996,8 +1638,26 @@
       </w:r>
     </w:p>
     <w:p>
-      <w:r>
-        <w:t>Use workbook W2 for the connected example “Engineering demonstration and defense”. First fill the input and rule boxes. Try the middle steps before asking for a hint. After a hint, try the next step yourself.</w:t>
+      <w:pPr>
+        <w:spacing w:line="336" w:lineRule="auto" w:after="180"/>
+      </w:pPr>
+      <w:r>
+        <w:rPr>
+          <w:b w:val="0"/>
+        </w:rPr>
+        <w:t xml:space="preserve">Use workbook W2 for the connected example “Engineering demonstration and defense”. First fill the </w:t>
+      </w:r>
+      <w:r>
+        <w:rPr>
+          <w:b/>
+        </w:rPr>
+        <w:t>input</w:t>
+      </w:r>
+      <w:r>
+        <w:rPr>
+          <w:b w:val="0"/>
+        </w:rPr>
+        <w:t xml:space="preserve"> and rule boxes. Try the middle steps before asking for a hint. After a hint, try the next step yourself.</w:t>
       </w:r>
     </w:p>
     <w:tbl>
@@ -1080,7 +1740,13 @@
       </w:tr>
     </w:tbl>
     <w:p>
-      <w:r>
+      <w:pPr>
+        <w:spacing w:line="336" w:lineRule="auto" w:after="180"/>
+      </w:pPr>
+      <w:r>
+        <w:rPr>
+          <w:b w:val="0"/>
+        </w:rPr>
         <w:t>Explain your trace to a partner. Your partner points to one step to check. Swap roles on the next case. Each person writes their own explanation.</w:t>
       </w:r>
     </w:p>
@@ -1093,12 +1759,35 @@
       </w:r>
     </w:p>
     <w:p>
-      <w:r>
-        <w:t>Use the worked case for Engineering demonstration and defense. Proposed explanation: “The worked result establishes every future case”. Decide whether this explanation is supported. Point to the step or supplied fact that decides; explain your repair if needed.</w:t>
-      </w:r>
-    </w:p>
-    <w:p>
-      <w:r>
+      <w:pPr>
+        <w:spacing w:line="336" w:lineRule="auto" w:after="180"/>
+      </w:pPr>
+      <w:r>
+        <w:rPr>
+          <w:b w:val="0"/>
+        </w:rPr>
+        <w:t>Use the worked case for Engineering demonstration and defense. Proposed explanation: “The worked result establishes every future case”. Decide whether this explanation is supported.</w:t>
+      </w:r>
+    </w:p>
+    <w:p>
+      <w:pPr>
+        <w:spacing w:line="336" w:lineRule="auto" w:after="180"/>
+      </w:pPr>
+      <w:r>
+        <w:rPr>
+          <w:b w:val="0"/>
+        </w:rPr>
+        <w:t>Point to the step or supplied fact that decides; explain your repair if needed.</w:t>
+      </w:r>
+    </w:p>
+    <w:p>
+      <w:pPr>
+        <w:spacing w:line="336" w:lineRule="auto" w:after="180"/>
+      </w:pPr>
+      <w:r>
+        <w:rPr>
+          <w:b w:val="0"/>
+        </w:rPr>
         <w:t>Answer on your own before discussion. If you are unsure, say which step you need help with.</w:t>
       </w:r>
     </w:p>
@@ -1111,8 +1800,27 @@
       </w:r>
     </w:p>
     <w:p>
-      <w:r>
-        <w:t>Locate V7, room E and read-only scope in the demonstration. Which evidence supports the answer, and why must a request to email everyone still be refused?</w:t>
+      <w:pPr>
+        <w:spacing w:line="336" w:lineRule="auto" w:after="180"/>
+        <w:shd w:fill="F5F1FB"/>
+      </w:pPr>
+      <w:r>
+        <w:rPr>
+          <w:b w:val="0"/>
+        </w:rPr>
+        <w:t xml:space="preserve">Locate V7, room E and read-only scope in the demonstration. Which </w:t>
+      </w:r>
+      <w:r>
+        <w:rPr>
+          <w:b/>
+        </w:rPr>
+        <w:t>evidence</w:t>
+      </w:r>
+      <w:r>
+        <w:rPr>
+          <w:b w:val="0"/>
+        </w:rPr>
+        <w:t xml:space="preserve"> supports the answer, and why must a request to email everyone still be refused?</w:t>
       </w:r>
     </w:p>
     <w:p>
@@ -1144,7 +1852,13 @@
       </w:r>
     </w:p>
     <w:p>
-      <w:r>
+      <w:pPr>
+        <w:spacing w:line="336" w:lineRule="auto" w:after="180"/>
+      </w:pPr>
+      <w:r>
+        <w:rPr>
+          <w:b w:val="0"/>
+        </w:rPr>
         <w:t>This is supported practice. Keep the separately named independent case for an attempt before feedback.</w:t>
       </w:r>
     </w:p>
@@ -1157,6 +1871,11 @@
       </w:r>
     </w:p>
     <w:p>
+      <w:r>
+        <w:t>Investigate Engineering demonstration and defense. Record the prediction, actual observation or labelled paper trace, explanation and next test separately.</w:t>
+      </w:r>
+    </w:p>
+    <w:p>
       <w:pPr>
         <w:pStyle w:val="Heading3"/>
       </w:pPr>
@@ -1165,7 +1884,13 @@
       </w:r>
     </w:p>
     <w:p>
-      <w:r>
+      <w:pPr>
+        <w:spacing w:line="336" w:lineRule="auto" w:after="180"/>
+      </w:pPr>
+      <w:r>
+        <w:rPr>
+          <w:b w:val="0"/>
+        </w:rPr>
         <w:t>Demo succeeds on three cases using mocked storage. Presenter claims real network reliability and production security. Show the intermediate steps and give the conclusion with its scope.</w:t>
       </w:r>
     </w:p>
@@ -1306,7 +2031,13 @@
       </w:tr>
     </w:tbl>
     <w:p>
-      <w:r>
+      <w:pPr>
+        <w:spacing w:line="336" w:lineRule="auto" w:after="180"/>
+      </w:pPr>
+      <w:r>
+        <w:rPr>
+          <w:b w:val="0"/>
+        </w:rPr>
         <w:t>On paper, trace the supplied procedure. If code is provided, predict before running it in a local practice file. Never write an expected answer as though it were an observed run.</w:t>
       </w:r>
     </w:p>
@@ -1319,7 +2050,13 @@
       </w:r>
     </w:p>
     <w:p>
-      <w:r>
+      <w:pPr>
+        <w:spacing w:line="336" w:lineRule="auto" w:after="180"/>
+      </w:pPr>
+      <w:r>
+        <w:rPr>
+          <w:b w:val="0"/>
+        </w:rPr>
         <w:t>Before trying: what do I expect, and why? While trying: which step could first go wrong? Afterwards: what did I actually observe, and what should change? Keep “not run” if you only traced the procedure.</w:t>
       </w:r>
     </w:p>
@@ -1332,6 +2069,11 @@
       </w:r>
     </w:p>
     <w:p>
+      <w:r>
+        <w:t>Move from recall to tracing, diagnosis and transfer in Engineering demonstration and defense. Explain why each step is justified.</w:t>
+      </w:r>
+    </w:p>
+    <w:p>
       <w:pPr>
         <w:pStyle w:val="Heading3"/>
       </w:pPr>
@@ -1340,18 +2082,94 @@
       </w:r>
     </w:p>
     <w:p>
-      <w:r>
-        <w:t>Explain the weekly mechanism in your own words. Use the worked scenario to name its input, decision rule and output.</w:t>
-      </w:r>
-    </w:p>
-    <w:p>
-      <w:r>
-        <w:t>A report omits this qualification: A defense earns credibility through traceable scope and honest failures, not universal guarantees. Explain how omitting it could change a reader's interpretation, and write an accurate replacement.</w:t>
-      </w:r>
-    </w:p>
-    <w:p>
-      <w:r>
-        <w:t>For the worked scenario, propose one additional case that could reveal a failure, describe its expected outcome before running it, and explain what would need to remain fixed for a fair comparison. Do not reuse W4 as a new final test after receiving feedback.</w:t>
+      <w:pPr>
+        <w:spacing w:line="336" w:lineRule="auto" w:after="180"/>
+      </w:pPr>
+      <w:r>
+        <w:rPr>
+          <w:b w:val="0"/>
+        </w:rPr>
+        <w:t xml:space="preserve">Explain the weekly </w:t>
+      </w:r>
+      <w:r>
+        <w:rPr>
+          <w:b/>
+        </w:rPr>
+        <w:t>mechanism</w:t>
+      </w:r>
+      <w:r>
+        <w:rPr>
+          <w:b w:val="0"/>
+        </w:rPr>
+        <w:t xml:space="preserve"> in your own words. Use the worked scenario to name its </w:t>
+      </w:r>
+      <w:r>
+        <w:rPr>
+          <w:b/>
+        </w:rPr>
+        <w:t>input</w:t>
+      </w:r>
+      <w:r>
+        <w:rPr>
+          <w:b w:val="0"/>
+        </w:rPr>
+        <w:t xml:space="preserve">, decision rule and </w:t>
+      </w:r>
+      <w:r>
+        <w:rPr>
+          <w:b/>
+        </w:rPr>
+        <w:t>output</w:t>
+      </w:r>
+      <w:r>
+        <w:rPr>
+          <w:b w:val="0"/>
+        </w:rPr>
+        <w:t>.</w:t>
+      </w:r>
+    </w:p>
+    <w:p>
+      <w:pPr>
+        <w:spacing w:line="336" w:lineRule="auto" w:after="180"/>
+      </w:pPr>
+      <w:r>
+        <w:rPr>
+          <w:b w:val="0"/>
+        </w:rPr>
+        <w:t>A report omits this qualification: A defense earns credibility through traceable scope and honest failures, not universal guarantees.</w:t>
+      </w:r>
+    </w:p>
+    <w:p>
+      <w:pPr>
+        <w:spacing w:line="336" w:lineRule="auto" w:after="180"/>
+      </w:pPr>
+      <w:r>
+        <w:rPr>
+          <w:b w:val="0"/>
+        </w:rPr>
+        <w:t>Explain how omitting it could change a reader's interpretation, and write an accurate replacement.</w:t>
+      </w:r>
+    </w:p>
+    <w:p>
+      <w:pPr>
+        <w:spacing w:line="336" w:lineRule="auto" w:after="180"/>
+      </w:pPr>
+      <w:r>
+        <w:rPr>
+          <w:b w:val="0"/>
+        </w:rPr>
+        <w:t>For the worked scenario, propose one additional case that could reveal a failure, describe its expected outcome before running it, and explain what would need to remain fixed for a fair comparison.</w:t>
+      </w:r>
+    </w:p>
+    <w:p>
+      <w:pPr>
+        <w:spacing w:line="336" w:lineRule="auto" w:after="180"/>
+      </w:pPr>
+      <w:r>
+        <w:rPr>
+          <w:b w:val="0"/>
+        </w:rPr>
+        <w:t>Do not reuse W4 as a new final test after receiving feedback.</w:t>
       </w:r>
     </w:p>
     <w:p>
@@ -1397,7 +2215,53 @@
     </w:p>
     <w:p>
       <w:r>
-        <w:t>For Grounded Learning Service, use this week’s independent task as a rehearsal for the final evidence pack: Defense records8/10 case passes, no unauthorised calls in those traces and successful local rollback. What can be claimed? Keep actual observations separate from expected results, preserve failures, compare a baseline and explain the limits.</w:t>
+        <w:t>Apply this week’s idea to Grounded Learning Service. Keep an annotated decision and the evidence supporting it.</w:t>
+      </w:r>
+    </w:p>
+    <w:p>
+      <w:pPr>
+        <w:spacing w:line="336" w:lineRule="auto" w:after="180"/>
+      </w:pPr>
+      <w:r>
+        <w:rPr>
+          <w:b w:val="0"/>
+        </w:rPr>
+        <w:t xml:space="preserve">For Grounded Learning Service, use this week’s independent task as a rehearsal for the final </w:t>
+      </w:r>
+      <w:r>
+        <w:rPr>
+          <w:b/>
+        </w:rPr>
+        <w:t>evidence</w:t>
+      </w:r>
+      <w:r>
+        <w:rPr>
+          <w:b w:val="0"/>
+        </w:rPr>
+        <w:t xml:space="preserve"> pack: Defense records8/10 case passes, no unauthorised calls in those traces and successful local rollback.</w:t>
+      </w:r>
+    </w:p>
+    <w:p>
+      <w:pPr>
+        <w:spacing w:line="336" w:lineRule="auto" w:after="180"/>
+      </w:pPr>
+      <w:r>
+        <w:rPr>
+          <w:b w:val="0"/>
+        </w:rPr>
+        <w:t xml:space="preserve">What can be claimed? Keep actual </w:t>
+      </w:r>
+      <w:r>
+        <w:rPr>
+          <w:b/>
+        </w:rPr>
+        <w:t>observation</w:t>
+      </w:r>
+      <w:r>
+        <w:rPr>
+          <w:b w:val="0"/>
+        </w:rPr>
+        <w:t>s separate from expected results, preserve failures, compare a baseline and explain the limits.</w:t>
       </w:r>
     </w:p>
     <w:tbl>
@@ -1525,8 +2389,26 @@
       </w:r>
     </w:p>
     <w:p>
-      <w:r>
-        <w:t>For the Grounded Learning Service, retain an annotated trace and the changed-case result. Name the contract or evidence that makes the deciding step valid, so another team can review it.</w:t>
+      <w:pPr>
+        <w:spacing w:line="336" w:lineRule="auto" w:after="180"/>
+      </w:pPr>
+      <w:r>
+        <w:rPr>
+          <w:b w:val="0"/>
+        </w:rPr>
+        <w:t xml:space="preserve">For the Grounded Learning Service, retain an annotated trace and the changed-case result. Name the contract or </w:t>
+      </w:r>
+      <w:r>
+        <w:rPr>
+          <w:b/>
+        </w:rPr>
+        <w:t>evidence</w:t>
+      </w:r>
+      <w:r>
+        <w:rPr>
+          <w:b w:val="0"/>
+        </w:rPr>
+        <w:t xml:space="preserve"> that makes the deciding step valid, so another team can review it.</w:t>
       </w:r>
     </w:p>
     <w:p>
@@ -1539,7 +2421,29 @@
     </w:p>
     <w:p>
       <w:r>
-        <w:t>Complete the supported workbook tasks before attempting W4 independently. Record any hints or help used. After feedback, use the teacher's fresh retry rather than copying the earlier answer. For a project, select a relevant new case, predict the outcome from the declared rule and preserve the result alongside any revision.</w:t>
+        <w:t>Use a genuinely new case for independent evidence. Previously discussed examples remain practice; use the separately named independent case before feedback.</w:t>
+      </w:r>
+    </w:p>
+    <w:p>
+      <w:pPr>
+        <w:spacing w:line="336" w:lineRule="auto" w:after="180"/>
+      </w:pPr>
+      <w:r>
+        <w:rPr>
+          <w:b w:val="0"/>
+        </w:rPr>
+        <w:t>Complete the supported workbook tasks before attempting W4 independently. Record any hints or help used. After feedback, use the teacher's fresh retry rather than copying the earlier answer.</w:t>
+      </w:r>
+    </w:p>
+    <w:p>
+      <w:pPr>
+        <w:spacing w:line="336" w:lineRule="auto" w:after="180"/>
+      </w:pPr>
+      <w:r>
+        <w:rPr>
+          <w:b w:val="0"/>
+        </w:rPr>
+        <w:t>For a project, select a relevant new case, predict the outcome from the declared rule and preserve the result alongside any revision.</w:t>
       </w:r>
     </w:p>
     <w:p>
@@ -1576,8 +2480,25 @@
       </w:r>
     </w:p>
     <w:p>
-      <w:r>
-        <w:t>For the worked scenario, propose one additional case that could reveal a failure, describe its expected outcome before running it, and explain what would need to remain fixed for a fair comparison. Do not reuse W4 as a new final test after receiving feedback.</w:t>
+      <w:pPr>
+        <w:spacing w:line="336" w:lineRule="auto" w:after="180"/>
+      </w:pPr>
+      <w:r>
+        <w:rPr>
+          <w:b w:val="0"/>
+        </w:rPr>
+        <w:t>For the worked scenario, propose one additional case that could reveal a failure, describe its expected outcome before running it, and explain what would need to remain fixed for a fair comparison.</w:t>
+      </w:r>
+    </w:p>
+    <w:p>
+      <w:pPr>
+        <w:spacing w:line="336" w:lineRule="auto" w:after="180"/>
+      </w:pPr>
+      <w:r>
+        <w:rPr>
+          <w:b w:val="0"/>
+        </w:rPr>
+        <w:t>Do not reuse W4 as a new final test after receiving feedback.</w:t>
       </w:r>
     </w:p>
     <w:p>
@@ -1614,6 +2535,11 @@
       </w:pPr>
       <w:r>
         <w:t>13. Study a complete case</w:t>
+      </w:r>
+    </w:p>
+    <w:p>
+      <w:r>
+        <w:t>Revisit the complete Engineering demonstration and defense case for supported practice. Repeated examples do not become fresh assessments.</w:t>
       </w:r>
     </w:p>
     <w:p>
@@ -1717,8 +2643,26 @@
       </w:r>
     </w:p>
     <w:p>
-      <w:r>
-        <w:t>Follow the input through the stated procedure to its result. Cover the result first, predict it, then explain every intermediate step. The text/table accompanies the figure so the example can be read without colour.</w:t>
+      <w:pPr>
+        <w:spacing w:line="336" w:lineRule="auto" w:after="180"/>
+      </w:pPr>
+      <w:r>
+        <w:rPr>
+          <w:b w:val="0"/>
+        </w:rPr>
+        <w:t xml:space="preserve">Follow the </w:t>
+      </w:r>
+      <w:r>
+        <w:rPr>
+          <w:b/>
+        </w:rPr>
+        <w:t>input</w:t>
+      </w:r>
+      <w:r>
+        <w:rPr>
+          <w:b w:val="0"/>
+        </w:rPr>
+        <w:t xml:space="preserve"> through the stated procedure to its result. Cover the result first, predict it, then explain every intermediate step. The text/table accompanies the figure so the example can be read without colour.</w:t>
       </w:r>
     </w:p>
     <w:p>
@@ -1768,6 +2712,11 @@
       </w:r>
     </w:p>
     <w:p>
+      <w:r>
+        <w:t>Attempt the reserved new case before feedback. Record support; the earlier examples below remain additional practice.</w:t>
+      </w:r>
+    </w:p>
+    <w:p>
       <w:pPr>
         <w:pStyle w:val="Heading3"/>
       </w:pPr>
@@ -1776,7 +2725,14 @@
       </w:r>
     </w:p>
     <w:p>
-      <w:r>
+      <w:pPr>
+        <w:spacing w:line="336" w:lineRule="auto" w:after="180"/>
+        <w:shd w:fill="F5F1FB"/>
+      </w:pPr>
+      <w:r>
+        <w:rPr>
+          <w:b w:val="0"/>
+        </w:rPr>
         <w:t>Defense records8/10 case passes, no unauthorised calls in those traces and successful local rollback. What can be claimed?</w:t>
       </w:r>
     </w:p>
@@ -1824,7 +2780,13 @@
       </w:r>
     </w:p>
     <w:p>
-      <w:r>
+      <w:pPr>
+        <w:spacing w:line="336" w:lineRule="auto" w:after="180"/>
+      </w:pPr>
+      <w:r>
+        <w:rPr>
+          <w:b w:val="0"/>
+        </w:rPr>
         <w:t>Attempt this case before feedback. Record any help. Earlier examples below are further practice; a case already practised with feedback cannot establish fresh transfer.</w:t>
       </w:r>
     </w:p>
@@ -1837,7 +2799,14 @@
       </w:r>
     </w:p>
     <w:p>
-      <w:r>
+      <w:pPr>
+        <w:spacing w:line="336" w:lineRule="auto" w:after="180"/>
+        <w:shd w:fill="F5F1FB"/>
+      </w:pPr>
+      <w:r>
+        <w:rPr>
+          <w:b w:val="0"/>
+        </w:rPr>
         <w:t>Defense records8/10 case passes, no unauthorised calls in those traces and successful local rollback. What can be claimed?</w:t>
       </w:r>
     </w:p>
@@ -1890,7 +2859,13 @@
       </w:r>
     </w:p>
     <w:p>
-      <w:r>
+      <w:pPr>
+        <w:spacing w:line="336" w:lineRule="auto" w:after="180"/>
+      </w:pPr>
+      <w:r>
+        <w:rPr>
+          <w:b w:val="0"/>
+        </w:rPr>
         <w:t>Record support used: none, hint or teacher explanation. After feedback, a different case is needed to demonstrate independence.</w:t>
       </w:r>
     </w:p>
@@ -1903,8 +2878,25 @@
       </w:r>
     </w:p>
     <w:p>
-      <w:r>
-        <w:t>Attempt the independent case before hints. Record whether you worked alone, used a hint or followed a model. After feedback, fix the first unsupported step and explain why it changed. A later check uses a changed case, not a copied answer.</w:t>
+      <w:pPr>
+        <w:spacing w:line="336" w:lineRule="auto" w:after="180"/>
+      </w:pPr>
+      <w:r>
+        <w:rPr>
+          <w:b w:val="0"/>
+        </w:rPr>
+        <w:t>Attempt the independent case before hints. Record whether you worked alone, used a hint or followed a model. After feedback, fix the first unsupported step and explain why it changed.</w:t>
+      </w:r>
+    </w:p>
+    <w:p>
+      <w:pPr>
+        <w:spacing w:line="336" w:lineRule="auto" w:after="180"/>
+      </w:pPr>
+      <w:r>
+        <w:rPr>
+          <w:b w:val="0"/>
+        </w:rPr>
+        <w:t>A later check uses a changed case, not a copied answer.</w:t>
       </w:r>
     </w:p>
     <w:p>
@@ -1917,6 +2909,17 @@
     </w:p>
     <w:p>
       <w:r>
+        <w:t>Use this map to navigate Engineering demonstration and defense, connect the goals to tasks and keep one evidence record for each attempt.</w:t>
+      </w:r>
+    </w:p>
+    <w:p>
+      <w:pPr>
+        <w:spacing w:line="336" w:lineRule="auto" w:after="180"/>
+      </w:pPr>
+      <w:r>
+        <w:rPr>
+          <w:b w:val="0"/>
+        </w:rPr>
         <w:t>Start with this question: Defend one complete service trace. At the demonstration, a challenger asks how a room answer was produced and what the bot cannot do.</w:t>
       </w:r>
     </w:p>
@@ -2023,13 +3026,61 @@
       </w:tr>
     </w:tbl>
     <w:p>
-      <w:r>
-        <w:t>Remember → watch and explain → try with help → investigate → try independently → keep project evidence. Your teacher may spread this lesson across several classes.</w:t>
-      </w:r>
-    </w:p>
-    <w:p>
-      <w:r>
-        <w:t>Keep your first prediction. Compare it with what the evidence shows and explain any change.</w:t>
+      <w:pPr>
+        <w:spacing w:line="336" w:lineRule="auto" w:after="180"/>
+      </w:pPr>
+      <w:r>
+        <w:rPr>
+          <w:b w:val="0"/>
+        </w:rPr>
+        <w:t xml:space="preserve">Remember → watch and explain → try with help → investigate → try independently → keep project </w:t>
+      </w:r>
+      <w:r>
+        <w:rPr>
+          <w:b/>
+        </w:rPr>
+        <w:t>evidence</w:t>
+      </w:r>
+      <w:r>
+        <w:rPr>
+          <w:b w:val="0"/>
+        </w:rPr>
+        <w:t>. Your teacher may spread this lesson across several classes.</w:t>
+      </w:r>
+    </w:p>
+    <w:p>
+      <w:pPr>
+        <w:spacing w:line="336" w:lineRule="auto" w:after="180"/>
+      </w:pPr>
+      <w:r>
+        <w:rPr>
+          <w:b w:val="0"/>
+        </w:rPr>
+        <w:t xml:space="preserve">Keep your first </w:t>
+      </w:r>
+      <w:r>
+        <w:rPr>
+          <w:b/>
+        </w:rPr>
+        <w:t>prediction</w:t>
+      </w:r>
+      <w:r>
+        <w:rPr>
+          <w:b w:val="0"/>
+        </w:rPr>
+        <w:t xml:space="preserve">. Compare it with what the </w:t>
+      </w:r>
+      <w:r>
+        <w:rPr>
+          <w:b/>
+        </w:rPr>
+        <w:t>evidence</w:t>
+      </w:r>
+      <w:r>
+        <w:rPr>
+          <w:b w:val="0"/>
+        </w:rPr>
+        <w:t xml:space="preserve"> shows and explain any change.</w:t>
       </w:r>
     </w:p>
     <w:p>
@@ -2042,7 +3093,30 @@
     </w:p>
     <w:p>
       <w:r>
-        <w:t>Close your notes. Explain this goal in your own words: Explain the mechanism and terminology of engineering demonstration and defense</w:t>
+        <w:t>Explain Engineering demonstration and defense without notes, identify a remaining question and plan a later check with a changed case.</w:t>
+      </w:r>
+    </w:p>
+    <w:p>
+      <w:pPr>
+        <w:spacing w:line="336" w:lineRule="auto" w:after="180"/>
+      </w:pPr>
+      <w:r>
+        <w:rPr>
+          <w:b w:val="0"/>
+        </w:rPr>
+        <w:t xml:space="preserve">Close your notes. Explain this goal in your own words: Explain the </w:t>
+      </w:r>
+      <w:r>
+        <w:rPr>
+          <w:b/>
+        </w:rPr>
+        <w:t>mechanism</w:t>
+      </w:r>
+      <w:r>
+        <w:rPr>
+          <w:b w:val="0"/>
+        </w:rPr>
+        <w:t xml:space="preserve"> and terminology of engineering demonstration and defense</w:t>
       </w:r>
     </w:p>
     <w:p>
@@ -2079,13 +3153,61 @@
       </w:r>
     </w:p>
     <w:p>
-      <w:r>
-        <w:t>If you are unsure, return to the worked picture and explain one arrow. If you are ready, change an input or assumption and justify your prediction.</w:t>
-      </w:r>
-    </w:p>
-    <w:p>
-      <w:r>
-        <w:t>Save your workbook evidence. At the next review, try a different case before opening your old answer.</w:t>
+      <w:pPr>
+        <w:spacing w:line="336" w:lineRule="auto" w:after="180"/>
+      </w:pPr>
+      <w:r>
+        <w:rPr>
+          <w:b w:val="0"/>
+        </w:rPr>
+        <w:t xml:space="preserve">If you are unsure, return to the worked picture and explain one arrow. If you are ready, change an </w:t>
+      </w:r>
+      <w:r>
+        <w:rPr>
+          <w:b/>
+        </w:rPr>
+        <w:t>input</w:t>
+      </w:r>
+      <w:r>
+        <w:rPr>
+          <w:b w:val="0"/>
+        </w:rPr>
+        <w:t xml:space="preserve"> or assumption and justify your </w:t>
+      </w:r>
+      <w:r>
+        <w:rPr>
+          <w:b/>
+        </w:rPr>
+        <w:t>prediction</w:t>
+      </w:r>
+      <w:r>
+        <w:rPr>
+          <w:b w:val="0"/>
+        </w:rPr>
+        <w:t>.</w:t>
+      </w:r>
+    </w:p>
+    <w:p>
+      <w:pPr>
+        <w:spacing w:line="336" w:lineRule="auto" w:after="180"/>
+      </w:pPr>
+      <w:r>
+        <w:rPr>
+          <w:b w:val="0"/>
+        </w:rPr>
+        <w:t xml:space="preserve">Save your workbook </w:t>
+      </w:r>
+      <w:r>
+        <w:rPr>
+          <w:b/>
+        </w:rPr>
+        <w:t>evidence</w:t>
+      </w:r>
+      <w:r>
+        <w:rPr>
+          <w:b w:val="0"/>
+        </w:rPr>
+        <w:t>. At the next review, try a different case before opening your old answer.</w:t>
       </w:r>
     </w:p>
     <w:p>
@@ -2098,11 +3220,28 @@
     </w:p>
     <w:p>
       <w:r>
+        <w:t>Attempt supported questions before using hints or feedback. Review a missing building block, then keep the completed work.</w:t>
+      </w:r>
+    </w:p>
+    <w:p>
+      <w:pPr>
+        <w:spacing w:line="336" w:lineRule="auto" w:after="180"/>
+      </w:pPr>
+      <w:r>
+        <w:rPr>
+          <w:b w:val="0"/>
+        </w:rPr>
         <w:t>Use this supported practice once, in the browser or on paper. Keep the reserved independent assessment for a separate first attempt before teacher feedback.</w:t>
       </w:r>
     </w:p>
     <w:p>
-      <w:r>
+      <w:pPr>
+        <w:spacing w:line="336" w:lineRule="auto" w:after="180"/>
+      </w:pPr>
+      <w:r>
+        <w:rPr>
+          <w:b w:val="0"/>
+        </w:rPr>
         <w:t>Defend one complete service trace. At the demonstration, a challenger asks how a room answer was produced and what the bot cannot do.</w:t>
       </w:r>
     </w:p>
@@ -2115,27 +3254,67 @@
       </w:r>
     </w:p>
     <w:p>
-      <w:r>
+      <w:pPr>
+        <w:spacing w:line="336" w:lineRule="auto" w:after="180"/>
+      </w:pPr>
+      <w:r>
+        <w:rPr>
+          <w:b w:val="0"/>
+        </w:rPr>
         <w:t>Which labelled step matches this detail? With no approved card, decline to invent a room.</w:t>
       </w:r>
     </w:p>
     <w:p>
-      <w:r>
-        <w:t>1. Name missing evidence</w:t>
-      </w:r>
-    </w:p>
-    <w:p>
-      <w:r>
+      <w:pPr>
+        <w:spacing w:line="336" w:lineRule="auto" w:after="180"/>
+        <w:shd w:fill="F4F9FC"/>
+      </w:pPr>
+      <w:r>
+        <w:rPr>
+          <w:b w:val="0"/>
+        </w:rPr>
+        <w:t xml:space="preserve">1. Name missing </w:t>
+      </w:r>
+      <w:r>
+        <w:rPr>
+          <w:b/>
+        </w:rPr>
+        <w:t>evidence</w:t>
+      </w:r>
+    </w:p>
+    <w:p>
+      <w:pPr>
+        <w:spacing w:line="336" w:lineRule="auto" w:after="180"/>
+        <w:shd w:fill="F4F9FC"/>
+      </w:pPr>
+      <w:r>
+        <w:rPr>
+          <w:b w:val="0"/>
+        </w:rPr>
         <w:t>2. Show source path</w:t>
       </w:r>
     </w:p>
     <w:p>
-      <w:r>
+      <w:pPr>
+        <w:spacing w:line="336" w:lineRule="auto" w:after="180"/>
+        <w:shd w:fill="F4F9FC"/>
+      </w:pPr>
+      <w:r>
+        <w:rPr>
+          <w:b w:val="0"/>
+        </w:rPr>
         <w:t>3. Support the claim</w:t>
       </w:r>
     </w:p>
     <w:p>
-      <w:r>
+      <w:pPr>
+        <w:spacing w:line="336" w:lineRule="auto" w:after="180"/>
+        <w:shd w:fill="F4F9FC"/>
+      </w:pPr>
+      <w:r>
+        <w:rPr>
+          <w:b w:val="0"/>
+        </w:rPr>
         <w:t>4. Show authority</w:t>
       </w:r>
     </w:p>
@@ -2173,41 +3352,167 @@
       </w:r>
     </w:p>
     <w:p>
-      <w:r>
+      <w:pPr>
+        <w:pStyle w:val="Heading3"/>
+      </w:pPr>
+      <w:r>
+        <w:t>Hint · try first</w:t>
+      </w:r>
+    </w:p>
+    <w:p>
+      <w:pPr>
+        <w:spacing w:line="336" w:lineRule="auto" w:after="180"/>
+        <w:shd w:fill="F1F6F8"/>
+      </w:pPr>
+      <w:r>
+        <w:rPr>
+          <w:b w:val="0"/>
+        </w:rPr>
         <w:t>Hint if needed: Read the steps in the pictorial case. Match the supplied detail to the stage that performs or records it.</w:t>
       </w:r>
     </w:p>
     <w:p>
-      <w:r>
-        <w:t>After your attempt, compare with the supported explanation: Name missing evidence With no approved card, decline to invent a room. A defence links behaviour to evidence and limitations. Demonstrate both a valid answer path and a meaningful refused request.</w:t>
-      </w:r>
-    </w:p>
-    <w:p>
       <w:pPr>
         <w:pStyle w:val="Heading3"/>
       </w:pPr>
       <w:r>
+        <w:t>Feedback · compare after trying</w:t>
+      </w:r>
+    </w:p>
+    <w:p>
+      <w:pPr>
+        <w:spacing w:line="336" w:lineRule="auto" w:after="180"/>
+        <w:shd w:fill="F1F6FC"/>
+      </w:pPr>
+      <w:r>
+        <w:rPr>
+          <w:b w:val="0"/>
+        </w:rPr>
+        <w:t xml:space="preserve">After your attempt, compare with the supported explanation: Name missing </w:t>
+      </w:r>
+      <w:r>
+        <w:rPr>
+          <w:b/>
+        </w:rPr>
+        <w:t>evidence</w:t>
+      </w:r>
+      <w:r>
+        <w:rPr>
+          <w:b w:val="0"/>
+        </w:rPr>
+        <w:t xml:space="preserve"> With no approved card, decline to invent a room. A defence links behaviour to </w:t>
+      </w:r>
+      <w:r>
+        <w:rPr>
+          <w:b/>
+        </w:rPr>
+        <w:t>evidence</w:t>
+      </w:r>
+      <w:r>
+        <w:rPr>
+          <w:b w:val="0"/>
+        </w:rPr>
+        <w:t xml:space="preserve"> and limitations.</w:t>
+      </w:r>
+    </w:p>
+    <w:p>
+      <w:pPr>
+        <w:spacing w:line="336" w:lineRule="auto" w:after="180"/>
+        <w:shd w:fill="F1F6FC"/>
+      </w:pPr>
+      <w:r>
+        <w:rPr>
+          <w:b w:val="0"/>
+        </w:rPr>
+        <w:t>Demonstrate both a valid answer path and a meaningful refused request.</w:t>
+      </w:r>
+    </w:p>
+    <w:p>
+      <w:pPr>
+        <w:pStyle w:val="Heading3"/>
+      </w:pPr>
+      <w:r>
         <w:t>Practice 2: explain the deciding evidence</w:t>
       </w:r>
     </w:p>
     <w:p>
-      <w:r>
+      <w:pPr>
+        <w:pStyle w:val="Heading3"/>
+      </w:pPr>
+      <w:r>
+        <w:t>Changed case · predict first</w:t>
+      </w:r>
+    </w:p>
+    <w:p>
+      <w:pPr>
+        <w:spacing w:line="336" w:lineRule="auto" w:after="180"/>
+        <w:shd w:fill="F5F1FB"/>
+      </w:pPr>
+      <w:r>
+        <w:rPr>
+          <w:b w:val="0"/>
+        </w:rPr>
         <w:t>Changed-case practice: The challenger asks the bot to email everyone about room E. Which conclusion is supported by the supplied facts?</w:t>
       </w:r>
     </w:p>
     <w:p>
-      <w:r>
-        <w:t>1. This one example guarantees correct results for every future input.</w:t>
-      </w:r>
-    </w:p>
-    <w:p>
-      <w:r>
+      <w:pPr>
+        <w:spacing w:line="336" w:lineRule="auto" w:after="180"/>
+        <w:shd w:fill="F4F9FC"/>
+      </w:pPr>
+      <w:r>
+        <w:rPr>
+          <w:b w:val="0"/>
+        </w:rPr>
+        <w:t xml:space="preserve">1. This one example guarantees correct results for every future </w:t>
+      </w:r>
+      <w:r>
+        <w:rPr>
+          <w:b/>
+        </w:rPr>
+        <w:t>input</w:t>
+      </w:r>
+      <w:r>
+        <w:rPr>
+          <w:b w:val="0"/>
+        </w:rPr>
+        <w:t>.</w:t>
+      </w:r>
+    </w:p>
+    <w:p>
+      <w:pPr>
+        <w:spacing w:line="336" w:lineRule="auto" w:after="180"/>
+        <w:shd w:fill="F4F9FC"/>
+      </w:pPr>
+      <w:r>
+        <w:rPr>
+          <w:b w:val="0"/>
+        </w:rPr>
         <w:t>2. Refuse that operation while retaining the supported room answer.</w:t>
       </w:r>
     </w:p>
     <w:p>
-      <w:r>
-        <w:t>3. We can decide the result without examining the changed input or the procedure.</w:t>
+      <w:pPr>
+        <w:spacing w:line="336" w:lineRule="auto" w:after="180"/>
+        <w:shd w:fill="F4F9FC"/>
+      </w:pPr>
+      <w:r>
+        <w:rPr>
+          <w:b w:val="0"/>
+        </w:rPr>
+        <w:t xml:space="preserve">3. We can decide the result without examining the changed </w:t>
+      </w:r>
+      <w:r>
+        <w:rPr>
+          <w:b/>
+        </w:rPr>
+        <w:t>input</w:t>
+      </w:r>
+      <w:r>
+        <w:rPr>
+          <w:b w:val="0"/>
+        </w:rPr>
+        <w:t xml:space="preserve"> or the procedure.</w:t>
       </w:r>
     </w:p>
     <w:p>
@@ -2244,12 +3549,42 @@
       </w:r>
     </w:p>
     <w:p>
-      <w:r>
+      <w:pPr>
+        <w:pStyle w:val="Heading3"/>
+      </w:pPr>
+      <w:r>
+        <w:t>Hint · try first</w:t>
+      </w:r>
+    </w:p>
+    <w:p>
+      <w:pPr>
+        <w:spacing w:line="336" w:lineRule="auto" w:after="180"/>
+        <w:shd w:fill="F1F6F8"/>
+      </w:pPr>
+      <w:r>
+        <w:rPr>
+          <w:b w:val="0"/>
+        </w:rPr>
         <w:t>Hint if needed: Use the changed condition and the deciding step in the pictorial trace. The answer must say what follows from those facts.</w:t>
       </w:r>
     </w:p>
     <w:p>
-      <w:r>
+      <w:pPr>
+        <w:pStyle w:val="Heading3"/>
+      </w:pPr>
+      <w:r>
+        <w:t>Feedback · compare after trying</w:t>
+      </w:r>
+    </w:p>
+    <w:p>
+      <w:pPr>
+        <w:spacing w:line="336" w:lineRule="auto" w:after="180"/>
+        <w:shd w:fill="F1F6FC"/>
+      </w:pPr>
+      <w:r>
+        <w:rPr>
+          <w:b w:val="0"/>
+        </w:rPr>
         <w:t>After your attempt, compare with the supported explanation: Refuse that operation while retaining the supported room answer. Knowing a fact does not grant authority for an external action.</w:t>
       </w:r>
     </w:p>
@@ -2262,18 +3597,117 @@
       </w:r>
     </w:p>
     <w:p>
-      <w:r>
-        <w:t>Review Capstone release review (ai-6/35). Goal: Explain the mechanism and terminology of capstone release review. Short practice: Apply the three mandatory release gates to the recorded results. Why do two passes not outweigh the deletion failure, and what evidence must follow its repair?. Return to this week and explain what you changed.</w:t>
-      </w:r>
-    </w:p>
-    <w:p>
-      <w:r>
-        <w:t>Review Capstone service implementation (ai-6/33). Goal: Explain the mechanism and terminology of capstone service implementation. Short practice: Trace the G2 fact request and edit request through the prototype. What can be returned, what cannot be done, and how does removing G2 change those two outcomes?. Return to this week and explain what you changed.</w:t>
-      </w:r>
-    </w:p>
-    <w:p>
-      <w:r>
-        <w:t>Review Security and privacy review (ai-6/30). Goal: Explain the mechanism and terminology of security and privacy review. Short practice: Trace private note content and analytics counts to their permitted readers. Why is storing full notes in the dashboard outside this design, and what risk can remain for tiny-group counts?. Return to this week and explain what you changed.</w:t>
+      <w:pPr>
+        <w:spacing w:line="336" w:lineRule="auto" w:after="180"/>
+      </w:pPr>
+      <w:r>
+        <w:rPr>
+          <w:b w:val="0"/>
+        </w:rPr>
+        <w:t xml:space="preserve">Review Capstone release review (ai-6/35). Goal: Explain the </w:t>
+      </w:r>
+      <w:r>
+        <w:rPr>
+          <w:b/>
+        </w:rPr>
+        <w:t>mechanism</w:t>
+      </w:r>
+      <w:r>
+        <w:rPr>
+          <w:b w:val="0"/>
+        </w:rPr>
+        <w:t xml:space="preserve"> and terminology of capstone release review. Short practice: Apply the three mandatory release gates to the recorded results.</w:t>
+      </w:r>
+    </w:p>
+    <w:p>
+      <w:pPr>
+        <w:spacing w:line="336" w:lineRule="auto" w:after="180"/>
+      </w:pPr>
+      <w:r>
+        <w:rPr>
+          <w:b w:val="0"/>
+        </w:rPr>
+        <w:t xml:space="preserve">Why do two passes not outweigh the deletion failure, and what </w:t>
+      </w:r>
+      <w:r>
+        <w:rPr>
+          <w:b/>
+        </w:rPr>
+        <w:t>evidence</w:t>
+      </w:r>
+      <w:r>
+        <w:rPr>
+          <w:b w:val="0"/>
+        </w:rPr>
+        <w:t xml:space="preserve"> must follow its repair?. Return to this week and explain what you changed.</w:t>
+      </w:r>
+    </w:p>
+    <w:p>
+      <w:pPr>
+        <w:spacing w:line="336" w:lineRule="auto" w:after="180"/>
+      </w:pPr>
+      <w:r>
+        <w:rPr>
+          <w:b w:val="0"/>
+        </w:rPr>
+        <w:t xml:space="preserve">Review Capstone service implementation (ai-6/33). Goal: Explain the </w:t>
+      </w:r>
+      <w:r>
+        <w:rPr>
+          <w:b/>
+        </w:rPr>
+        <w:t>mechanism</w:t>
+      </w:r>
+      <w:r>
+        <w:rPr>
+          <w:b w:val="0"/>
+        </w:rPr>
+        <w:t xml:space="preserve"> and terminology of capstone service implementation. Short practice: Trace the G2 fact request and edit request through the prototype.</w:t>
+      </w:r>
+    </w:p>
+    <w:p>
+      <w:pPr>
+        <w:spacing w:line="336" w:lineRule="auto" w:after="180"/>
+      </w:pPr>
+      <w:r>
+        <w:rPr>
+          <w:b w:val="0"/>
+        </w:rPr>
+        <w:t>What can be returned, what cannot be done, and how does removing G2 change those two outcomes?. Return to this week and explain what you changed.</w:t>
+      </w:r>
+    </w:p>
+    <w:p>
+      <w:pPr>
+        <w:spacing w:line="336" w:lineRule="auto" w:after="180"/>
+      </w:pPr>
+      <w:r>
+        <w:rPr>
+          <w:b w:val="0"/>
+        </w:rPr>
+        <w:t xml:space="preserve">Review Security and privacy review (ai-6/30). Goal: Explain the </w:t>
+      </w:r>
+      <w:r>
+        <w:rPr>
+          <w:b/>
+        </w:rPr>
+        <w:t>mechanism</w:t>
+      </w:r>
+      <w:r>
+        <w:rPr>
+          <w:b w:val="0"/>
+        </w:rPr>
+        <w:t xml:space="preserve"> and terminology of security and privacy review. Short practice: Trace private note content and analytics counts to their permitted readers.</w:t>
+      </w:r>
+    </w:p>
+    <w:p>
+      <w:pPr>
+        <w:spacing w:line="336" w:lineRule="auto" w:after="180"/>
+      </w:pPr>
+      <w:r>
+        <w:rPr>
+          <w:b w:val="0"/>
+        </w:rPr>
+        <w:t>Why is storing full notes in the dashboard outside this design, and what risk can remain for tiny-group counts?. Return to this week and explain what you changed.</w:t>
       </w:r>
     </w:p>
     <w:p>
@@ -2285,8 +3719,626 @@
       </w:r>
     </w:p>
     <w:p>
-      <w:r>
-        <w:t>Use Download completed work in the hosted lesson to export your answers, reflections, practice feedback and code-run evidence. Open the HTML copy to read or print it. Drafts stay in this browser when storage is available; clear drafts on a shared device.</w:t>
+      <w:pPr>
+        <w:spacing w:line="336" w:lineRule="auto" w:after="180"/>
+      </w:pPr>
+      <w:r>
+        <w:rPr>
+          <w:b w:val="0"/>
+        </w:rPr>
+        <w:t xml:space="preserve">Use Download completed work in the hosted lesson to export your answers, reflections, practice feedback and code-run </w:t>
+      </w:r>
+      <w:r>
+        <w:rPr>
+          <w:b/>
+        </w:rPr>
+        <w:t>evidence</w:t>
+      </w:r>
+      <w:r>
+        <w:rPr>
+          <w:b w:val="0"/>
+        </w:rPr>
+        <w:t>. Open the HTML copy to read or print it.</w:t>
+      </w:r>
+    </w:p>
+    <w:p>
+      <w:pPr>
+        <w:spacing w:line="336" w:lineRule="auto" w:after="180"/>
+      </w:pPr>
+      <w:r>
+        <w:rPr>
+          <w:b w:val="0"/>
+        </w:rPr>
+        <w:t>Drafts stay in this browser when storage is available; clear drafts on a shared device.</w:t>
+      </w:r>
+    </w:p>
+    <w:p>
+      <w:pPr>
+        <w:pStyle w:val="Heading1"/>
+      </w:pPr>
+      <w:r>
+        <w:t>18. Visual concept journey</w:t>
+      </w:r>
+    </w:p>
+    <w:p>
+      <w:r>
+        <w:t>Explain each Engineering demonstration and defense graphic using its labels, deciding evidence and relevant limitation.</w:t>
+      </w:r>
+    </w:p>
+    <w:p>
+      <w:pPr>
+        <w:pStyle w:val="Heading3"/>
+      </w:pPr>
+      <w:r>
+        <w:t>01. Engineering demonstration and defense: the case</w:t>
+      </w:r>
+    </w:p>
+    <w:p>
+      <w:r>
+        <w:drawing>
+          <wp:inline xmlns:a="http://schemas.openxmlformats.org/drawingml/2006/main" xmlns:pic="http://schemas.openxmlformats.org/drawingml/2006/picture">
+            <wp:extent cx="5486400" cy="2834640"/>
+            <wp:docPr id="2" name="Picture 2" descr="Defend one complete service trace. At the demonstration, a challenger asks how a room answer was produced and what the bot cannot do. Supplied facts: Approved card V7 says club V uses room E. All trusted tools are read-only."/>
+            <wp:cNvGraphicFramePr>
+              <a:graphicFrameLocks noChangeAspect="1"/>
+            </wp:cNvGraphicFramePr>
+            <a:graphic>
+              <a:graphicData uri="http://schemas.openxmlformats.org/drawingml/2006/picture">
+                <pic:pic>
+                  <pic:nvPicPr>
+                    <pic:cNvPr id="0" name="academy-story-ai-6-36-01.png"/>
+                    <pic:cNvPicPr/>
+                  </pic:nvPicPr>
+                  <pic:blipFill>
+                    <a:blip r:embed="rId10"/>
+                    <a:stretch>
+                      <a:fillRect/>
+                    </a:stretch>
+                  </pic:blipFill>
+                  <pic:spPr>
+                    <a:xfrm>
+                      <a:off x="0" y="0"/>
+                      <a:ext cx="5486400" cy="2834640"/>
+                    </a:xfrm>
+                    <a:prstGeom prst="rect"/>
+                  </pic:spPr>
+                </pic:pic>
+              </a:graphicData>
+            </a:graphic>
+          </wp:inline>
+        </w:drawing>
+      </w:r>
+    </w:p>
+    <w:p>
+      <w:pPr>
+        <w:spacing w:line="336" w:lineRule="auto" w:after="180"/>
+      </w:pPr>
+      <w:r>
+        <w:rPr>
+          <w:b w:val="0"/>
+        </w:rPr>
+        <w:t>Defend one complete service trace. At the demonstration, a challenger asks how a room answer was produced and what the bot cannot do. Supplied facts: Approved card V7 says club V uses room E. All trusted tools are read-only.</w:t>
+      </w:r>
+    </w:p>
+    <w:p>
+      <w:pPr>
+        <w:spacing w:line="336" w:lineRule="auto" w:after="180"/>
+        <w:shd w:fill="F5F1FB"/>
+      </w:pPr>
+      <w:r>
+        <w:rPr>
+          <w:b w:val="0"/>
+        </w:rPr>
+        <w:t>Point to the given fact that matters most. Explain why it matters.</w:t>
+      </w:r>
+    </w:p>
+    <w:p>
+      <w:pPr>
+        <w:pStyle w:val="Heading3"/>
+      </w:pPr>
+      <w:r>
+        <w:t>02. Follow the deciding steps</w:t>
+      </w:r>
+    </w:p>
+    <w:p>
+      <w:r>
+        <w:drawing>
+          <wp:inline xmlns:a="http://schemas.openxmlformats.org/drawingml/2006/main" xmlns:pic="http://schemas.openxmlformats.org/drawingml/2006/picture">
+            <wp:extent cx="5486400" cy="4005072"/>
+            <wp:docPr id="3" name="Picture 3" descr="Show source path: Connect the question to retrieved card V7. → Support the claim: Room E follows from V7, not merely fluent wording. → Show authority: The service cannot edit rooms or send messages. → Name missing evidence: With no approved card, decline to invent a room."/>
+            <wp:cNvGraphicFramePr>
+              <a:graphicFrameLocks noChangeAspect="1"/>
+            </wp:cNvGraphicFramePr>
+            <a:graphic>
+              <a:graphicData uri="http://schemas.openxmlformats.org/drawingml/2006/picture">
+                <pic:pic>
+                  <pic:nvPicPr>
+                    <pic:cNvPr id="0" name="academy-story-ai-6-36-02.png"/>
+                    <pic:cNvPicPr/>
+                  </pic:nvPicPr>
+                  <pic:blipFill>
+                    <a:blip r:embed="rId11"/>
+                    <a:stretch>
+                      <a:fillRect/>
+                    </a:stretch>
+                  </pic:blipFill>
+                  <pic:spPr>
+                    <a:xfrm>
+                      <a:off x="0" y="0"/>
+                      <a:ext cx="5486400" cy="4005072"/>
+                    </a:xfrm>
+                    <a:prstGeom prst="rect"/>
+                  </pic:spPr>
+                </pic:pic>
+              </a:graphicData>
+            </a:graphic>
+          </wp:inline>
+        </w:drawing>
+      </w:r>
+    </w:p>
+    <w:p>
+      <w:pPr>
+        <w:spacing w:line="336" w:lineRule="auto" w:after="180"/>
+      </w:pPr>
+      <w:r>
+        <w:rPr>
+          <w:b w:val="0"/>
+        </w:rPr>
+        <w:t xml:space="preserve">Show source path: Connect the question to retrieved card V7. → Support the claim: Room E follows from V7, not merely fluent wording. → Show authority: The service cannot edit rooms or send messages. → Name missing </w:t>
+      </w:r>
+      <w:r>
+        <w:rPr>
+          <w:b/>
+        </w:rPr>
+        <w:t>evidence</w:t>
+      </w:r>
+      <w:r>
+        <w:rPr>
+          <w:b w:val="0"/>
+        </w:rPr>
+        <w:t>: With no approved card, decline to invent a room.</w:t>
+      </w:r>
+    </w:p>
+    <w:p>
+      <w:pPr>
+        <w:spacing w:line="336" w:lineRule="auto" w:after="180"/>
+        <w:shd w:fill="F5F1FB"/>
+      </w:pPr>
+      <w:r>
+        <w:rPr>
+          <w:b w:val="0"/>
+        </w:rPr>
+        <w:t xml:space="preserve">Point to each numbered stage and explain which recorded </w:t>
+      </w:r>
+      <w:r>
+        <w:rPr>
+          <w:b/>
+        </w:rPr>
+        <w:t>input</w:t>
+      </w:r>
+      <w:r>
+        <w:rPr>
+          <w:b w:val="0"/>
+        </w:rPr>
+        <w:t xml:space="preserve"> it uses.</w:t>
+      </w:r>
+    </w:p>
+    <w:p>
+      <w:pPr>
+        <w:pStyle w:val="Heading3"/>
+      </w:pPr>
+      <w:r>
+        <w:t>03. Engineering demonstration and defense — evidence trace</w:t>
+      </w:r>
+    </w:p>
+    <w:p>
+      <w:r>
+        <w:drawing>
+          <wp:inline xmlns:a="http://schemas.openxmlformats.org/drawingml/2006/main" xmlns:pic="http://schemas.openxmlformats.org/drawingml/2006/picture">
+            <wp:extent cx="5486400" cy="3297936"/>
+            <wp:docPr id="4" name="Picture 4" descr="Engineering demonstration and defense — evidence trace. Demo succeeds on three cases using mocked storage. Presenter claims real network reliability and production security. | Present requirements, architecture, contracts, permissions, evaluation, resource measurements and recovery. Show one supported case, one legitimate review and one denied operation. State what was mocked and what remains untested. | The demo supports the three fixture behaviours only. Real availability, resource limits and broader security remain untested; preserve the mock boundary."/>
+            <wp:cNvGraphicFramePr>
+              <a:graphicFrameLocks noChangeAspect="1"/>
+            </wp:cNvGraphicFramePr>
+            <a:graphic>
+              <a:graphicData uri="http://schemas.openxmlformats.org/drawingml/2006/picture">
+                <pic:pic>
+                  <pic:nvPicPr>
+                    <pic:cNvPr id="0" name="academy-story-ai-6-36-03.png"/>
+                    <pic:cNvPicPr/>
+                  </pic:nvPicPr>
+                  <pic:blipFill>
+                    <a:blip r:embed="rId12"/>
+                    <a:stretch>
+                      <a:fillRect/>
+                    </a:stretch>
+                  </pic:blipFill>
+                  <pic:spPr>
+                    <a:xfrm>
+                      <a:off x="0" y="0"/>
+                      <a:ext cx="5486400" cy="3297936"/>
+                    </a:xfrm>
+                    <a:prstGeom prst="rect"/>
+                  </pic:spPr>
+                </pic:pic>
+              </a:graphicData>
+            </a:graphic>
+          </wp:inline>
+        </w:drawing>
+      </w:r>
+    </w:p>
+    <w:p>
+      <w:pPr>
+        <w:spacing w:line="336" w:lineRule="auto" w:after="180"/>
+      </w:pPr>
+      <w:r>
+        <w:rPr>
+          <w:b w:val="0"/>
+        </w:rPr>
+        <w:t xml:space="preserve">Engineering demonstration and defense — </w:t>
+      </w:r>
+      <w:r>
+        <w:rPr>
+          <w:b/>
+        </w:rPr>
+        <w:t>evidence</w:t>
+      </w:r>
+      <w:r>
+        <w:rPr>
+          <w:b w:val="0"/>
+        </w:rPr>
+        <w:t xml:space="preserve"> trace. Demo succeeds on three cases using mocked storage.</w:t>
+      </w:r>
+    </w:p>
+    <w:p>
+      <w:pPr>
+        <w:spacing w:line="336" w:lineRule="auto" w:after="180"/>
+      </w:pPr>
+      <w:r>
+        <w:rPr>
+          <w:b w:val="0"/>
+        </w:rPr>
+        <w:t>Presenter claims real network reliability and production security. | Present requirements, architecture, contracts, permissions, evaluation, resource measurements and recovery.</w:t>
+      </w:r>
+    </w:p>
+    <w:p>
+      <w:pPr>
+        <w:spacing w:line="336" w:lineRule="auto" w:after="180"/>
+      </w:pPr>
+      <w:r>
+        <w:rPr>
+          <w:b w:val="0"/>
+        </w:rPr>
+        <w:t>Show one supported case, one legitimate review and one denied operation. State what was mocked and what remains untested. | The demo supports the three fixture behaviours only.</w:t>
+      </w:r>
+    </w:p>
+    <w:p>
+      <w:pPr>
+        <w:spacing w:line="336" w:lineRule="auto" w:after="180"/>
+      </w:pPr>
+      <w:r>
+        <w:rPr>
+          <w:b w:val="0"/>
+        </w:rPr>
+        <w:t xml:space="preserve">Real availability, resource limits and broader security remain untested; preserve the </w:t>
+      </w:r>
+      <w:r>
+        <w:rPr>
+          <w:b/>
+        </w:rPr>
+        <w:t>mock boundary</w:t>
+      </w:r>
+      <w:r>
+        <w:rPr>
+          <w:b w:val="0"/>
+        </w:rPr>
+        <w:t>.</w:t>
+      </w:r>
+    </w:p>
+    <w:p>
+      <w:pPr>
+        <w:spacing w:line="336" w:lineRule="auto" w:after="180"/>
+        <w:shd w:fill="F5F1FB"/>
+      </w:pPr>
+      <w:r>
+        <w:rPr>
+          <w:b w:val="0"/>
+        </w:rPr>
+        <w:t>Read the labels and values. Explain the relationship the model shows.</w:t>
+      </w:r>
+    </w:p>
+    <w:p>
+      <w:pPr>
+        <w:pStyle w:val="Heading3"/>
+      </w:pPr>
+      <w:r>
+        <w:t>04. Change one thing. Trace what follows.</w:t>
+      </w:r>
+    </w:p>
+    <w:p>
+      <w:r>
+        <w:drawing>
+          <wp:inline xmlns:a="http://schemas.openxmlformats.org/drawingml/2006/main" xmlns:pic="http://schemas.openxmlformats.org/drawingml/2006/picture">
+            <wp:extent cx="5486400" cy="3026664"/>
+            <wp:docPr id="5" name="Picture 5" descr="Original case: With no approved card, decline to invent a room. Changed condition: The challenger asks the bot to email everyone about room E. Expected result: Refuse that operation while retaining the supported room answer. Reason: Knowing a fact does not grant authority for an external action."/>
+            <wp:cNvGraphicFramePr>
+              <a:graphicFrameLocks noChangeAspect="1"/>
+            </wp:cNvGraphicFramePr>
+            <a:graphic>
+              <a:graphicData uri="http://schemas.openxmlformats.org/drawingml/2006/picture">
+                <pic:pic>
+                  <pic:nvPicPr>
+                    <pic:cNvPr id="0" name="academy-story-ai-6-36-04.png"/>
+                    <pic:cNvPicPr/>
+                  </pic:nvPicPr>
+                  <pic:blipFill>
+                    <a:blip r:embed="rId13"/>
+                    <a:stretch>
+                      <a:fillRect/>
+                    </a:stretch>
+                  </pic:blipFill>
+                  <pic:spPr>
+                    <a:xfrm>
+                      <a:off x="0" y="0"/>
+                      <a:ext cx="5486400" cy="3026664"/>
+                    </a:xfrm>
+                    <a:prstGeom prst="rect"/>
+                  </pic:spPr>
+                </pic:pic>
+              </a:graphicData>
+            </a:graphic>
+          </wp:inline>
+        </w:drawing>
+      </w:r>
+    </w:p>
+    <w:p>
+      <w:pPr>
+        <w:spacing w:line="336" w:lineRule="auto" w:after="180"/>
+      </w:pPr>
+      <w:r>
+        <w:rPr>
+          <w:b w:val="0"/>
+        </w:rPr>
+        <w:t>Original case: With no approved card, decline to invent a room. Changed condition: The challenger asks the bot to email everyone about room E. Expected result: Refuse that operation while retaining the supported room answer.</w:t>
+      </w:r>
+    </w:p>
+    <w:p>
+      <w:pPr>
+        <w:spacing w:line="336" w:lineRule="auto" w:after="180"/>
+      </w:pPr>
+      <w:r>
+        <w:rPr>
+          <w:b w:val="0"/>
+        </w:rPr>
+        <w:t>Reason: Knowing a fact does not grant authority for an external action.</w:t>
+      </w:r>
+    </w:p>
+    <w:p>
+      <w:pPr>
+        <w:spacing w:line="336" w:lineRule="auto" w:after="180"/>
+        <w:shd w:fill="F5F1FB"/>
+      </w:pPr>
+      <w:r>
+        <w:rPr>
+          <w:b w:val="0"/>
+        </w:rPr>
+        <w:t>Predict before checking the worked changed-case result. Name what changed and what the supplied facts allow you to conclude.</w:t>
+      </w:r>
+    </w:p>
+    <w:p>
+      <w:pPr>
+        <w:pStyle w:val="Heading3"/>
+      </w:pPr>
+      <w:r>
+        <w:t>05. Connect the explanation to its limit</w:t>
+      </w:r>
+    </w:p>
+    <w:p>
+      <w:r>
+        <w:drawing>
+          <wp:inline xmlns:a="http://schemas.openxmlformats.org/drawingml/2006/main" xmlns:pic="http://schemas.openxmlformats.org/drawingml/2006/picture">
+            <wp:extent cx="5486400" cy="2834640"/>
+            <wp:docPr id="6" name="Picture 6" descr="A defence links behaviour to evidence and limitations. Demonstrate both a valid answer path and a meaningful refused request. Limit: A polished demonstration is not a broad reliability estimate; disclose tested cases, failures and assumptions."/>
+            <wp:cNvGraphicFramePr>
+              <a:graphicFrameLocks noChangeAspect="1"/>
+            </wp:cNvGraphicFramePr>
+            <a:graphic>
+              <a:graphicData uri="http://schemas.openxmlformats.org/drawingml/2006/picture">
+                <pic:pic>
+                  <pic:nvPicPr>
+                    <pic:cNvPr id="0" name="academy-story-ai-6-36-05.png"/>
+                    <pic:cNvPicPr/>
+                  </pic:nvPicPr>
+                  <pic:blipFill>
+                    <a:blip r:embed="rId14"/>
+                    <a:stretch>
+                      <a:fillRect/>
+                    </a:stretch>
+                  </pic:blipFill>
+                  <pic:spPr>
+                    <a:xfrm>
+                      <a:off x="0" y="0"/>
+                      <a:ext cx="5486400" cy="2834640"/>
+                    </a:xfrm>
+                    <a:prstGeom prst="rect"/>
+                  </pic:spPr>
+                </pic:pic>
+              </a:graphicData>
+            </a:graphic>
+          </wp:inline>
+        </w:drawing>
+      </w:r>
+    </w:p>
+    <w:p>
+      <w:pPr>
+        <w:spacing w:line="336" w:lineRule="auto" w:after="180"/>
+      </w:pPr>
+      <w:r>
+        <w:rPr>
+          <w:b w:val="0"/>
+        </w:rPr>
+        <w:t xml:space="preserve">A defence links behaviour to </w:t>
+      </w:r>
+      <w:r>
+        <w:rPr>
+          <w:b/>
+        </w:rPr>
+        <w:t>evidence</w:t>
+      </w:r>
+      <w:r>
+        <w:rPr>
+          <w:b w:val="0"/>
+        </w:rPr>
+        <w:t xml:space="preserve"> and limitations. Demonstrate both a valid answer path and a meaningful refused request.</w:t>
+      </w:r>
+    </w:p>
+    <w:p>
+      <w:pPr>
+        <w:spacing w:line="336" w:lineRule="auto" w:after="180"/>
+      </w:pPr>
+      <w:r>
+        <w:rPr>
+          <w:b w:val="0"/>
+        </w:rPr>
+        <w:t>Limit: A polished demonstration is not a broad reliability estimate; disclose tested cases, failures and assumptions.</w:t>
+      </w:r>
+    </w:p>
+    <w:p>
+      <w:pPr>
+        <w:spacing w:line="336" w:lineRule="auto" w:after="180"/>
+        <w:shd w:fill="F5F1FB"/>
+      </w:pPr>
+      <w:r>
+        <w:rPr>
+          <w:b w:val="0"/>
+        </w:rPr>
+        <w:t>Explain the case, then point to a limit on the claim.</w:t>
+      </w:r>
+    </w:p>
+    <w:p>
+      <w:pPr>
+        <w:pStyle w:val="Heading3"/>
+      </w:pPr>
+      <w:r>
+        <w:t>06. Make the idea visible in your project</w:t>
+      </w:r>
+    </w:p>
+    <w:p>
+      <w:r>
+        <w:drawing>
+          <wp:inline xmlns:a="http://schemas.openxmlformats.org/drawingml/2006/main" xmlns:pic="http://schemas.openxmlformats.org/drawingml/2006/picture">
+            <wp:extent cx="5486400" cy="3529584"/>
+            <wp:docPr id="7" name="Picture 7" descr="For the Grounded Learning Service, retain an annotated trace and the changed-case result. Name the contract or evidence that makes the deciding step valid, so another team can review it. Draw your input, deciding step, result and limit. Supported question: Locate V7, room E and read-only scope in the demonstration. Which evidence supports the answer, and why must a request to email everyone still be refused?"/>
+            <wp:cNvGraphicFramePr>
+              <a:graphicFrameLocks noChangeAspect="1"/>
+            </wp:cNvGraphicFramePr>
+            <a:graphic>
+              <a:graphicData uri="http://schemas.openxmlformats.org/drawingml/2006/picture">
+                <pic:pic>
+                  <pic:nvPicPr>
+                    <pic:cNvPr id="0" name="academy-story-ai-6-36-06.png"/>
+                    <pic:cNvPicPr/>
+                  </pic:nvPicPr>
+                  <pic:blipFill>
+                    <a:blip r:embed="rId15"/>
+                    <a:stretch>
+                      <a:fillRect/>
+                    </a:stretch>
+                  </pic:blipFill>
+                  <pic:spPr>
+                    <a:xfrm>
+                      <a:off x="0" y="0"/>
+                      <a:ext cx="5486400" cy="3529584"/>
+                    </a:xfrm>
+                    <a:prstGeom prst="rect"/>
+                  </pic:spPr>
+                </pic:pic>
+              </a:graphicData>
+            </a:graphic>
+          </wp:inline>
+        </w:drawing>
+      </w:r>
+    </w:p>
+    <w:p>
+      <w:pPr>
+        <w:spacing w:line="336" w:lineRule="auto" w:after="180"/>
+      </w:pPr>
+      <w:r>
+        <w:rPr>
+          <w:b w:val="0"/>
+        </w:rPr>
+        <w:t xml:space="preserve">For the Grounded Learning Service, retain an annotated trace and the changed-case result. Name the contract or </w:t>
+      </w:r>
+      <w:r>
+        <w:rPr>
+          <w:b/>
+        </w:rPr>
+        <w:t>evidence</w:t>
+      </w:r>
+      <w:r>
+        <w:rPr>
+          <w:b w:val="0"/>
+        </w:rPr>
+        <w:t xml:space="preserve"> that makes the deciding step valid, so another team can review it.</w:t>
+      </w:r>
+    </w:p>
+    <w:p>
+      <w:pPr>
+        <w:spacing w:line="336" w:lineRule="auto" w:after="180"/>
+      </w:pPr>
+      <w:r>
+        <w:rPr>
+          <w:b w:val="0"/>
+        </w:rPr>
+        <w:t xml:space="preserve">Draw your </w:t>
+      </w:r>
+      <w:r>
+        <w:rPr>
+          <w:b/>
+        </w:rPr>
+        <w:t>input</w:t>
+      </w:r>
+      <w:r>
+        <w:rPr>
+          <w:b w:val="0"/>
+        </w:rPr>
+        <w:t xml:space="preserve">, deciding step, result and limit. Supported question: Locate V7, room E and read-only scope in the demonstration. Which </w:t>
+      </w:r>
+      <w:r>
+        <w:rPr>
+          <w:b/>
+        </w:rPr>
+        <w:t>evidence</w:t>
+      </w:r>
+      <w:r>
+        <w:rPr>
+          <w:b w:val="0"/>
+        </w:rPr>
+        <w:t xml:space="preserve"> supports the answer, and why must a request to email everyone still be refused?</w:t>
+      </w:r>
+    </w:p>
+    <w:p>
+      <w:pPr>
+        <w:spacing w:line="336" w:lineRule="auto" w:after="180"/>
+        <w:shd w:fill="F5F1FB"/>
+      </w:pPr>
+      <w:r>
+        <w:rPr>
+          <w:b w:val="0"/>
+        </w:rPr>
+        <w:t xml:space="preserve">Draw your project trace and justify the deciding step using </w:t>
+      </w:r>
+      <w:r>
+        <w:rPr>
+          <w:b/>
+        </w:rPr>
+        <w:t>evidence</w:t>
+      </w:r>
+      <w:r>
+        <w:rPr>
+          <w:b w:val="0"/>
+        </w:rPr>
+        <w:t>.</w:t>
       </w:r>
     </w:p>
     <w:sectPr>

--- a/downloads/student/ai-6-week-36.docx
+++ b/downloads/student/ai-6-week-36.docx
@@ -2238,7 +2238,7 @@
         <w:rPr>
           <w:b w:val="0"/>
         </w:rPr>
-        <w:t xml:space="preserve"> pack: Defense records8/10 case passes, no unauthorised calls in those traces and successful local rollback.</w:t>
+        <w:t xml:space="preserve"> pack: Defense records 8/10 case passes, no unauthorised calls in those traces and successful local rollback.</w:t>
       </w:r>
     </w:p>
     <w:p>
@@ -2733,7 +2733,7 @@
         <w:rPr>
           <w:b w:val="0"/>
         </w:rPr>
-        <w:t>Defense records8/10 case passes, no unauthorised calls in those traces and successful local rollback. What can be claimed?</w:t>
+        <w:t>Defense records 8/10 case passes, no unauthorised calls in those traces and successful local rollback. What can be claimed?</w:t>
       </w:r>
     </w:p>
     <w:p>
@@ -2807,7 +2807,7 @@
         <w:rPr>
           <w:b w:val="0"/>
         </w:rPr>
-        <w:t>Defense records8/10 case passes, no unauthorised calls in those traces and successful local rollback. What can be claimed?</w:t>
+        <w:t>Defense records 8/10 case passes, no unauthorised calls in those traces and successful local rollback. What can be claimed?</w:t>
       </w:r>
     </w:p>
     <w:p>

--- a/downloads/student/ai-6-week-36.docx
+++ b/downloads/student/ai-6-week-36.docx
@@ -25,12 +25,17 @@
         <w:pStyle w:val="Heading1"/>
       </w:pPr>
       <w:r>
-        <w:t>Before you start</w:t>
-      </w:r>
-    </w:p>
-    <w:p>
-      <w:r>
-        <w:t>Recall Capstone release review. Explain why a recorded result needs its input conditions and evidence source before it can support a claim.</w:t>
+        <w:t>Show the path. Show the boundary. State the remaining evidence.</w:t>
+      </w:r>
+    </w:p>
+    <w:p>
+      <w:r>
+        <w:t>Defend a complete deterministic service trace without turning a local demonstration into broad production assurance.</w:t>
+      </w:r>
+    </w:p>
+    <w:p>
+      <w:r>
+        <w:t>Defense contract → claim/evidence ledger → V7 read-only picture → challenger probes → runnable three-case demo → independent scoped evidence.</w:t>
       </w:r>
     </w:p>
     <w:p>
@@ -38,20 +43,20 @@
         <w:pStyle w:val="Heading1"/>
       </w:pPr>
       <w:r>
-        <w:t>01. Your mission</w:t>
-      </w:r>
-    </w:p>
-    <w:p>
-      <w:r>
-        <w:t>Start with the target: Explain the mechanism and terminology of engineering demonstration and defense. Try the recall before opening notes.</w:t>
-      </w:r>
-    </w:p>
-    <w:p>
-      <w:pPr>
-        <w:pStyle w:val="Heading3"/>
-      </w:pPr>
-      <w:r>
-        <w:t>Your learning target</w:t>
+        <w:t>01. Defend one complete evidence path and its honest limits</w:t>
+      </w:r>
+    </w:p>
+    <w:p>
+      <w:r>
+        <w:t>Show supported, review and denied behavior with inspectable traces.</w:t>
+      </w:r>
+    </w:p>
+    <w:p>
+      <w:pPr>
+        <w:pStyle w:val="Heading2"/>
+      </w:pPr>
+      <w:r>
+        <w:t>Learning goals</w:t>
       </w:r>
     </w:p>
     <w:p>
@@ -101,10 +106,10 @@
     </w:p>
     <w:p>
       <w:pPr>
-        <w:pStyle w:val="Heading3"/>
-      </w:pPr>
-      <w:r>
-        <w:t>Remember before reading</w:t>
+        <w:pStyle w:val="Heading2"/>
+      </w:pPr>
+      <w:r>
+        <w:t>Retrieve capstone contracts, failures and release gates</w:t>
       </w:r>
     </w:p>
     <w:p>
@@ -176,6 +181,88 @@
     </w:p>
     <w:p>
       <w:pPr>
+        <w:pStyle w:val="Heading2"/>
+      </w:pPr>
+      <w:r>
+        <w:t>Prerequisite and starting response</w:t>
+      </w:r>
+    </w:p>
+    <w:p>
+      <w:pPr>
+        <w:pStyle w:val="ListBullet"/>
+      </w:pPr>
+      <w:r>
+        <w:t>Recall Capstone release review. Explain why a recorded result needs its input conditions and evidence source before it can support a claim.</w:t>
+      </w:r>
+    </w:p>
+    <w:p>
+      <w:pPr>
+        <w:pStyle w:val="Heading3"/>
+      </w:pPr>
+      <w:r>
+        <w:t>My starting explanation</w:t>
+      </w:r>
+    </w:p>
+    <w:p>
+      <w:r>
+        <w:t>________________________________________________________________</w:t>
+      </w:r>
+    </w:p>
+    <w:p>
+      <w:r>
+        <w:t>________________________________________________________________</w:t>
+      </w:r>
+    </w:p>
+    <w:p>
+      <w:r>
+        <w:t>________________________________________________________________</w:t>
+      </w:r>
+    </w:p>
+    <w:p>
+      <w:pPr>
+        <w:pStyle w:val="Heading2"/>
+      </w:pPr>
+      <w:r>
+        <w:t>End goal</w:t>
+      </w:r>
+    </w:p>
+    <w:p>
+      <w:pPr>
+        <w:spacing w:line="336" w:lineRule="auto" w:after="180"/>
+      </w:pPr>
+      <w:r>
+        <w:rPr>
+          <w:b w:val="0"/>
+        </w:rPr>
+        <w:t>Explain engineering demonstration and defense using the deciding step in this fictional service.</w:t>
+      </w:r>
+    </w:p>
+    <w:p>
+      <w:pPr>
+        <w:pStyle w:val="Heading2"/>
+      </w:pPr>
+      <w:r>
+        <w:t>Earlier wording, alternatives and picture transcripts · reference / check after trying</w:t>
+      </w:r>
+    </w:p>
+    <w:p>
+      <w:pPr>
+        <w:pStyle w:val="Heading3"/>
+      </w:pPr>
+      <w:r>
+        <w:t>Your learning target</w:t>
+      </w:r>
+    </w:p>
+    <w:p>
+      <w:pPr>
+        <w:pStyle w:val="Heading3"/>
+      </w:pPr>
+      <w:r>
+        <w:t>Remember before reading</w:t>
+      </w:r>
+    </w:p>
+    <w:p>
+      <w:pPr>
         <w:spacing w:line="336" w:lineRule="auto" w:after="180"/>
       </w:pPr>
       <w:r>
@@ -240,13 +327,695 @@
     </w:p>
     <w:p>
       <w:pPr>
+        <w:pStyle w:val="Heading3"/>
+      </w:pPr>
+      <w:r>
+        <w:t>This week’s end goal</w:t>
+      </w:r>
+    </w:p>
+    <w:p>
+      <w:pPr>
+        <w:pStyle w:val="Heading1"/>
+      </w:pPr>
+      <w:r>
+        <w:t>02. State what the demonstration can establish before presenting it</w:t>
+      </w:r>
+    </w:p>
+    <w:p>
+      <w:r>
+        <w:t>Keep requirements, implementation and missing evidence together.</w:t>
+      </w:r>
+    </w:p>
+    <w:p>
+      <w:pPr>
+        <w:pStyle w:val="Heading2"/>
+      </w:pPr>
+      <w:r>
+        <w:t>Begin with a challenger asking for the source path</w:t>
+      </w:r>
+    </w:p>
+    <w:p>
+      <w:pPr>
         <w:spacing w:line="336" w:lineRule="auto" w:after="180"/>
       </w:pPr>
       <w:r>
         <w:rPr>
           <w:b w:val="0"/>
         </w:rPr>
-        <w:t xml:space="preserve">Recall Capstone release review. Explain why a recorded result needs its </w:t>
+        <w:t>At a demonstration, a clear answer is only the beginning. A challenger should be able to ask which approved record supports it, what checks were performed and what the service cannot do. Show a legitimate review and a denied action as well as a supported answer. A local dictionary demo can establish those observed fixture behaviors; it cannot measure real network availability or prove a production security boundary.</w:t>
+      </w:r>
+    </w:p>
+    <w:p>
+      <w:pPr>
+        <w:pStyle w:val="Heading2"/>
+      </w:pPr>
+      <w:r>
+        <w:t>Define an engineering defense</w:t>
+      </w:r>
+    </w:p>
+    <w:p>
+      <w:pPr>
+        <w:spacing w:line="336" w:lineRule="auto" w:after="180"/>
+      </w:pPr>
+      <w:r>
+        <w:rPr>
+          <w:b w:val="0"/>
+        </w:rPr>
+        <w:t>An engineering defense demonstrates correct operation and bounded failure with an inspectable implementation, tests and runbook.</w:t>
+      </w:r>
+    </w:p>
+    <w:p>
+      <w:pPr>
+        <w:pStyle w:val="Heading2"/>
+      </w:pPr>
+      <w:r>
+        <w:t>Complete fixture and evidence-scope contract</w:t>
+      </w:r>
+    </w:p>
+    <w:tbl>
+      <w:tblPr>
+        <w:tblStyle w:val="LightShading-Accent1"/>
+        <w:tblW w:type="auto" w:w="0"/>
+        <w:tblLook w:firstColumn="1" w:firstRow="1" w:lastColumn="0" w:lastRow="0" w:noHBand="0" w:noVBand="1" w:val="04A0"/>
+      </w:tblPr>
+      <w:tblGrid>
+        <w:gridCol w:w="5112"/>
+        <w:gridCol w:w="5112"/>
+      </w:tblGrid>
+      <w:tr>
+        <w:trPr>
+          <w:tblHeader/>
+        </w:trPr>
+        <w:tc>
+          <w:tcPr>
+            <w:tcW w:type="dxa" w:w="5112"/>
+          </w:tcPr>
+          <w:p>
+            <w:r>
+              <w:t>Defense item</w:t>
+            </w:r>
+          </w:p>
+        </w:tc>
+        <w:tc>
+          <w:tcPr>
+            <w:tcW w:type="dxa" w:w="5112"/>
+          </w:tcPr>
+          <w:p>
+            <w:r>
+              <w:t>Complete fictional demonstration contract</w:t>
+            </w:r>
+          </w:p>
+        </w:tc>
+      </w:tr>
+      <w:tr>
+        <w:tc>
+          <w:tcPr>
+            <w:tcW w:type="dxa" w:w="5112"/>
+          </w:tcPr>
+          <w:p>
+            <w:r>
+              <w:t>Requirements</w:t>
+            </w:r>
+          </w:p>
+        </w:tc>
+        <w:tc>
+          <w:tcPr>
+            <w:tcW w:type="dxa" w:w="5112"/>
+          </w:tcPr>
+          <w:p>
+            <w:r>
+              <w:t>Read approved current source cards; no sending, editing or booking</w:t>
+            </w:r>
+          </w:p>
+        </w:tc>
+      </w:tr>
+      <w:tr>
+        <w:tc>
+          <w:tcPr>
+            <w:tcW w:type="dxa" w:w="5112"/>
+          </w:tcPr>
+          <w:p>
+            <w:r>
+              <w:t>Architecture</w:t>
+            </w:r>
+          </w:p>
+        </w:tc>
+        <w:tc>
+          <w:tcPr>
+            <w:tcW w:type="dxa" w:w="5112"/>
+          </w:tcPr>
+          <w:p>
+            <w:r>
+              <w:t>Exact structured card/operation inputs → trusted read-only gate → local card lookup → checked result/trace</w:t>
+            </w:r>
+          </w:p>
+        </w:tc>
+      </w:tr>
+      <w:tr>
+        <w:tc>
+          <w:tcPr>
+            <w:tcW w:type="dxa" w:w="5112"/>
+          </w:tcPr>
+          <w:p>
+            <w:r>
+              <w:t>Source fixture</w:t>
+            </w:r>
+          </w:p>
+        </w:tc>
+        <w:tc>
+          <w:tcPr>
+            <w:tcW w:type="dxa" w:w="5112"/>
+          </w:tcPr>
+          <w:p>
+            <w:r>
+              <w:t>V7 approved, version fixture-c1, club V, room E</w:t>
+            </w:r>
+          </w:p>
+        </w:tc>
+      </w:tr>
+      <w:tr>
+        <w:tc>
+          <w:tcPr>
+            <w:tcW w:type="dxa" w:w="5112"/>
+          </w:tcPr>
+          <w:p>
+            <w:r>
+              <w:t>Supported case</w:t>
+            </w:r>
+          </w:p>
+        </w:tc>
+        <w:tc>
+          <w:tcPr>
+            <w:tcW w:type="dxa" w:w="5112"/>
+          </w:tcPr>
+          <w:p>
+            <w:r>
+              <w:t>Read V7 → supported room E, source V7, read trace V7</w:t>
+            </w:r>
+          </w:p>
+        </w:tc>
+      </w:tr>
+      <w:tr>
+        <w:tc>
+          <w:tcPr>
+            <w:tcW w:type="dxa" w:w="5112"/>
+          </w:tcPr>
+          <w:p>
+            <w:r>
+              <w:t>Legitimate review</w:t>
+            </w:r>
+          </w:p>
+        </w:tc>
+        <w:tc>
+          <w:tcPr>
+            <w:tcW w:type="dxa" w:w="5112"/>
+          </w:tcPr>
+          <w:p>
+            <w:r>
+              <w:t>Read absent V8 → review, null room/source, read attempt V8</w:t>
+            </w:r>
+          </w:p>
+        </w:tc>
+      </w:tr>
+      <w:tr>
+        <w:tc>
+          <w:tcPr>
+            <w:tcW w:type="dxa" w:w="5112"/>
+          </w:tcPr>
+          <w:p>
+            <w:r>
+              <w:t>Denied operation</w:t>
+            </w:r>
+          </w:p>
+        </w:tc>
+        <w:tc>
+          <w:tcPr>
+            <w:tcW w:type="dxa" w:w="5112"/>
+          </w:tcPr>
+          <w:p>
+            <w:r>
+              <w:t>Send using V7 → denied before lookup, null claims, empty effects</w:t>
+            </w:r>
+          </w:p>
+        </w:tc>
+      </w:tr>
+      <w:tr>
+        <w:tc>
+          <w:tcPr>
+            <w:tcW w:type="dxa" w:w="5112"/>
+          </w:tcPr>
+          <w:p>
+            <w:r>
+              <w:t>Evaluation</w:t>
+            </w:r>
+          </w:p>
+        </w:tc>
+        <w:tc>
+          <w:tcPr>
+            <w:tcW w:type="dxa" w:w="5112"/>
+          </w:tcPr>
+          <w:p>
+            <w:r>
+              <w:t>Each case must match expected status/claims/trace; three expected-case passes are not three supported answers</w:t>
+            </w:r>
+          </w:p>
+        </w:tc>
+      </w:tr>
+      <w:tr>
+        <w:tc>
+          <w:tcPr>
+            <w:tcW w:type="dxa" w:w="5112"/>
+          </w:tcPr>
+          <w:p>
+            <w:r>
+              <w:t>Measurements</w:t>
+            </w:r>
+          </w:p>
+        </w:tc>
+        <w:tc>
+          <w:tcPr>
+            <w:tcW w:type="dxa" w:w="5112"/>
+          </w:tcPr>
+          <w:p>
+            <w:r>
+              <w:t>Network availability, time/resources and production authentication not measured/implemented</w:t>
+            </w:r>
+          </w:p>
+        </w:tc>
+      </w:tr>
+      <w:tr>
+        <w:tc>
+          <w:tcPr>
+            <w:tcW w:type="dxa" w:w="5112"/>
+          </w:tcPr>
+          <w:p>
+            <w:r>
+              <w:t>Recovery and people</w:t>
+            </w:r>
+          </w:p>
+        </w:tc>
+        <w:tc>
+          <w:tcPr>
+            <w:tcW w:type="dxa" w:w="5112"/>
+          </w:tcPr>
+          <w:p>
+            <w:r>
+              <w:t>No rollback rehearsal or audience/operator sign-off supplied</w:t>
+            </w:r>
+          </w:p>
+        </w:tc>
+      </w:tr>
+      <w:tr>
+        <w:tc>
+          <w:tcPr>
+            <w:tcW w:type="dxa" w:w="5112"/>
+          </w:tcPr>
+          <w:p>
+            <w:r>
+              <w:t>Scope</w:t>
+            </w:r>
+          </w:p>
+        </w:tc>
+        <w:tc>
+          <w:tcPr>
+            <w:tcW w:type="dxa" w:w="5112"/>
+          </w:tcPr>
+          <w:p>
+            <w:r>
+              <w:t>Deterministic local demonstration, no live model, network, external effect or release approval</w:t>
+            </w:r>
+          </w:p>
+        </w:tc>
+      </w:tr>
+    </w:tbl>
+    <w:p>
+      <w:pPr>
+        <w:pStyle w:val="Heading2"/>
+      </w:pPr>
+      <w:r>
+        <w:t>Name supplied and missing evidence</w:t>
+      </w:r>
+    </w:p>
+    <w:p>
+      <w:pPr>
+        <w:pStyle w:val="Heading3"/>
+      </w:pPr>
+      <w:r>
+        <w:t>List the given facts and one fact that is not supplied.</w:t>
+      </w:r>
+    </w:p>
+    <w:p>
+      <w:r>
+        <w:t>________________________________________________________________</w:t>
+      </w:r>
+    </w:p>
+    <w:p>
+      <w:r>
+        <w:t>________________________________________________________________</w:t>
+      </w:r>
+    </w:p>
+    <w:p>
+      <w:r>
+        <w:t>________________________________________________________________</w:t>
+      </w:r>
+    </w:p>
+    <w:p>
+      <w:pPr>
+        <w:pStyle w:val="Heading2"/>
+      </w:pPr>
+      <w:r>
+        <w:t>Earlier wording, alternatives and picture transcripts · reference / check after trying</w:t>
+      </w:r>
+    </w:p>
+    <w:p>
+      <w:pPr>
+        <w:spacing w:line="336" w:lineRule="auto" w:after="180"/>
+      </w:pPr>
+      <w:r>
+        <w:rPr>
+          <w:b w:val="0"/>
+        </w:rPr>
+        <w:t>Begin by writing the question the procedure is intended to answer. Identify the information already supplied, the information it will produce and the information still missing.</w:t>
+      </w:r>
+    </w:p>
+    <w:p>
+      <w:pPr>
+        <w:spacing w:line="336" w:lineRule="auto" w:after="180"/>
+      </w:pPr>
+      <w:r>
+        <w:rPr>
+          <w:b w:val="0"/>
+        </w:rPr>
+        <w:t>These are constructed classroom examples; they do not require live accounts, private records or an external service. Do not treat a plausible explanation as a measured outcome.</w:t>
+      </w:r>
+    </w:p>
+    <w:p>
+      <w:pPr>
+        <w:pStyle w:val="Heading1"/>
+      </w:pPr>
+      <w:r>
+        <w:t>03. Trace each broad claim back to the evidence it would need</w:t>
+      </w:r>
+    </w:p>
+    <w:p>
+      <w:r>
+        <w:t>A polished presentation cannot fill an unmeasured boundary.</w:t>
+      </w:r>
+    </w:p>
+    <w:p>
+      <w:pPr>
+        <w:pStyle w:val="Heading2"/>
+      </w:pPr>
+      <w:r>
+        <w:t>Original defense contents and honest scope</w:t>
+      </w:r>
+    </w:p>
+    <w:p>
+      <w:pPr>
+        <w:spacing w:line="336" w:lineRule="auto" w:after="180"/>
+      </w:pPr>
+      <w:r>
+        <w:rPr>
+          <w:b w:val="0"/>
+        </w:rPr>
+        <w:t>Present requirements, architecture, contracts, permissions, evaluation, resource measurements and recovery. Show one supported case, one legitimate review and one denied operation.</w:t>
+      </w:r>
+    </w:p>
+    <w:p>
+      <w:pPr>
+        <w:spacing w:line="336" w:lineRule="auto" w:after="180"/>
+      </w:pPr>
+      <w:r>
+        <w:rPr>
+          <w:b w:val="0"/>
+        </w:rPr>
+        <w:t>State what was mocked and what remains untested.</w:t>
+      </w:r>
+    </w:p>
+    <w:p>
+      <w:pPr>
+        <w:pStyle w:val="Heading2"/>
+      </w:pPr>
+      <w:r>
+        <w:t>Complete claim-versus-evidence ledger</w:t>
+      </w:r>
+    </w:p>
+    <w:tbl>
+      <w:tblPr>
+        <w:tblStyle w:val="LightShading-Accent1"/>
+        <w:tblW w:type="auto" w:w="0"/>
+        <w:tblLook w:firstColumn="1" w:firstRow="1" w:lastColumn="0" w:lastRow="0" w:noHBand="0" w:noVBand="1" w:val="04A0"/>
+      </w:tblPr>
+      <w:tblGrid>
+        <w:gridCol w:w="3408"/>
+        <w:gridCol w:w="3408"/>
+        <w:gridCol w:w="3408"/>
+      </w:tblGrid>
+      <w:tr>
+        <w:trPr>
+          <w:tblHeader/>
+        </w:trPr>
+        <w:tc>
+          <w:tcPr>
+            <w:tcW w:type="dxa" w:w="3408"/>
+          </w:tcPr>
+          <w:p>
+            <w:r>
+              <w:t>Main demonstration claim</w:t>
+            </w:r>
+          </w:p>
+        </w:tc>
+        <w:tc>
+          <w:tcPr>
+            <w:tcW w:type="dxa" w:w="3408"/>
+          </w:tcPr>
+          <w:p>
+            <w:r>
+              <w:t>Evidence actually supplied</w:t>
+            </w:r>
+          </w:p>
+        </w:tc>
+        <w:tc>
+          <w:tcPr>
+            <w:tcW w:type="dxa" w:w="3408"/>
+          </w:tcPr>
+          <w:p>
+            <w:r>
+              <w:t>Defensible statement</w:t>
+            </w:r>
+          </w:p>
+        </w:tc>
+      </w:tr>
+      <w:tr>
+        <w:tc>
+          <w:tcPr>
+            <w:tcW w:type="dxa" w:w="3408"/>
+          </w:tcPr>
+          <w:p>
+            <w:r>
+              <w:t>Three expected cases succeed with mocked storage</w:t>
+            </w:r>
+          </w:p>
+        </w:tc>
+        <w:tc>
+          <w:tcPr>
+            <w:tcW w:type="dxa" w:w="3408"/>
+          </w:tcPr>
+          <w:p>
+            <w:r>
+              <w:t>Local supported/review/denied traces</w:t>
+            </w:r>
+          </w:p>
+        </w:tc>
+        <w:tc>
+          <w:tcPr>
+            <w:tcW w:type="dxa" w:w="3408"/>
+          </w:tcPr>
+          <w:p>
+            <w:r>
+              <w:t>Those three fixture contracts matched</w:t>
+            </w:r>
+          </w:p>
+        </w:tc>
+      </w:tr>
+      <w:tr>
+        <w:tc>
+          <w:tcPr>
+            <w:tcW w:type="dxa" w:w="3408"/>
+          </w:tcPr>
+          <w:p>
+            <w:r>
+              <w:t>Real network reliability</w:t>
+            </w:r>
+          </w:p>
+        </w:tc>
+        <w:tc>
+          <w:tcPr>
+            <w:tcW w:type="dxa" w:w="3408"/>
+          </w:tcPr>
+          <w:p>
+            <w:r>
+              <w:t>No network observations</w:t>
+            </w:r>
+          </w:p>
+        </w:tc>
+        <w:tc>
+          <w:tcPr>
+            <w:tcW w:type="dxa" w:w="3408"/>
+          </w:tcPr>
+          <w:p>
+            <w:r>
+              <w:t>Not measured</w:t>
+            </w:r>
+          </w:p>
+        </w:tc>
+      </w:tr>
+      <w:tr>
+        <w:tc>
+          <w:tcPr>
+            <w:tcW w:type="dxa" w:w="3408"/>
+          </w:tcPr>
+          <w:p>
+            <w:r>
+              <w:t>Production security</w:t>
+            </w:r>
+          </w:p>
+        </w:tc>
+        <w:tc>
+          <w:tcPr>
+            <w:tcW w:type="dxa" w:w="3408"/>
+          </w:tcPr>
+          <w:p>
+            <w:r>
+              <w:t>No real identity/permission infrastructure</w:t>
+            </w:r>
+          </w:p>
+        </w:tc>
+        <w:tc>
+          <w:tcPr>
+            <w:tcW w:type="dxa" w:w="3408"/>
+          </w:tcPr>
+          <w:p>
+            <w:r>
+              <w:t>Not established</w:t>
+            </w:r>
+          </w:p>
+        </w:tc>
+      </w:tr>
+      <w:tr>
+        <w:tc>
+          <w:tcPr>
+            <w:tcW w:type="dxa" w:w="3408"/>
+          </w:tcPr>
+          <w:p>
+            <w:r>
+              <w:t>Time and resource behavior</w:t>
+            </w:r>
+          </w:p>
+        </w:tc>
+        <w:tc>
+          <w:tcPr>
+            <w:tcW w:type="dxa" w:w="3408"/>
+          </w:tcPr>
+          <w:p>
+            <w:r>
+              <w:t>No timing/resource experiment</w:t>
+            </w:r>
+          </w:p>
+        </w:tc>
+        <w:tc>
+          <w:tcPr>
+            <w:tcW w:type="dxa" w:w="3408"/>
+          </w:tcPr>
+          <w:p>
+            <w:r>
+              <w:t>Not measured</w:t>
+            </w:r>
+          </w:p>
+        </w:tc>
+      </w:tr>
+      <w:tr>
+        <w:tc>
+          <w:tcPr>
+            <w:tcW w:type="dxa" w:w="3408"/>
+          </w:tcPr>
+          <w:p>
+            <w:r>
+              <w:t>Recovery readiness</w:t>
+            </w:r>
+          </w:p>
+        </w:tc>
+        <w:tc>
+          <w:tcPr>
+            <w:tcW w:type="dxa" w:w="3408"/>
+          </w:tcPr>
+          <w:p>
+            <w:r>
+              <w:t>No performed rollback rehearsal</w:t>
+            </w:r>
+          </w:p>
+        </w:tc>
+        <w:tc>
+          <w:tcPr>
+            <w:tcW w:type="dxa" w:w="3408"/>
+          </w:tcPr>
+          <w:p>
+            <w:r>
+              <w:t>Not run</w:t>
+            </w:r>
+          </w:p>
+        </w:tc>
+      </w:tr>
+      <w:tr>
+        <w:tc>
+          <w:tcPr>
+            <w:tcW w:type="dxa" w:w="3408"/>
+          </w:tcPr>
+          <w:p>
+            <w:r>
+              <w:t>Universal absence of future violations</w:t>
+            </w:r>
+          </w:p>
+        </w:tc>
+        <w:tc>
+          <w:tcPr>
+            <w:tcW w:type="dxa" w:w="3408"/>
+          </w:tcPr>
+          <w:p>
+            <w:r>
+              <w:t>Finite fixture observations only</w:t>
+            </w:r>
+          </w:p>
+        </w:tc>
+        <w:tc>
+          <w:tcPr>
+            <w:tcW w:type="dxa" w:w="3408"/>
+          </w:tcPr>
+          <w:p>
+            <w:r>
+              <w:t>Not established by the demo</w:t>
+            </w:r>
+          </w:p>
+        </w:tc>
+      </w:tr>
+    </w:tbl>
+    <w:p>
+      <w:pPr>
+        <w:pStyle w:val="Heading2"/>
+      </w:pPr>
+      <w:r>
+        <w:t>State assumptions and gaps before generalizing</w:t>
+      </w:r>
+    </w:p>
+    <w:p>
+      <w:pPr>
+        <w:spacing w:line="336" w:lineRule="auto" w:after="180"/>
+      </w:pPr>
+      <w:r>
+        <w:rPr>
+          <w:b w:val="0"/>
+        </w:rPr>
+        <w:t xml:space="preserve">Before applying the procedure, write its units, denominator or decision boundary where relevant. A partner should be able to repeat each step using the same </w:t>
       </w:r>
       <w:r>
         <w:rPr>
@@ -258,50 +1027,38 @@
         <w:rPr>
           <w:b w:val="0"/>
         </w:rPr>
-        <w:t xml:space="preserve"> conditions and </w:t>
+        <w:t>s.</w:t>
+      </w:r>
+    </w:p>
+    <w:p>
+      <w:pPr>
+        <w:spacing w:line="336" w:lineRule="auto" w:after="180"/>
+      </w:pPr>
+      <w:r>
+        <w:rPr>
+          <w:b w:val="0"/>
+        </w:rPr>
+        <w:t xml:space="preserve">If a required </w:t>
       </w:r>
       <w:r>
         <w:rPr>
           <w:b/>
         </w:rPr>
-        <w:t>evidence</w:t>
+        <w:t>input</w:t>
       </w:r>
       <w:r>
         <w:rPr>
           <w:b w:val="0"/>
         </w:rPr>
-        <w:t xml:space="preserve"> source before it can support a claim.</w:t>
-      </w:r>
-    </w:p>
-    <w:p>
-      <w:pPr>
-        <w:pStyle w:val="Heading3"/>
-      </w:pPr>
-      <w:r>
-        <w:t>My starting explanation</w:t>
-      </w:r>
-    </w:p>
-    <w:p>
-      <w:r>
-        <w:t>________________________________________________________________</w:t>
-      </w:r>
-    </w:p>
-    <w:p>
-      <w:r>
-        <w:t>________________________________________________________________</w:t>
-      </w:r>
-    </w:p>
-    <w:p>
-      <w:r>
-        <w:t>________________________________________________________________</w:t>
-      </w:r>
-    </w:p>
-    <w:p>
-      <w:pPr>
-        <w:pStyle w:val="Heading3"/>
-      </w:pPr>
-      <w:r>
-        <w:t>This week’s end goal</w:t>
+        <w:t xml:space="preserve"> is absent or violates the stated contract, record that condition explicitly instead of quietly replacing it with a convenient value.</w:t>
+      </w:r>
+    </w:p>
+    <w:p>
+      <w:pPr>
+        <w:pStyle w:val="Heading2"/>
+      </w:pPr>
+      <w:r>
+        <w:t>Explain the visual</w:t>
       </w:r>
     </w:p>
     <w:p>
@@ -312,111 +1069,27 @@
         <w:rPr>
           <w:b w:val="0"/>
         </w:rPr>
-        <w:t>Explain engineering demonstration and defense using the deciding step in this fictional service.</w:t>
-      </w:r>
-    </w:p>
-    <w:p>
-      <w:pPr>
-        <w:pStyle w:val="Heading1"/>
-      </w:pPr>
-      <w:r>
-        <w:t>02. Notice the evidence</w:t>
-      </w:r>
-    </w:p>
-    <w:p>
-      <w:r>
-        <w:t>Investigate the supplied Engineering demonstration and defense case. Separate observations, given facts and assumptions before choosing an explanation.</w:t>
-      </w:r>
-    </w:p>
-    <w:p>
-      <w:pPr>
-        <w:spacing w:line="336" w:lineRule="auto" w:after="180"/>
-      </w:pPr>
+        <w:t xml:space="preserve">Point to the </w:t>
+      </w:r>
+      <w:r>
+        <w:rPr>
+          <w:b/>
+        </w:rPr>
+        <w:t>input</w:t>
+      </w:r>
       <w:r>
         <w:rPr>
           <w:b w:val="0"/>
         </w:rPr>
-        <w:t>An engineering defense demonstrates correct operation and bounded failure with an inspectable implementation, tests and runbook.</w:t>
-      </w:r>
-    </w:p>
-    <w:p>
-      <w:pPr>
-        <w:spacing w:line="336" w:lineRule="auto" w:after="180"/>
-      </w:pPr>
-      <w:r>
-        <w:rPr>
-          <w:b w:val="0"/>
-        </w:rPr>
-        <w:t>Begin by writing the question the procedure is intended to answer. Identify the information already supplied, the information it will produce and the information still missing.</w:t>
-      </w:r>
-    </w:p>
-    <w:p>
-      <w:pPr>
-        <w:spacing w:line="336" w:lineRule="auto" w:after="180"/>
-      </w:pPr>
-      <w:r>
-        <w:rPr>
-          <w:b w:val="0"/>
-        </w:rPr>
-        <w:t>These are constructed classroom examples; they do not require live accounts, private records or an external service. Do not treat a plausible explanation as a measured outcome.</w:t>
-      </w:r>
-    </w:p>
-    <w:p>
-      <w:pPr>
-        <w:pStyle w:val="Heading3"/>
-      </w:pPr>
-      <w:r>
-        <w:t>List the given facts and one fact that is not supplied.</w:t>
-      </w:r>
-    </w:p>
-    <w:p>
-      <w:r>
-        <w:t>________________________________________________________________</w:t>
-      </w:r>
-    </w:p>
-    <w:p>
-      <w:r>
-        <w:t>________________________________________________________________</w:t>
-      </w:r>
-    </w:p>
-    <w:p>
-      <w:r>
-        <w:t>________________________________________________________________</w:t>
-      </w:r>
-    </w:p>
-    <w:p>
-      <w:pPr>
-        <w:pStyle w:val="Heading1"/>
-      </w:pPr>
-      <w:r>
-        <w:t>03. See how it works</w:t>
-      </w:r>
-    </w:p>
-    <w:p>
-      <w:r>
-        <w:t>Follow the mechanism for Engineering demonstration and defense. Connect each labelled input, deciding step and result.</w:t>
-      </w:r>
-    </w:p>
-    <w:p>
-      <w:pPr>
-        <w:spacing w:line="336" w:lineRule="auto" w:after="180"/>
-      </w:pPr>
-      <w:r>
-        <w:rPr>
-          <w:b w:val="0"/>
-        </w:rPr>
-        <w:t>Present requirements, architecture, contracts, permissions, evaluation, resource measurements and recovery. Show one supported case, one legitimate review and one denied operation.</w:t>
-      </w:r>
-    </w:p>
-    <w:p>
-      <w:pPr>
-        <w:spacing w:line="336" w:lineRule="auto" w:after="180"/>
-      </w:pPr>
-      <w:r>
-        <w:rPr>
-          <w:b w:val="0"/>
-        </w:rPr>
-        <w:t>State what was mocked and what remains untested.</w:t>
+        <w:t>, the deciding step and the result in this week’s visual. Explain the same step in ordinary words. A picture helps when you can say what each part represents.</w:t>
+      </w:r>
+    </w:p>
+    <w:p>
+      <w:pPr>
+        <w:pStyle w:val="Heading2"/>
+      </w:pPr>
+      <w:r>
+        <w:t>Earlier wording, alternatives and picture transcripts · reference / check after trying</w:t>
       </w:r>
     </w:p>
     <w:p>
@@ -513,13 +1186,226 @@
     </w:p>
     <w:p>
       <w:pPr>
+        <w:pStyle w:val="Heading3"/>
+      </w:pPr>
+      <w:r>
+        <w:t>Connect the picture and the explanation</w:t>
+      </w:r>
+    </w:p>
+    <w:p>
+      <w:pPr>
+        <w:pStyle w:val="Heading1"/>
+      </w:pPr>
+      <w:r>
+        <w:t>04. Predict a request to email everyone without expanding authority</w:t>
+      </w:r>
+    </w:p>
+    <w:p>
+      <w:r>
+        <w:t>A supported room answer does not authorize sending a message.</w:t>
+      </w:r>
+    </w:p>
+    <w:p>
+      <w:pPr>
+        <w:pStyle w:val="Heading2"/>
+      </w:pPr>
+      <w:r>
+        <w:t>Current task and response</w:t>
+      </w:r>
+    </w:p>
+    <w:p>
+      <w:pPr>
+        <w:pStyle w:val="ListBullet"/>
+      </w:pPr>
+      <w:r>
+        <w:t>Demo succeeds on three cases using mocked storage. Presenter claims real network reliability and production security. Show the intermediate steps and give the conclusion with its scope.</w:t>
+      </w:r>
+    </w:p>
+    <w:p>
+      <w:pPr>
+        <w:pStyle w:val="Heading3"/>
+      </w:pPr>
+      <w:r>
+        <w:t>Keep the procedure fixed. Explain what changed in the inputs and result.</w:t>
+      </w:r>
+    </w:p>
+    <w:p>
+      <w:r>
+        <w:t>________________________________________________________________</w:t>
+      </w:r>
+    </w:p>
+    <w:p>
+      <w:r>
+        <w:t>________________________________________________________________</w:t>
+      </w:r>
+    </w:p>
+    <w:p>
+      <w:r>
+        <w:t>________________________________________________________________</w:t>
+      </w:r>
+    </w:p>
+    <w:p>
+      <w:r>
+        <w:t>________________________________________________________________</w:t>
+      </w:r>
+    </w:p>
+    <w:p>
+      <w:r>
+        <w:t>________________________________________________________________</w:t>
+      </w:r>
+    </w:p>
+    <w:p>
+      <w:pPr>
+        <w:pStyle w:val="Heading2"/>
+      </w:pPr>
+      <w:r>
+        <w:t>Predict the email challenge</w:t>
+      </w:r>
+    </w:p>
+    <w:p>
+      <w:pPr>
+        <w:pStyle w:val="ListBullet"/>
+      </w:pPr>
+      <w:r>
+        <w:t>Change: The challenger asks the bot to email everyone about room E.</w:t>
+      </w:r>
+    </w:p>
+    <w:p>
+      <w:pPr>
+        <w:pStyle w:val="Heading2"/>
+      </w:pPr>
+      <w:r>
+        <w:t>Check after predicting · reference / check after trying</w:t>
+      </w:r>
+    </w:p>
+    <w:p>
+      <w:pPr>
         <w:spacing w:line="336" w:lineRule="auto" w:after="180"/>
       </w:pPr>
+      <w:r>
+        <w:rPr>
+          <w:b/>
+        </w:rPr>
+        <w:t>Prediction</w:t>
+      </w:r>
       <w:r>
         <w:rPr>
           <w:b w:val="0"/>
         </w:rPr>
-        <w:t xml:space="preserve">Before applying the procedure, write its units, denominator or decision boundary where relevant. A partner should be able to repeat each step using the same </w:t>
+        <w:t>: Refuse that operation while retaining the supported room answer.</w:t>
+      </w:r>
+    </w:p>
+    <w:p>
+      <w:pPr>
+        <w:spacing w:line="336" w:lineRule="auto" w:after="180"/>
+      </w:pPr>
+      <w:r>
+        <w:rPr>
+          <w:b w:val="0"/>
+        </w:rPr>
+        <w:t>Reason: Knowing a fact does not grant authority for an external action.</w:t>
+      </w:r>
+    </w:p>
+    <w:p>
+      <w:pPr>
+        <w:pStyle w:val="Heading2"/>
+      </w:pPr>
+      <w:r>
+        <w:t>Earlier wording, alternatives and picture transcripts · reference / check after trying</w:t>
+      </w:r>
+    </w:p>
+    <w:p>
+      <w:pPr>
+        <w:pStyle w:val="Heading3"/>
+      </w:pPr>
+      <w:r>
+        <w:t>Compare a familiar case with a changed case</w:t>
+      </w:r>
+    </w:p>
+    <w:p>
+      <w:pPr>
+        <w:pStyle w:val="Heading3"/>
+      </w:pPr>
+      <w:r>
+        <w:t>Change one thing in the pictured case</w:t>
+      </w:r>
+    </w:p>
+    <w:p>
+      <w:pPr>
+        <w:pStyle w:val="Heading1"/>
+      </w:pPr>
+      <w:r>
+        <w:t>06. Read source support and action authority as different parts of the defense</w:t>
+      </w:r>
+    </w:p>
+    <w:p>
+      <w:r>
+        <w:t>Show the permitted evidence path and the denied side-effect request.</w:t>
+      </w:r>
+    </w:p>
+    <w:p>
+      <w:pPr>
+        <w:pStyle w:val="Heading2"/>
+      </w:pPr>
+      <w:r>
+        <w:t>Main mocked-demo overclaim and checked correction</w:t>
+      </w:r>
+    </w:p>
+    <w:p>
+      <w:pPr>
+        <w:spacing w:line="336" w:lineRule="auto" w:after="180"/>
+      </w:pPr>
+      <w:r>
+        <w:rPr>
+          <w:b w:val="0"/>
+        </w:rPr>
+        <w:t>Demo succeeds on three cases using mocked storage. Presenter claims real network reliability and production security.</w:t>
+      </w:r>
+    </w:p>
+    <w:p>
+      <w:pPr>
+        <w:spacing w:line="336" w:lineRule="auto" w:after="180"/>
+      </w:pPr>
+      <w:r>
+        <w:rPr>
+          <w:b w:val="0"/>
+        </w:rPr>
+        <w:t xml:space="preserve">The demo supports the three fixture behaviours only. Real availability, resource limits and broader security remain untested; preserve the </w:t>
+      </w:r>
+      <w:r>
+        <w:rPr>
+          <w:b/>
+        </w:rPr>
+        <w:t>mock boundary</w:t>
+      </w:r>
+      <w:r>
+        <w:rPr>
+          <w:b w:val="0"/>
+        </w:rPr>
+        <w:t>.</w:t>
+      </w:r>
+    </w:p>
+    <w:p>
+      <w:pPr>
+        <w:spacing w:line="336" w:lineRule="auto" w:after="180"/>
+      </w:pPr>
+      <w:r>
+        <w:rPr>
+          <w:b w:val="0"/>
+        </w:rPr>
+        <w:t xml:space="preserve">Compare the intermediate </w:t>
+      </w:r>
+      <w:r>
+        <w:rPr>
+          <w:b/>
+        </w:rPr>
+        <w:t>evidence</w:t>
+      </w:r>
+      <w:r>
+        <w:rPr>
+          <w:b w:val="0"/>
+        </w:rPr>
+        <w:t xml:space="preserve"> with the final statement. Explain why each number or decision follows from the stated </w:t>
       </w:r>
       <w:r>
         <w:rPr>
@@ -531,18 +1417,7 @@
         <w:rPr>
           <w:b w:val="0"/>
         </w:rPr>
-        <w:t>s.</w:t>
-      </w:r>
-    </w:p>
-    <w:p>
-      <w:pPr>
-        <w:spacing w:line="336" w:lineRule="auto" w:after="180"/>
-      </w:pPr>
-      <w:r>
-        <w:rPr>
-          <w:b w:val="0"/>
-        </w:rPr>
-        <w:t xml:space="preserve">If a required </w:t>
+        <w:t xml:space="preserve">s. The conclusion belongs to this scenario and procedure; changing the </w:t>
       </w:r>
       <w:r>
         <w:rPr>
@@ -554,382 +1429,7 @@
         <w:rPr>
           <w:b w:val="0"/>
         </w:rPr>
-        <w:t xml:space="preserve"> is absent or violates the stated contract, record that condition explicitly instead of quietly replacing it with a convenient value.</w:t>
-      </w:r>
-    </w:p>
-    <w:p>
-      <w:pPr>
-        <w:pStyle w:val="Heading3"/>
-      </w:pPr>
-      <w:r>
-        <w:t>Connect the picture and the explanation</w:t>
-      </w:r>
-    </w:p>
-    <w:p>
-      <w:pPr>
-        <w:spacing w:line="336" w:lineRule="auto" w:after="180"/>
-      </w:pPr>
-      <w:r>
-        <w:rPr>
-          <w:b w:val="0"/>
-        </w:rPr>
-        <w:t xml:space="preserve">Point to the </w:t>
-      </w:r>
-      <w:r>
-        <w:rPr>
-          <w:b/>
-        </w:rPr>
-        <w:t>input</w:t>
-      </w:r>
-      <w:r>
-        <w:rPr>
-          <w:b w:val="0"/>
-        </w:rPr>
-        <w:t>, the deciding step and the result in this week’s visual. Explain the same step in ordinary words. A picture helps when you can say what each part represents.</w:t>
-      </w:r>
-    </w:p>
-    <w:p>
-      <w:pPr>
-        <w:pStyle w:val="Heading1"/>
-      </w:pPr>
-      <w:r>
-        <w:t>04. Compare the cases</w:t>
-      </w:r>
-    </w:p>
-    <w:p>
-      <w:r>
-        <w:t>Compare the supplied cases for Engineering demonstration and defense. Identify the detail that changes the conclusion.</w:t>
-      </w:r>
-    </w:p>
-    <w:p>
-      <w:pPr>
-        <w:pStyle w:val="Heading3"/>
-      </w:pPr>
-      <w:r>
-        <w:t>Compare a familiar case with a changed case</w:t>
-      </w:r>
-    </w:p>
-    <w:p>
-      <w:pPr>
-        <w:spacing w:line="336" w:lineRule="auto" w:after="180"/>
-      </w:pPr>
-      <w:r>
-        <w:rPr>
-          <w:b w:val="0"/>
-        </w:rPr>
-        <w:t>Demo succeeds on three cases using mocked storage. Presenter claims real network reliability and production security. Show the intermediate steps and give the conclusion with its scope.</w:t>
-      </w:r>
-    </w:p>
-    <w:p>
-      <w:pPr>
-        <w:pStyle w:val="Heading3"/>
-      </w:pPr>
-      <w:r>
-        <w:t>Keep the procedure fixed. Explain what changed in the inputs and result.</w:t>
-      </w:r>
-    </w:p>
-    <w:p>
-      <w:r>
-        <w:t>________________________________________________________________</w:t>
-      </w:r>
-    </w:p>
-    <w:p>
-      <w:r>
-        <w:t>________________________________________________________________</w:t>
-      </w:r>
-    </w:p>
-    <w:p>
-      <w:r>
-        <w:t>________________________________________________________________</w:t>
-      </w:r>
-    </w:p>
-    <w:p>
-      <w:r>
-        <w:t>________________________________________________________________</w:t>
-      </w:r>
-    </w:p>
-    <w:p>
-      <w:r>
-        <w:t>________________________________________________________________</w:t>
-      </w:r>
-    </w:p>
-    <w:p>
-      <w:pPr>
-        <w:pStyle w:val="Heading3"/>
-      </w:pPr>
-      <w:r>
-        <w:t>Change one thing in the pictured case</w:t>
-      </w:r>
-    </w:p>
-    <w:p>
-      <w:pPr>
-        <w:pStyle w:val="Heading3"/>
-      </w:pPr>
-      <w:r>
-        <w:t>Change one thing</w:t>
-      </w:r>
-    </w:p>
-    <w:p>
-      <w:pPr>
-        <w:spacing w:line="336" w:lineRule="auto" w:after="180"/>
-        <w:shd w:fill="F5F1FB"/>
-      </w:pPr>
-      <w:r>
-        <w:rPr>
-          <w:b w:val="0"/>
-        </w:rPr>
-        <w:t>Change: The challenger asks the bot to email everyone about room E.</w:t>
-      </w:r>
-    </w:p>
-    <w:p>
-      <w:pPr>
-        <w:pStyle w:val="Heading3"/>
-      </w:pPr>
-      <w:r>
-        <w:t>Predicted result</w:t>
-      </w:r>
-    </w:p>
-    <w:p>
-      <w:pPr>
-        <w:spacing w:line="336" w:lineRule="auto" w:after="180"/>
-        <w:shd w:fill="F1F6FC"/>
-      </w:pPr>
-      <w:r>
-        <w:rPr>
-          <w:b/>
-        </w:rPr>
-        <w:t>Prediction</w:t>
-      </w:r>
-      <w:r>
-        <w:rPr>
-          <w:b w:val="0"/>
-        </w:rPr>
-        <w:t>: Refuse that operation while retaining the supported room answer.</w:t>
-      </w:r>
-    </w:p>
-    <w:p>
-      <w:pPr>
-        <w:pStyle w:val="Heading3"/>
-      </w:pPr>
-      <w:r>
-        <w:t>Why the result follows</w:t>
-      </w:r>
-    </w:p>
-    <w:p>
-      <w:pPr>
-        <w:spacing w:line="336" w:lineRule="auto" w:after="180"/>
-        <w:shd w:fill="F1F6FC"/>
-      </w:pPr>
-      <w:r>
-        <w:rPr>
-          <w:b w:val="0"/>
-        </w:rPr>
-        <w:t>Reason: Knowing a fact does not grant authority for an external action.</w:t>
-      </w:r>
-    </w:p>
-    <w:p>
-      <w:pPr>
-        <w:pStyle w:val="Heading1"/>
-      </w:pPr>
-      <w:r>
-        <w:t>05. Words that unlock the idea</w:t>
-      </w:r>
-    </w:p>
-    <w:p>
-      <w:r>
-        <w:t>Use the vocabulary of Engineering demonstration and defense to explain a concrete decision, rather than only memorising definitions.</w:t>
-      </w:r>
-    </w:p>
-    <w:tbl>
-      <w:tblPr>
-        <w:tblStyle w:val="LightShading-Accent1"/>
-        <w:tblW w:type="auto" w:w="0"/>
-        <w:tblLook w:firstColumn="1" w:firstRow="1" w:lastColumn="0" w:lastRow="0" w:noHBand="0" w:noVBand="1" w:val="04A0"/>
-      </w:tblPr>
-      <w:tblGrid>
-        <w:gridCol w:w="5112"/>
-        <w:gridCol w:w="5112"/>
-      </w:tblGrid>
-      <w:tr>
-        <w:trPr>
-          <w:tblHeader/>
-        </w:trPr>
-        <w:tc>
-          <w:tcPr>
-            <w:tcW w:type="dxa" w:w="5112"/>
-          </w:tcPr>
-          <w:p>
-            <w:r>
-              <w:t>Word</w:t>
-            </w:r>
-          </w:p>
-        </w:tc>
-        <w:tc>
-          <w:tcPr>
-            <w:tcW w:type="dxa" w:w="5112"/>
-          </w:tcPr>
-          <w:p>
-            <w:r>
-              <w:t>Meaning</w:t>
-            </w:r>
-          </w:p>
-        </w:tc>
-      </w:tr>
-      <w:tr>
-        <w:tc>
-          <w:tcPr>
-            <w:tcW w:type="dxa" w:w="5112"/>
-          </w:tcPr>
-          <w:p>
-            <w:r>
-              <w:t>Demonstration scope</w:t>
-            </w:r>
-          </w:p>
-        </w:tc>
-        <w:tc>
-          <w:tcPr>
-            <w:tcW w:type="dxa" w:w="5112"/>
-          </w:tcPr>
-          <w:p>
-            <w:r>
-              <w:t>The conditions actually exercised</w:t>
-            </w:r>
-          </w:p>
-        </w:tc>
-      </w:tr>
-      <w:tr>
-        <w:tc>
-          <w:tcPr>
-            <w:tcW w:type="dxa" w:w="5112"/>
-          </w:tcPr>
-          <w:p>
-            <w:r>
-              <w:t>Mock boundary</w:t>
-            </w:r>
-          </w:p>
-        </w:tc>
-        <w:tc>
-          <w:tcPr>
-            <w:tcW w:type="dxa" w:w="5112"/>
-          </w:tcPr>
-          <w:p>
-            <w:r>
-              <w:t>The part replaced by controlled simulated behaviour</w:t>
-            </w:r>
-          </w:p>
-        </w:tc>
-      </w:tr>
-      <w:tr>
-        <w:tc>
-          <w:tcPr>
-            <w:tcW w:type="dxa" w:w="5112"/>
-          </w:tcPr>
-          <w:p>
-            <w:r>
-              <w:t>Operational evidence</w:t>
-            </w:r>
-          </w:p>
-        </w:tc>
-        <w:tc>
-          <w:tcPr>
-            <w:tcW w:type="dxa" w:w="5112"/>
-          </w:tcPr>
-          <w:p>
-            <w:r>
-              <w:t>Records of actual service behaviour and recovery</w:t>
-            </w:r>
-          </w:p>
-        </w:tc>
-      </w:tr>
-    </w:tbl>
-    <w:p>
-      <w:pPr>
-        <w:pStyle w:val="Heading3"/>
-      </w:pPr>
-      <w:r>
-        <w:t>Use two terms to explain a step in this week’s example.</w:t>
-      </w:r>
-    </w:p>
-    <w:p>
-      <w:r>
-        <w:t>________________________________________________________________</w:t>
-      </w:r>
-    </w:p>
-    <w:p>
-      <w:r>
-        <w:t>________________________________________________________________</w:t>
-      </w:r>
-    </w:p>
-    <w:p>
-      <w:r>
-        <w:t>________________________________________________________________</w:t>
-      </w:r>
-    </w:p>
-    <w:p>
-      <w:pPr>
-        <w:pStyle w:val="Heading1"/>
-      </w:pPr>
-      <w:r>
-        <w:t>06. Follow a worked example</w:t>
-      </w:r>
-    </w:p>
-    <w:p>
-      <w:r>
-        <w:t>Follow the worked trace for Engineering demonstration and defense, predict a step, then compare with its explanation.</w:t>
-      </w:r>
-    </w:p>
-    <w:p>
-      <w:pPr>
-        <w:spacing w:line="336" w:lineRule="auto" w:after="180"/>
-      </w:pPr>
-      <w:r>
-        <w:rPr>
-          <w:b w:val="0"/>
-        </w:rPr>
-        <w:t>Demo succeeds on three cases using mocked storage. Presenter claims real network reliability and production security.</w:t>
-      </w:r>
-    </w:p>
-    <w:p>
-      <w:pPr>
-        <w:spacing w:line="336" w:lineRule="auto" w:after="180"/>
-      </w:pPr>
-      <w:r>
-        <w:rPr>
-          <w:b w:val="0"/>
-        </w:rPr>
-        <w:t xml:space="preserve">The demo supports the three fixture behaviours only. Real availability, resource limits and broader security remain untested; preserve the </w:t>
-      </w:r>
-      <w:r>
-        <w:rPr>
-          <w:b/>
-        </w:rPr>
-        <w:t>mock boundary</w:t>
-      </w:r>
-      <w:r>
-        <w:rPr>
-          <w:b w:val="0"/>
-        </w:rPr>
-        <w:t>.</w:t>
-      </w:r>
-    </w:p>
-    <w:p>
-      <w:pPr>
-        <w:pStyle w:val="Heading3"/>
-      </w:pPr>
-      <w:r>
-        <w:t>Worked explanation · Engineering demonstration and defense</w:t>
-      </w:r>
-    </w:p>
-    <w:p>
-      <w:pPr>
-        <w:spacing w:line="336" w:lineRule="auto" w:after="180"/>
-        <w:shd w:fill="F1F6FC"/>
-      </w:pPr>
-      <w:r>
-        <w:rPr>
-          <w:b w:val="0"/>
-        </w:rPr>
-        <w:t xml:space="preserve">Compare the intermediate </w:t>
+        <w:t xml:space="preserve">s, evaluation population or authority can change what it establishes. Retain only authorized, minimized demonstration </w:t>
       </w:r>
       <w:r>
         <w:rPr>
@@ -941,70 +1441,15 @@
         <w:rPr>
           <w:b w:val="0"/>
         </w:rPr>
-        <w:t xml:space="preserve"> with the final statement. Explain why each number or decision follows from the stated </w:t>
-      </w:r>
-      <w:r>
-        <w:rPr>
-          <w:b/>
-        </w:rPr>
-        <w:t>input</w:t>
-      </w:r>
-      <w:r>
-        <w:rPr>
-          <w:b w:val="0"/>
-        </w:rPr>
-        <w:t>s.</w:t>
-      </w:r>
-    </w:p>
-    <w:p>
-      <w:pPr>
-        <w:spacing w:line="336" w:lineRule="auto" w:after="180"/>
-        <w:shd w:fill="F1F6FC"/>
-      </w:pPr>
-      <w:r>
-        <w:rPr>
-          <w:b w:val="0"/>
-        </w:rPr>
-        <w:t xml:space="preserve">The conclusion belongs to this scenario and procedure; changing the </w:t>
-      </w:r>
-      <w:r>
-        <w:rPr>
-          <w:b/>
-        </w:rPr>
-        <w:t>input</w:t>
-      </w:r>
-      <w:r>
-        <w:rPr>
-          <w:b w:val="0"/>
-        </w:rPr>
-        <w:t>s, evaluation population or authority can change what it establishes. Retain the raw record so a later revision can be compared honestly.</w:t>
-      </w:r>
-    </w:p>
-    <w:p>
-      <w:pPr>
-        <w:pStyle w:val="Heading3"/>
-      </w:pPr>
-      <w:r>
-        <w:t>Learn from the worked case</w:t>
-      </w:r>
-    </w:p>
-    <w:p>
-      <w:pPr>
-        <w:spacing w:line="336" w:lineRule="auto" w:after="180"/>
-      </w:pPr>
-      <w:r>
-        <w:rPr>
-          <w:b w:val="0"/>
-        </w:rPr>
-        <w:t>Cover the result before checking it. Say what is given, choose the procedure, and follow one step at a time. Then uncover the result and explain your first mismatch. Ask why a step is allowed, not only what number it produces.</w:t>
-      </w:r>
-    </w:p>
-    <w:p>
-      <w:pPr>
-        <w:pStyle w:val="Heading3"/>
-      </w:pPr>
-      <w:r>
-        <w:t>A pictorial worked case: Engineering demonstration and defense</w:t>
+        <w:t xml:space="preserve"> without secret values or unnecessary private content so a later revision can be compared honestly.</w:t>
+      </w:r>
+    </w:p>
+    <w:p>
+      <w:pPr>
+        <w:pStyle w:val="Heading2"/>
+      </w:pPr>
+      <w:r>
+        <w:t>Separate V7 source path and structured-operation scope</w:t>
       </w:r>
     </w:p>
     <w:p>
@@ -1020,24 +1465,7 @@
     </w:p>
     <w:p>
       <w:pPr>
-        <w:pStyle w:val="Heading3"/>
-      </w:pPr>
-      <w:r>
-        <w:t>The facts we will use</w:t>
-      </w:r>
-    </w:p>
-    <w:p>
-      <w:pPr>
-        <w:pStyle w:val="Heading3"/>
-      </w:pPr>
-      <w:r>
-        <w:t>Supplied facts</w:t>
-      </w:r>
-    </w:p>
-    <w:p>
-      <w:pPr>
         <w:spacing w:line="336" w:lineRule="auto" w:after="180"/>
-        <w:shd w:fill="F1F6FC"/>
       </w:pPr>
       <w:r>
         <w:rPr>
@@ -1047,11 +1475,41 @@
       </w:r>
     </w:p>
     <w:p>
+      <w:pPr>
+        <w:spacing w:line="336" w:lineRule="auto" w:after="180"/>
+      </w:pPr>
+      <w:r>
+        <w:rPr>
+          <w:b w:val="0"/>
+        </w:rPr>
+        <w:t>The picture traces the approved V7 card to room E for club V. Point to the card ID, supplied approval/current version, retrieved fields and final source attribution. Then show that sending or editing is outside the read-only operation contract. In the exact structured send case, deny before lookup and return no new room claim; this does not erase a separate previously supported read answer.</w:t>
+      </w:r>
+    </w:p>
+    <w:p>
+      <w:pPr>
+        <w:spacing w:line="336" w:lineRule="auto" w:after="180"/>
+      </w:pPr>
+      <w:r>
+        <w:rPr>
+          <w:b w:val="0"/>
+        </w:rPr>
+        <w:t>Removing the approved card instead produces review with null claims. The code implements a deterministic fixture path, not natural-language interpretation, model reasoning, production authentication or a live email service. Expected-case passes include legitimate review/denial and must not be reported as three factual answers.</w:t>
+      </w:r>
+    </w:p>
+    <w:p>
+      <w:pPr>
+        <w:pStyle w:val="Heading2"/>
+      </w:pPr>
+      <w:r>
+        <w:t>Trace card, supported room, read-only authority and missing evidence</w:t>
+      </w:r>
+    </w:p>
+    <w:p>
       <w:r>
         <w:drawing>
           <wp:inline xmlns:a="http://schemas.openxmlformats.org/drawingml/2006/main" xmlns:pic="http://schemas.openxmlformats.org/drawingml/2006/picture">
-            <wp:extent cx="5381271" cy="5943599"/>
-            <wp:docPr id="1" name="Picture 1" descr="Engineering demonstration and defense. Show source path: Connect the question to retrieved card V7.. Support the claim: Room E follows from V7, not merely fluent wording.. Show authority: The service cannot edit rooms or send messages.. Name missing evidence: With no approved card, decline to invent a room."/>
+            <wp:extent cx="5486400" cy="4005072"/>
+            <wp:docPr id="1" name="Picture 1" descr="Show source path: Connect the question to retrieved card V7. → Support the claim: Room E follows from V7, not merely fluent wording. → Show authority: The service cannot edit rooms or send messages. → Name missing evidence: With no approved card, decline to invent a room."/>
             <wp:cNvGraphicFramePr>
               <a:graphicFrameLocks noChangeAspect="1"/>
             </wp:cNvGraphicFramePr>
@@ -1059,7 +1517,7 @@
               <a:graphicData uri="http://schemas.openxmlformats.org/drawingml/2006/picture">
                 <pic:pic>
                   <pic:nvPicPr>
-                    <pic:cNvPr id="0" name="academy-visual-ai-6-36.png"/>
+                    <pic:cNvPr id="0" name="academy-story-ai-6-36-02.png"/>
                     <pic:cNvPicPr/>
                   </pic:nvPicPr>
                   <pic:blipFill>
@@ -1071,7 +1529,7 @@
                   <pic:spPr>
                     <a:xfrm>
                       <a:off x="0" y="0"/>
-                      <a:ext cx="5381271" cy="5943599"/>
+                      <a:ext cx="5486400" cy="4005072"/>
                     </a:xfrm>
                     <a:prstGeom prst="rect"/>
                   </pic:spPr>
@@ -1221,24 +1679,7 @@
     </w:p>
     <w:p>
       <w:pPr>
-        <w:pStyle w:val="Heading3"/>
-      </w:pPr>
-      <w:r>
-        <w:t>Why this result follows</w:t>
-      </w:r>
-    </w:p>
-    <w:p>
-      <w:pPr>
-        <w:pStyle w:val="Heading3"/>
-      </w:pPr>
-      <w:r>
-        <w:t>Why the result follows</w:t>
-      </w:r>
-    </w:p>
-    <w:p>
-      <w:pPr>
         <w:spacing w:line="336" w:lineRule="auto" w:after="180"/>
-        <w:shd w:fill="F1F6FC"/>
       </w:pPr>
       <w:r>
         <w:rPr>
@@ -1261,30 +1702,113 @@
     </w:p>
     <w:p>
       <w:pPr>
+        <w:pStyle w:val="Heading2"/>
+      </w:pPr>
+      <w:r>
+        <w:t>Predict email everyone</w:t>
+      </w:r>
+    </w:p>
+    <w:p>
+      <w:pPr>
+        <w:pStyle w:val="ListBullet"/>
+      </w:pPr>
+      <w:r>
+        <w:t>Change one thing: The challenger asks the bot to email everyone about room E. Predict the result before checking the explanation. What remains the same?</w:t>
+      </w:r>
+    </w:p>
+    <w:p>
+      <w:pPr>
+        <w:pStyle w:val="Heading2"/>
+      </w:pPr>
+      <w:r>
+        <w:t>Check after predicting · reference / check after trying</w:t>
+      </w:r>
+    </w:p>
+    <w:p>
+      <w:r>
+        <w:drawing>
+          <wp:inline xmlns:a="http://schemas.openxmlformats.org/drawingml/2006/main" xmlns:pic="http://schemas.openxmlformats.org/drawingml/2006/picture">
+            <wp:extent cx="5486400" cy="3026664"/>
+            <wp:docPr id="2" name="Picture 2" descr="Original case: With no approved card, decline to invent a room. Changed condition: The challenger asks the bot to email everyone about room E. Expected result: Refuse that operation while retaining the supported room answer. Reason: Knowing a fact does not grant authority for an external action."/>
+            <wp:cNvGraphicFramePr>
+              <a:graphicFrameLocks noChangeAspect="1"/>
+            </wp:cNvGraphicFramePr>
+            <a:graphic>
+              <a:graphicData uri="http://schemas.openxmlformats.org/drawingml/2006/picture">
+                <pic:pic>
+                  <pic:nvPicPr>
+                    <pic:cNvPr id="0" name="academy-story-ai-6-36-04.png"/>
+                    <pic:cNvPicPr/>
+                  </pic:nvPicPr>
+                  <pic:blipFill>
+                    <a:blip r:embed="rId10"/>
+                    <a:stretch>
+                      <a:fillRect/>
+                    </a:stretch>
+                  </pic:blipFill>
+                  <pic:spPr>
+                    <a:xfrm>
+                      <a:off x="0" y="0"/>
+                      <a:ext cx="5486400" cy="3026664"/>
+                    </a:xfrm>
+                    <a:prstGeom prst="rect"/>
+                  </pic:spPr>
+                </pic:pic>
+              </a:graphicData>
+            </a:graphic>
+          </wp:inline>
+        </w:drawing>
+      </w:r>
+    </w:p>
+    <w:p>
+      <w:pPr>
+        <w:pStyle w:val="Heading2"/>
+      </w:pPr>
+      <w:r>
+        <w:t>Explain demonstration limits and the denied operation</w:t>
+      </w:r>
+    </w:p>
+    <w:p>
+      <w:pPr>
+        <w:pStyle w:val="ListBullet"/>
+      </w:pPr>
+      <w:r>
+        <w:t>A polished demonstration is not a broad reliability estimate; disclose tested cases, failures and assumptions.</w:t>
+      </w:r>
+    </w:p>
+    <w:p>
+      <w:pPr>
+        <w:pStyle w:val="ListBullet"/>
+      </w:pPr>
+      <w:r>
+        <w:t>Read the labelled picture: Locate V7, room E and read-only scope in the demonstration. Which evidence supports the answer, and why must a request to email everyone still be refused?</w:t>
+      </w:r>
+    </w:p>
+    <w:p>
+      <w:pPr>
+        <w:pStyle w:val="Heading2"/>
+      </w:pPr>
+      <w:r>
+        <w:t>Earlier wording, alternatives and picture transcripts · reference / check after trying</w:t>
+      </w:r>
+    </w:p>
+    <w:p>
+      <w:pPr>
         <w:pStyle w:val="Heading3"/>
       </w:pPr>
       <w:r>
-        <w:t>What this example does not establish</w:t>
-      </w:r>
-    </w:p>
-    <w:p>
-      <w:pPr>
-        <w:pStyle w:val="Heading3"/>
-      </w:pPr>
-      <w:r>
-        <w:t>Keep the stated limit</w:t>
+        <w:t>Learn from the worked case</w:t>
       </w:r>
     </w:p>
     <w:p>
       <w:pPr>
         <w:spacing w:line="336" w:lineRule="auto" w:after="180"/>
-        <w:shd w:fill="FFF5E6"/>
       </w:pPr>
       <w:r>
         <w:rPr>
           <w:b w:val="0"/>
         </w:rPr>
-        <w:t>A polished demonstration is not a broad reliability estimate; disclose tested cases, failures and assumptions.</w:t>
+        <w:t>Cover the result before checking it. Say what is given, choose the procedure, and follow one step at a time. Then uncover the result and explain your first mismatch. Ask why a step is allowed, not only what number it produces.</w:t>
       </w:r>
     </w:p>
     <w:p>
@@ -1292,19 +1816,121 @@
         <w:pStyle w:val="Heading3"/>
       </w:pPr>
       <w:r>
-        <w:t>Keep the stated limit</w:t>
+        <w:t>A pictorial worked case: Engineering demonstration and defense</w:t>
+      </w:r>
+    </w:p>
+    <w:p>
+      <w:pPr>
+        <w:pStyle w:val="Heading3"/>
+      </w:pPr>
+      <w:r>
+        <w:t>The facts we will use</w:t>
+      </w:r>
+    </w:p>
+    <w:p>
+      <w:r>
+        <w:drawing>
+          <wp:inline xmlns:a="http://schemas.openxmlformats.org/drawingml/2006/main" xmlns:pic="http://schemas.openxmlformats.org/drawingml/2006/picture">
+            <wp:extent cx="5381271" cy="5943599"/>
+            <wp:docPr id="3" name="Picture 3" descr="Engineering demonstration and defense. Show source path: Connect the question to retrieved card V7.. Support the claim: Room E follows from V7, not merely fluent wording.. Show authority: The service cannot edit rooms or send messages.. Name missing evidence: With no approved card, decline to invent a room."/>
+            <wp:cNvGraphicFramePr>
+              <a:graphicFrameLocks noChangeAspect="1"/>
+            </wp:cNvGraphicFramePr>
+            <a:graphic>
+              <a:graphicData uri="http://schemas.openxmlformats.org/drawingml/2006/picture">
+                <pic:pic>
+                  <pic:nvPicPr>
+                    <pic:cNvPr id="0" name="academy-visual-ai-6-36.png"/>
+                    <pic:cNvPicPr/>
+                  </pic:nvPicPr>
+                  <pic:blipFill>
+                    <a:blip r:embed="rId11"/>
+                    <a:stretch>
+                      <a:fillRect/>
+                    </a:stretch>
+                  </pic:blipFill>
+                  <pic:spPr>
+                    <a:xfrm>
+                      <a:off x="0" y="0"/>
+                      <a:ext cx="5381271" cy="5943599"/>
+                    </a:xfrm>
+                    <a:prstGeom prst="rect"/>
+                  </pic:spPr>
+                </pic:pic>
+              </a:graphicData>
+            </a:graphic>
+          </wp:inline>
+        </w:drawing>
+      </w:r>
+    </w:p>
+    <w:p>
+      <w:pPr>
+        <w:pStyle w:val="Heading3"/>
+      </w:pPr>
+      <w:r>
+        <w:t>Why this result follows</w:t>
+      </w:r>
+    </w:p>
+    <w:p>
+      <w:pPr>
+        <w:pStyle w:val="Heading3"/>
+      </w:pPr>
+      <w:r>
+        <w:t>What this example does not establish</w:t>
+      </w:r>
+    </w:p>
+    <w:p>
+      <w:pPr>
+        <w:pStyle w:val="Heading1"/>
+      </w:pPr>
+      <w:r>
+        <w:t>07. Audit the gap between observed behavior and broad assurance</w:t>
+      </w:r>
+    </w:p>
+    <w:p>
+      <w:r>
+        <w:t>A strong defense states a limitation precisely rather than hiding it.</w:t>
+      </w:r>
+    </w:p>
+    <w:p>
+      <w:pPr>
+        <w:pStyle w:val="Heading2"/>
+      </w:pPr>
+      <w:r>
+        <w:t>Core demonstration qualification and failure analysis</w:t>
       </w:r>
     </w:p>
     <w:p>
       <w:pPr>
         <w:spacing w:line="336" w:lineRule="auto" w:after="180"/>
-        <w:shd w:fill="FFF5E6"/>
       </w:pPr>
       <w:r>
         <w:rPr>
           <w:b w:val="0"/>
         </w:rPr>
-        <w:t xml:space="preserve">Read the labelled picture: Locate V7, room E and read-only scope in the demonstration. Which </w:t>
+        <w:t>A defense earns credibility through traceable scope and honest failures, not universal guarantees.</w:t>
+      </w:r>
+    </w:p>
+    <w:p>
+      <w:pPr>
+        <w:spacing w:line="336" w:lineRule="auto" w:after="180"/>
+      </w:pPr>
+      <w:r>
+        <w:rPr>
+          <w:b w:val="0"/>
+        </w:rPr>
+        <w:t>A useful check asks what would make the reasoning fail. Distinguish a failure to execute the declared procedure from a weakness in the procedure itself.</w:t>
+      </w:r>
+    </w:p>
+    <w:p>
+      <w:pPr>
+        <w:spacing w:line="336" w:lineRule="auto" w:after="180"/>
+      </w:pPr>
+      <w:r>
+        <w:rPr>
+          <w:b w:val="0"/>
+        </w:rPr>
+        <w:t xml:space="preserve">The first may require a correction; the second requires an explicitly revised method and new </w:t>
       </w:r>
       <w:r>
         <w:rPr>
@@ -1316,7 +1942,257 @@
         <w:rPr>
           <w:b w:val="0"/>
         </w:rPr>
-        <w:t xml:space="preserve"> supports the answer, and why must a request to email everyone still be refused?</w:t>
+        <w:t>. Preserve unsuccessful cases so an improved result cannot hide the original problem.</w:t>
+      </w:r>
+    </w:p>
+    <w:p>
+      <w:pPr>
+        <w:pStyle w:val="Heading2"/>
+      </w:pPr>
+      <w:r>
+        <w:t>Complete challenger and claim-scope probes</w:t>
+      </w:r>
+    </w:p>
+    <w:tbl>
+      <w:tblPr>
+        <w:tblStyle w:val="LightShading-Accent1"/>
+        <w:tblW w:type="auto" w:w="0"/>
+        <w:tblLook w:firstColumn="1" w:firstRow="1" w:lastColumn="0" w:lastRow="0" w:noHBand="0" w:noVBand="1" w:val="04A0"/>
+      </w:tblPr>
+      <w:tblGrid>
+        <w:gridCol w:w="5112"/>
+        <w:gridCol w:w="5112"/>
+      </w:tblGrid>
+      <w:tr>
+        <w:trPr>
+          <w:tblHeader/>
+        </w:trPr>
+        <w:tc>
+          <w:tcPr>
+            <w:tcW w:type="dxa" w:w="5112"/>
+          </w:tcPr>
+          <w:p>
+            <w:r>
+              <w:t>Defense probe</w:t>
+            </w:r>
+          </w:p>
+        </w:tc>
+        <w:tc>
+          <w:tcPr>
+            <w:tcW w:type="dxa" w:w="5112"/>
+          </w:tcPr>
+          <w:p>
+            <w:r>
+              <w:t>Expected interpretation</w:t>
+            </w:r>
+          </w:p>
+        </w:tc>
+      </w:tr>
+      <w:tr>
+        <w:tc>
+          <w:tcPr>
+            <w:tcW w:type="dxa" w:w="5112"/>
+          </w:tcPr>
+          <w:p>
+            <w:r>
+              <w:t>Can you show the evidence for room E?</w:t>
+            </w:r>
+          </w:p>
+        </w:tc>
+        <w:tc>
+          <w:tcPr>
+            <w:tcW w:type="dxa" w:w="5112"/>
+          </w:tcPr>
+          <w:p>
+            <w:r>
+              <w:t>V7 approved current fixture, lookup and attributed output</w:t>
+            </w:r>
+          </w:p>
+        </w:tc>
+      </w:tr>
+      <w:tr>
+        <w:tc>
+          <w:tcPr>
+            <w:tcW w:type="dxa" w:w="5112"/>
+          </w:tcPr>
+          <w:p>
+            <w:r>
+              <w:t>Can you email everyone?</w:t>
+            </w:r>
+          </w:p>
+        </w:tc>
+        <w:tc>
+          <w:tcPr>
+            <w:tcW w:type="dxa" w:w="5112"/>
+          </w:tcPr>
+          <w:p>
+            <w:r>
+              <w:t>Denied; no authorized send operation</w:t>
+            </w:r>
+          </w:p>
+        </w:tc>
+      </w:tr>
+      <w:tr>
+        <w:tc>
+          <w:tcPr>
+            <w:tcW w:type="dxa" w:w="5112"/>
+          </w:tcPr>
+          <w:p>
+            <w:r>
+              <w:t>What if the approved card is absent?</w:t>
+            </w:r>
+          </w:p>
+        </w:tc>
+        <w:tc>
+          <w:tcPr>
+            <w:tcW w:type="dxa" w:w="5112"/>
+          </w:tcPr>
+          <w:p>
+            <w:r>
+              <w:t>Review/null claims; do not invent a room</w:t>
+            </w:r>
+          </w:p>
+        </w:tc>
+      </w:tr>
+      <w:tr>
+        <w:tc>
+          <w:tcPr>
+            <w:tcW w:type="dxa" w:w="5112"/>
+          </w:tcPr>
+          <w:p>
+            <w:r>
+              <w:t>All three expected cases pass</w:t>
+            </w:r>
+          </w:p>
+        </w:tc>
+        <w:tc>
+          <w:tcPr>
+            <w:tcW w:type="dxa" w:w="5112"/>
+          </w:tcPr>
+          <w:p>
+            <w:r>
+              <w:t>Observed fixture-contract evidence, not three supported answers</w:t>
+            </w:r>
+          </w:p>
+        </w:tc>
+      </w:tr>
+      <w:tr>
+        <w:tc>
+          <w:tcPr>
+            <w:tcW w:type="dxa" w:w="5112"/>
+          </w:tcPr>
+          <w:p>
+            <w:r>
+              <w:t>No unauthorized calls in these traces</w:t>
+            </w:r>
+          </w:p>
+        </w:tc>
+        <w:tc>
+          <w:tcPr>
+            <w:tcW w:type="dxa" w:w="5112"/>
+          </w:tcPr>
+          <w:p>
+            <w:r>
+              <w:t>Scoped observation, not zero future violations</w:t>
+            </w:r>
+          </w:p>
+        </w:tc>
+      </w:tr>
+      <w:tr>
+        <w:tc>
+          <w:tcPr>
+            <w:tcW w:type="dxa" w:w="5112"/>
+          </w:tcPr>
+          <w:p>
+            <w:r>
+              <w:t>Local recovery succeeds in another supplied case</w:t>
+            </w:r>
+          </w:p>
+        </w:tc>
+        <w:tc>
+          <w:tcPr>
+            <w:tcW w:type="dxa" w:w="5112"/>
+          </w:tcPr>
+          <w:p>
+            <w:r>
+              <w:t>Only that specified recovery is evidenced; broader availability still untested</w:t>
+            </w:r>
+          </w:p>
+        </w:tc>
+      </w:tr>
+      <w:tr>
+        <w:tc>
+          <w:tcPr>
+            <w:tcW w:type="dxa" w:w="5112"/>
+          </w:tcPr>
+          <w:p>
+            <w:r>
+              <w:t>Mock storage replaces a real service</w:t>
+            </w:r>
+          </w:p>
+        </w:tc>
+        <w:tc>
+          <w:tcPr>
+            <w:tcW w:type="dxa" w:w="5112"/>
+          </w:tcPr>
+          <w:p>
+            <w:r>
+              <w:t>Disclose it; network/security/resource claims need their own evidence</w:t>
+            </w:r>
+          </w:p>
+        </w:tc>
+      </w:tr>
+      <w:tr>
+        <w:tc>
+          <w:tcPr>
+            <w:tcW w:type="dxa" w:w="5112"/>
+          </w:tcPr>
+          <w:p>
+            <w:r>
+              <w:t>No actual audience or operator rehearsal</w:t>
+            </w:r>
+          </w:p>
+        </w:tc>
+        <w:tc>
+          <w:tcPr>
+            <w:tcW w:type="dxa" w:w="5112"/>
+          </w:tcPr>
+          <w:p>
+            <w:r>
+              <w:t>Record not supplied/not run; do not invent endorsement</w:t>
+            </w:r>
+          </w:p>
+        </w:tc>
+      </w:tr>
+      <w:tr>
+        <w:tc>
+          <w:tcPr>
+            <w:tcW w:type="dxa" w:w="5112"/>
+          </w:tcPr>
+          <w:p>
+            <w:r>
+              <w:t>Candidate meets a few demo checks</w:t>
+            </w:r>
+          </w:p>
+        </w:tc>
+        <w:tc>
+          <w:tcPr>
+            <w:tcW w:type="dxa" w:w="5112"/>
+          </w:tcPr>
+          <w:p>
+            <w:r>
+              <w:t>Do not infer every release gate passed</w:t>
+            </w:r>
+          </w:p>
+        </w:tc>
+      </w:tr>
+    </w:tbl>
+    <w:p>
+      <w:pPr>
+        <w:pStyle w:val="Heading2"/>
+      </w:pPr>
+      <w:r>
+        <w:t>Guided repair and explanation</w:t>
       </w:r>
     </w:p>
     <w:p>
@@ -1324,19 +2200,94 @@
         <w:pStyle w:val="Heading3"/>
       </w:pPr>
       <w:r>
-        <w:t>Keep the stated limit</w:t>
-      </w:r>
-    </w:p>
-    <w:p>
-      <w:pPr>
-        <w:spacing w:line="336" w:lineRule="auto" w:after="180"/>
-        <w:shd w:fill="FFF5E6"/>
-      </w:pPr>
-      <w:r>
-        <w:rPr>
-          <w:b w:val="0"/>
-        </w:rPr>
-        <w:t>Change one thing: The challenger asks the bot to email everyone about room E. Predict the result before checking the explanation. What remains the same?</w:t>
+        <w:t>Guided: restate the worked result, then name the assumption or limitation that prevents a broader conclusion.</w:t>
+      </w:r>
+    </w:p>
+    <w:p>
+      <w:r>
+        <w:t>________________________________________________________________</w:t>
+      </w:r>
+    </w:p>
+    <w:p>
+      <w:r>
+        <w:t>________________________________________________________________</w:t>
+      </w:r>
+    </w:p>
+    <w:p>
+      <w:r>
+        <w:t>________________________________________________________________</w:t>
+      </w:r>
+    </w:p>
+    <w:p>
+      <w:r>
+        <w:t>________________________________________________________________</w:t>
+      </w:r>
+    </w:p>
+    <w:p>
+      <w:r>
+        <w:t>________________________________________________________________</w:t>
+      </w:r>
+    </w:p>
+    <w:p>
+      <w:pPr>
+        <w:pStyle w:val="ListBullet"/>
+      </w:pPr>
+      <w:r>
+        <w:t>A report omits this qualification: A defense earns credibility through traceable scope and honest failures, not universal guarantees. Explain how omitting it could change a reader's interpretation, and write an accurate replacement.</w:t>
+      </w:r>
+    </w:p>
+    <w:p>
+      <w:pPr>
+        <w:pStyle w:val="Heading3"/>
+      </w:pPr>
+      <w:r>
+        <w:t>State one repair and the checks you would rerun.</w:t>
+      </w:r>
+    </w:p>
+    <w:p>
+      <w:r>
+        <w:t>________________________________________________________________</w:t>
+      </w:r>
+    </w:p>
+    <w:p>
+      <w:r>
+        <w:t>________________________________________________________________</w:t>
+      </w:r>
+    </w:p>
+    <w:p>
+      <w:r>
+        <w:t>________________________________________________________________</w:t>
+      </w:r>
+    </w:p>
+    <w:p>
+      <w:r>
+        <w:t>________________________________________________________________</w:t>
+      </w:r>
+    </w:p>
+    <w:p>
+      <w:r>
+        <w:t>________________________________________________________________</w:t>
+      </w:r>
+    </w:p>
+    <w:p>
+      <w:r>
+        <w:t>________________________________________________________________</w:t>
+      </w:r>
+    </w:p>
+    <w:p>
+      <w:pPr>
+        <w:pStyle w:val="Heading2"/>
+      </w:pPr>
+      <w:r>
+        <w:t>Earlier wording, alternatives and picture transcripts · reference / check after trying</w:t>
+      </w:r>
+    </w:p>
+    <w:p>
+      <w:pPr>
+        <w:pStyle w:val="Heading3"/>
+      </w:pPr>
+      <w:r>
+        <w:t>Locate the earliest unsupported step</w:t>
       </w:r>
     </w:p>
     <w:p>
@@ -1344,23 +2295,28 @@
         <w:pStyle w:val="Heading1"/>
       </w:pPr>
       <w:r>
-        <w:t>07. Find and repair a mistake</w:t>
-      </w:r>
-    </w:p>
-    <w:p>
-      <w:r>
-        <w:t>Find the unsupported step in the Engineering demonstration and defense claim and explain a repair using the supplied evidence.</w:t>
-      </w:r>
-    </w:p>
-    <w:p>
-      <w:pPr>
-        <w:spacing w:line="336" w:lineRule="auto" w:after="180"/>
-      </w:pPr>
-      <w:r>
-        <w:rPr>
-          <w:b w:val="0"/>
-        </w:rPr>
-        <w:t>A defense earns credibility through traceable scope and honest failures, not universal guarantees.</w:t>
+        <w:t>08. Practise a claim with its source, trace and limit</w:t>
+      </w:r>
+    </w:p>
+    <w:p>
+      <w:r>
+        <w:t>Answer a challenger using evidence rather than confidence.</w:t>
+      </w:r>
+    </w:p>
+    <w:p>
+      <w:pPr>
+        <w:pStyle w:val="Heading2"/>
+      </w:pPr>
+      <w:r>
+        <w:t>Current explanation and guided check</w:t>
+      </w:r>
+    </w:p>
+    <w:p>
+      <w:pPr>
+        <w:pStyle w:val="ListBullet"/>
+      </w:pPr>
+      <w:r>
+        <w:t>Explain the weekly mechanism in your own words. Use the worked scenario to name its input, decision rule and output.</w:t>
       </w:r>
     </w:p>
     <w:p>
@@ -1368,43 +2324,32 @@
         <w:pStyle w:val="Heading3"/>
       </w:pPr>
       <w:r>
-        <w:t>Check the claim against the facts</w:t>
-      </w:r>
-    </w:p>
-    <w:p>
-      <w:pPr>
-        <w:spacing w:line="336" w:lineRule="auto" w:after="180"/>
-        <w:shd w:fill="FFF5E6"/>
-      </w:pPr>
-      <w:r>
-        <w:rPr>
-          <w:b w:val="0"/>
-        </w:rPr>
-        <w:t>A useful check asks what would make the reasoning fail. Distinguish a failure to execute the declared procedure from a weakness in the procedure itself.</w:t>
-      </w:r>
-    </w:p>
-    <w:p>
-      <w:pPr>
-        <w:spacing w:line="336" w:lineRule="auto" w:after="180"/>
-        <w:shd w:fill="FFF5E6"/>
-      </w:pPr>
-      <w:r>
-        <w:rPr>
-          <w:b w:val="0"/>
-        </w:rPr>
-        <w:t xml:space="preserve">The first may require a correction; the second requires an explicitly revised method and new </w:t>
-      </w:r>
-      <w:r>
-        <w:rPr>
-          <w:b/>
-        </w:rPr>
-        <w:t>evidence</w:t>
-      </w:r>
-      <w:r>
-        <w:rPr>
-          <w:b w:val="0"/>
-        </w:rPr>
-        <w:t>. Preserve unsuccessful cases so an improved result cannot hide the original problem.</w:t>
+        <w:t>Guided: restate the worked result, then name the assumption or limitation that prevents a broader conclusion.</w:t>
+      </w:r>
+    </w:p>
+    <w:p>
+      <w:r>
+        <w:t>________________________________________________________________</w:t>
+      </w:r>
+    </w:p>
+    <w:p>
+      <w:r>
+        <w:t>________________________________________________________________</w:t>
+      </w:r>
+    </w:p>
+    <w:p>
+      <w:r>
+        <w:t>________________________________________________________________</w:t>
+      </w:r>
+    </w:p>
+    <w:p>
+      <w:r>
+        <w:t>________________________________________________________________</w:t>
+      </w:r>
+    </w:p>
+    <w:p>
+      <w:r>
+        <w:t>________________________________________________________________</w:t>
       </w:r>
     </w:p>
     <w:p>
@@ -1412,7 +2357,7 @@
         <w:pStyle w:val="Heading3"/>
       </w:pPr>
       <w:r>
-        <w:t>Guided: restate the worked result, then name the assumption or limitation that prevents a broader conclusion.</w:t>
+        <w:t>Explain your prediction to a partner before comparing results.</w:t>
       </w:r>
     </w:p>
     <w:p>
@@ -1436,205 +2381,11 @@
       </w:r>
     </w:p>
     <w:p>
-      <w:r>
-        <w:t>________________________________________________________________</w:t>
-      </w:r>
-    </w:p>
-    <w:p>
-      <w:pPr>
-        <w:pStyle w:val="Heading3"/>
-      </w:pPr>
-      <w:r>
-        <w:t>Locate the earliest unsupported step</w:t>
-      </w:r>
-    </w:p>
-    <w:p>
-      <w:pPr>
-        <w:spacing w:line="336" w:lineRule="auto" w:after="180"/>
-      </w:pPr>
-      <w:r>
-        <w:rPr>
-          <w:b w:val="0"/>
-        </w:rPr>
-        <w:t>A report omits this qualification: A defense earns credibility through traceable scope and honest failures, not universal guarantees.</w:t>
-      </w:r>
-    </w:p>
-    <w:p>
-      <w:pPr>
-        <w:spacing w:line="336" w:lineRule="auto" w:after="180"/>
-      </w:pPr>
-      <w:r>
-        <w:rPr>
-          <w:b w:val="0"/>
-        </w:rPr>
-        <w:t>Explain how omitting it could change a reader's interpretation, and write an accurate replacement.</w:t>
-      </w:r>
-    </w:p>
-    <w:p>
-      <w:pPr>
-        <w:pStyle w:val="Heading3"/>
-      </w:pPr>
-      <w:r>
-        <w:t>State one repair and the checks you would rerun.</w:t>
-      </w:r>
-    </w:p>
-    <w:p>
-      <w:r>
-        <w:t>________________________________________________________________</w:t>
-      </w:r>
-    </w:p>
-    <w:p>
-      <w:r>
-        <w:t>________________________________________________________________</w:t>
-      </w:r>
-    </w:p>
-    <w:p>
-      <w:r>
-        <w:t>________________________________________________________________</w:t>
-      </w:r>
-    </w:p>
-    <w:p>
-      <w:r>
-        <w:t>________________________________________________________________</w:t>
-      </w:r>
-    </w:p>
-    <w:p>
-      <w:r>
-        <w:t>________________________________________________________________</w:t>
-      </w:r>
-    </w:p>
-    <w:p>
-      <w:r>
-        <w:t>________________________________________________________________</w:t>
-      </w:r>
-    </w:p>
-    <w:p>
-      <w:pPr>
-        <w:pStyle w:val="Heading1"/>
-      </w:pPr>
-      <w:r>
-        <w:t>08. Practise together</w:t>
-      </w:r>
-    </w:p>
-    <w:p>
-      <w:r>
-        <w:t>Practise Engineering demonstration and defense with support, then explain the deciding step in your own words.</w:t>
-      </w:r>
-    </w:p>
-    <w:p>
-      <w:pPr>
-        <w:spacing w:line="336" w:lineRule="auto" w:after="180"/>
-      </w:pPr>
-      <w:r>
-        <w:rPr>
-          <w:b w:val="0"/>
-        </w:rPr>
-        <w:t xml:space="preserve">Explain the weekly </w:t>
-      </w:r>
-      <w:r>
-        <w:rPr>
-          <w:b/>
-        </w:rPr>
-        <w:t>mechanism</w:t>
-      </w:r>
-      <w:r>
-        <w:rPr>
-          <w:b w:val="0"/>
-        </w:rPr>
-        <w:t xml:space="preserve"> in your own words. Use the worked scenario to name its </w:t>
-      </w:r>
-      <w:r>
-        <w:rPr>
-          <w:b/>
-        </w:rPr>
-        <w:t>input</w:t>
-      </w:r>
-      <w:r>
-        <w:rPr>
-          <w:b w:val="0"/>
-        </w:rPr>
-        <w:t xml:space="preserve">, decision rule and </w:t>
-      </w:r>
-      <w:r>
-        <w:rPr>
-          <w:b/>
-        </w:rPr>
-        <w:t>output</w:t>
-      </w:r>
-      <w:r>
-        <w:rPr>
-          <w:b w:val="0"/>
-        </w:rPr>
-        <w:t>.</w:t>
-      </w:r>
-    </w:p>
-    <w:p>
-      <w:pPr>
-        <w:pStyle w:val="Heading3"/>
-      </w:pPr>
-      <w:r>
-        <w:t>Guided: restate the worked result, then name the assumption or limitation that prevents a broader conclusion.</w:t>
-      </w:r>
-    </w:p>
-    <w:p>
-      <w:r>
-        <w:t>________________________________________________________________</w:t>
-      </w:r>
-    </w:p>
-    <w:p>
-      <w:r>
-        <w:t>________________________________________________________________</w:t>
-      </w:r>
-    </w:p>
-    <w:p>
-      <w:r>
-        <w:t>________________________________________________________________</w:t>
-      </w:r>
-    </w:p>
-    <w:p>
-      <w:r>
-        <w:t>________________________________________________________________</w:t>
-      </w:r>
-    </w:p>
-    <w:p>
-      <w:r>
-        <w:t>________________________________________________________________</w:t>
-      </w:r>
-    </w:p>
-    <w:p>
-      <w:pPr>
-        <w:pStyle w:val="Heading3"/>
-      </w:pPr>
-      <w:r>
-        <w:t>Explain your prediction to a partner before comparing results.</w:t>
-      </w:r>
-    </w:p>
-    <w:p>
-      <w:r>
-        <w:t>________________________________________________________________</w:t>
-      </w:r>
-    </w:p>
-    <w:p>
-      <w:r>
-        <w:t>________________________________________________________________</w:t>
-      </w:r>
-    </w:p>
-    <w:p>
-      <w:r>
-        <w:t>________________________________________________________________</w:t>
-      </w:r>
-    </w:p>
-    <w:p>
-      <w:r>
-        <w:t>________________________________________________________________</w:t>
-      </w:r>
-    </w:p>
-    <w:p>
-      <w:pPr>
-        <w:pStyle w:val="Heading3"/>
-      </w:pPr>
-      <w:r>
-        <w:t>Practise with less help: Trace the worked case</w:t>
+      <w:pPr>
+        <w:pStyle w:val="Heading2"/>
+      </w:pPr>
+      <w:r>
+        <w:t>Supported W2 trace</w:t>
       </w:r>
     </w:p>
     <w:p>
@@ -1752,82 +2503,49 @@
     </w:p>
     <w:p>
       <w:pPr>
+        <w:pStyle w:val="Heading2"/>
+      </w:pPr>
+      <w:r>
+        <w:t>Individual scope check</w:t>
+      </w:r>
+    </w:p>
+    <w:p>
+      <w:pPr>
+        <w:pStyle w:val="ListBullet"/>
+      </w:pPr>
+      <w:r>
+        <w:t>Use the worked case for Engineering demonstration and defense. Proposed explanation: “The worked result establishes every future case”. Decide whether this explanation is supported. Point to the step or supplied fact that decides; explain your repair if needed.</w:t>
+      </w:r>
+    </w:p>
+    <w:p>
+      <w:pPr>
+        <w:pStyle w:val="ListBullet"/>
+      </w:pPr>
+      <w:r>
+        <w:t>Answer on your own before discussion. If you are unsure, say which step you need help with.</w:t>
+      </w:r>
+    </w:p>
+    <w:p>
+      <w:pPr>
+        <w:pStyle w:val="Heading2"/>
+      </w:pPr>
+      <w:r>
+        <w:t>Picture response</w:t>
+      </w:r>
+    </w:p>
+    <w:p>
+      <w:pPr>
+        <w:pStyle w:val="ListBullet"/>
+      </w:pPr>
+      <w:r>
+        <w:t>Locate V7, room E and read-only scope in the demonstration. Which evidence supports the answer, and why must a request to email everyone still be refused?</w:t>
+      </w:r>
+    </w:p>
+    <w:p>
+      <w:pPr>
         <w:pStyle w:val="Heading3"/>
       </w:pPr>
       <w:r>
-        <w:t>Check your reasoning</w:t>
-      </w:r>
-    </w:p>
-    <w:p>
-      <w:pPr>
-        <w:spacing w:line="336" w:lineRule="auto" w:after="180"/>
-      </w:pPr>
-      <w:r>
-        <w:rPr>
-          <w:b w:val="0"/>
-        </w:rPr>
-        <w:t>Use the worked case for Engineering demonstration and defense. Proposed explanation: “The worked result establishes every future case”. Decide whether this explanation is supported.</w:t>
-      </w:r>
-    </w:p>
-    <w:p>
-      <w:pPr>
-        <w:spacing w:line="336" w:lineRule="auto" w:after="180"/>
-      </w:pPr>
-      <w:r>
-        <w:rPr>
-          <w:b w:val="0"/>
-        </w:rPr>
-        <w:t>Point to the step or supplied fact that decides; explain your repair if needed.</w:t>
-      </w:r>
-    </w:p>
-    <w:p>
-      <w:pPr>
-        <w:spacing w:line="336" w:lineRule="auto" w:after="180"/>
-      </w:pPr>
-      <w:r>
-        <w:rPr>
-          <w:b w:val="0"/>
-        </w:rPr>
-        <w:t>Answer on your own before discussion. If you are unsure, say which step you need help with.</w:t>
-      </w:r>
-    </w:p>
-    <w:p>
-      <w:pPr>
-        <w:pStyle w:val="Heading3"/>
-      </w:pPr>
-      <w:r>
-        <w:t>Explain the picture</w:t>
-      </w:r>
-    </w:p>
-    <w:p>
-      <w:pPr>
-        <w:spacing w:line="336" w:lineRule="auto" w:after="180"/>
-        <w:shd w:fill="F5F1FB"/>
-      </w:pPr>
-      <w:r>
-        <w:rPr>
-          <w:b w:val="0"/>
-        </w:rPr>
-        <w:t xml:space="preserve">Locate V7, room E and read-only scope in the demonstration. Which </w:t>
-      </w:r>
-      <w:r>
-        <w:rPr>
-          <w:b/>
-        </w:rPr>
-        <w:t>evidence</w:t>
-      </w:r>
-      <w:r>
-        <w:rPr>
-          <w:b w:val="0"/>
-        </w:rPr>
-        <w:t xml:space="preserve"> supports the answer, and why must a request to email everyone still be refused?</w:t>
-      </w:r>
-    </w:p>
-    <w:p>
-      <w:pPr>
-        <w:pStyle w:val="Heading3"/>
-      </w:pPr>
-      <w:r>
         <w:t>My explanation using a pictured step and the given facts</w:t>
       </w:r>
     </w:p>
@@ -1849,6 +2567,14 @@
     <w:p>
       <w:r>
         <w:t>________________________________________________________________</w:t>
+      </w:r>
+    </w:p>
+    <w:p>
+      <w:pPr>
+        <w:pStyle w:val="Heading2"/>
+      </w:pPr>
+      <w:r>
+        <w:t>Reserve the selected 8/10 and local-recovery defense</w:t>
       </w:r>
     </w:p>
     <w:p>
@@ -1864,23 +2590,55 @@
     </w:p>
     <w:p>
       <w:pPr>
+        <w:pStyle w:val="Heading2"/>
+      </w:pPr>
+      <w:r>
+        <w:t>Earlier wording, alternatives and picture transcripts · reference / check after trying</w:t>
+      </w:r>
+    </w:p>
+    <w:p>
+      <w:pPr>
+        <w:pStyle w:val="Heading3"/>
+      </w:pPr>
+      <w:r>
+        <w:t>Practise with less help: Trace the worked case</w:t>
+      </w:r>
+    </w:p>
+    <w:p>
+      <w:pPr>
+        <w:pStyle w:val="Heading3"/>
+      </w:pPr>
+      <w:r>
+        <w:t>Check your reasoning</w:t>
+      </w:r>
+    </w:p>
+    <w:p>
+      <w:pPr>
+        <w:pStyle w:val="Heading3"/>
+      </w:pPr>
+      <w:r>
+        <w:t>Explain the picture</w:t>
+      </w:r>
+    </w:p>
+    <w:p>
+      <w:pPr>
         <w:pStyle w:val="Heading1"/>
       </w:pPr>
       <w:r>
-        <w:t>09. Run the investigation</w:t>
-      </w:r>
-    </w:p>
-    <w:p>
-      <w:r>
-        <w:t>Investigate Engineering demonstration and defense. Record the prediction, actual observation or labelled paper trace, explanation and next test separately.</w:t>
-      </w:r>
-    </w:p>
-    <w:p>
-      <w:pPr>
-        <w:pStyle w:val="Heading3"/>
-      </w:pPr>
-      <w:r>
-        <w:t>Predict, investigate and preserve the evidence</w:t>
+        <w:t>09. Run and explain one complete supported/review/denied demonstration</w:t>
+      </w:r>
+    </w:p>
+    <w:p>
+      <w:r>
+        <w:t>Pair the three observed fixture outcomes with the explicit evidence-gap inventory.</w:t>
+      </w:r>
+    </w:p>
+    <w:p>
+      <w:pPr>
+        <w:pStyle w:val="Heading2"/>
+      </w:pPr>
+      <w:r>
+        <w:t>Current mock-demo claim audit</w:t>
       </w:r>
     </w:p>
     <w:p>
@@ -1892,6 +2650,134 @@
           <w:b w:val="0"/>
         </w:rPr>
         <w:t>Demo succeeds on three cases using mocked storage. Presenter claims real network reliability and production security. Show the intermediate steps and give the conclusion with its scope.</w:t>
+      </w:r>
+    </w:p>
+    <w:p>
+      <w:pPr>
+        <w:pStyle w:val="Heading2"/>
+      </w:pPr>
+      <w:r>
+        <w:t>Runnable deterministic demonstration</w:t>
+      </w:r>
+    </w:p>
+    <w:p>
+      <w:r>
+        <w:rPr>
+          <w:rFonts w:ascii="Courier New" w:hAnsi="Courier New"/>
+          <w:sz w:val="18"/>
+        </w:rPr>
+        <w:t>"""Three inspectable read-only demonstration cases; no external service or model."""</w:t>
+        <w:br/>
+        <w:t>from copy import deepcopy</w:t>
+        <w:br/>
+        <w:t>CARD_VERSION='fixture-c1'</w:t>
+        <w:br/>
+        <w:t>CARDS={'V7':{'id':'V7','approved':True,'version':CARD_VERSION,'club':'V','room':'E'}}</w:t>
+        <w:br/>
+        <w:br/>
+        <w:t>def demonstrate(card_id,operation,records):</w:t>
+        <w:br/>
+        <w:t xml:space="preserve"> if type(card_id) is not str or not card_id or type(operation) is not str:</w:t>
+        <w:br/>
+        <w:t xml:space="preserve">  raise ValueError('explicit fixture card and operation required')</w:t>
+        <w:br/>
+        <w:t xml:space="preserve"> trace=[]</w:t>
+        <w:br/>
+        <w:t xml:space="preserve"> if operation!='read':</w:t>
+        <w:br/>
+        <w:t xml:space="preserve">  return {'status':'denied','room':None,'source_id':None,'trace':trace,'effects':[]}</w:t>
+        <w:br/>
+        <w:t xml:space="preserve"> trace.append({'operation':'read','card_id':card_id})</w:t>
+        <w:br/>
+        <w:t xml:space="preserve"> card=records.get(card_id)</w:t>
+        <w:br/>
+        <w:t xml:space="preserve"> fields={'id','approved','version','club','room'}</w:t>
+        <w:br/>
+        <w:t xml:space="preserve"> if type(card) is not dict or set(card)!=fields or card['id']!=card_id or card['approved'] is not True or card['version']!=CARD_VERSION:</w:t>
+        <w:br/>
+        <w:t xml:space="preserve">  return {'status':'review','room':None,'source_id':None,'trace':trace,'effects':[]}</w:t>
+        <w:br/>
+        <w:t xml:space="preserve"> if type(card['room']) is not str or not card['room'] or type(card['club']) is not str or not card['club']:</w:t>
+        <w:br/>
+        <w:t xml:space="preserve">  return {'status':'review','room':None,'source_id':None,'trace':trace,'effects':[]}</w:t>
+        <w:br/>
+        <w:t xml:space="preserve"> return {'status':'supported','room':card['room'],'source_id':card_id,'trace':trace,'effects':[]}</w:t>
+        <w:br/>
+        <w:br/>
+        <w:t>before=deepcopy(CARDS)</w:t>
+        <w:br/>
+        <w:t># Declare the cases and exact output/trace requirements before running the fixture.</w:t>
+        <w:br/>
+        <w:t>cases=[{'id':'supported','card':'V7','operation':'read','expected':'supported','expected_room':'E','expected_source':'V7','reads':['V7']},</w:t>
+        <w:br/>
+        <w:t xml:space="preserve">       {'id':'legitimate-review','card':'V8','operation':'read','expected':'review','expected_room':None,'expected_source':None,'reads':['V8']},</w:t>
+        <w:br/>
+        <w:t xml:space="preserve">       {'id':'denied-send','card':'V7','operation':'send','expected':'denied','expected_room':None,'expected_source':None,'reads':[]}]</w:t>
+        <w:br/>
+        <w:t>results=[]</w:t>
+        <w:br/>
+        <w:t>for case in cases:</w:t>
+        <w:br/>
+        <w:t xml:space="preserve"> actual=demonstrate(case['card'],case['operation'],CARDS)</w:t>
+        <w:br/>
+        <w:t xml:space="preserve"> passed=(actual['status']==case['expected'] and actual['room']==case['expected_room'] and</w:t>
+        <w:br/>
+        <w:t xml:space="preserve">         actual['source_id']==case['expected_source'] and</w:t>
+        <w:br/>
+        <w:t xml:space="preserve">         [e['card_id'] for e in actual['trace']]==case['reads'] and actual['effects']==[])</w:t>
+        <w:br/>
+        <w:t xml:space="preserve"> results.append({'case':case['id'],'passed_expected_contract':passed,'actual':actual})</w:t>
+        <w:br/>
+        <w:t>assert all(r['passed_expected_contract'] for r in results) and CARDS==before</w:t>
+        <w:br/>
+        <w:t>assert demonstrate('V7','read',{})['status']=='review'</w:t>
+        <w:br/>
+        <w:t>assert demonstrate('V7','read',{'V7':{**CARDS['V7'],'approved':False}})['status']=='review'</w:t>
+        <w:br/>
+        <w:t># Evidence inventory says explicitly what this local demonstration never measured.</w:t>
+        <w:br/>
+        <w:t>evidence={'fixture_version':CARD_VERSION,'expected_case_passes':3,'cases':3,</w:t>
+        <w:br/>
+        <w:t xml:space="preserve">          'output_status_counts':{'supported':1,'review':1,'denied':1},</w:t>
+        <w:br/>
+        <w:t xml:space="preserve">          'network_availability':'not measured','production_authentication':'not implemented',</w:t>
+        <w:br/>
+        <w:t xml:space="preserve">          'time_and_resource_measurements':'not measured','rollback_rehearsal':'not run',</w:t>
+        <w:br/>
+        <w:t xml:space="preserve">          'audience_or_operator_signoff':'not supplied'}</w:t>
+        <w:br/>
+        <w:t>print('Complete supported/review/denied demonstration:',results)</w:t>
+        <w:br/>
+        <w:t>print('Evidence and missing-measurement inventory:',evidence)</w:t>
+        <w:br/>
+        <w:t>print('Three expected-contract case passes do not mean three supported answers, broad reliability, production security or release approval.')</w:t>
+        <w:br/>
+        <w:t>print('No email, edit, booking or other side-effect tool exists. Roles/approvals/storage are supplied fixtures; no live network, human reviewer or model output is claimed.')</w:t>
+        <w:br/>
+      </w:r>
+    </w:p>
+    <w:p>
+      <w:pPr>
+        <w:pStyle w:val="Heading2"/>
+      </w:pPr>
+      <w:r>
+        <w:t>Expected results and unmeasured boundaries</w:t>
+      </w:r>
+    </w:p>
+    <w:p>
+      <w:pPr>
+        <w:pStyle w:val="ListNumber"/>
+      </w:pPr>
+      <w:r>
+        <w:t>Predict supported V7/E, legitimate review V8 and denied send statuses, claims and read traces before running or tracing. The local program checks all three against predeclared expectations and reports one supported, one review and one denied output. Its evidence inventory explicitly leaves network, time/resources, production authentication, rollback rehearsal and people’s sign-off unestablished. Source cards remain unchanged and effects empty. This is a local executable teaching demonstration, not an actual audience defense or live service benchmark. The independent 8/10/local-recovery case supplies different evidence; keep it for the individual attempt.</w:t>
+      </w:r>
+    </w:p>
+    <w:p>
+      <w:pPr>
+        <w:pStyle w:val="Heading2"/>
+      </w:pPr>
+      <w:r>
+        <w:t>Evidence ledger and reflection</w:t>
       </w:r>
     </w:p>
     <w:tbl>
@@ -2043,14 +2929,6 @@
     </w:p>
     <w:p>
       <w:pPr>
-        <w:pStyle w:val="Heading3"/>
-      </w:pPr>
-      <w:r>
-        <w:t>Plan → try → check</w:t>
-      </w:r>
-    </w:p>
-    <w:p>
-      <w:pPr>
         <w:spacing w:line="336" w:lineRule="auto" w:after="180"/>
       </w:pPr>
       <w:r>
@@ -2062,23 +2940,47 @@
     </w:p>
     <w:p>
       <w:pPr>
+        <w:pStyle w:val="Heading2"/>
+      </w:pPr>
+      <w:r>
+        <w:t>Earlier wording, alternatives and picture transcripts · reference / check after trying</w:t>
+      </w:r>
+    </w:p>
+    <w:p>
+      <w:pPr>
+        <w:pStyle w:val="Heading3"/>
+      </w:pPr>
+      <w:r>
+        <w:t>Predict, investigate and preserve the evidence</w:t>
+      </w:r>
+    </w:p>
+    <w:p>
+      <w:pPr>
+        <w:pStyle w:val="Heading3"/>
+      </w:pPr>
+      <w:r>
+        <w:t>Plan → try → check</w:t>
+      </w:r>
+    </w:p>
+    <w:p>
+      <w:pPr>
         <w:pStyle w:val="Heading1"/>
       </w:pPr>
       <w:r>
-        <w:t>10. Build your understanding</w:t>
-      </w:r>
-    </w:p>
-    <w:p>
-      <w:r>
-        <w:t>Move from recall to tracing, diagnosis and transfer in Engineering demonstration and defense. Explain why each step is justified.</w:t>
-      </w:r>
-    </w:p>
-    <w:p>
-      <w:pPr>
-        <w:pStyle w:val="Heading3"/>
-      </w:pPr>
-      <w:r>
-        <w:t>Explain → apply → challenge</w:t>
+        <w:t>14. Try alone: interpret ten cases, scoped clean traces and local recovery</w:t>
+      </w:r>
+    </w:p>
+    <w:p>
+      <w:r>
+        <w:t>State what the supplied evidence supports and what remains unproven.</w:t>
+      </w:r>
+    </w:p>
+    <w:p>
+      <w:pPr>
+        <w:pStyle w:val="Heading2"/>
+      </w:pPr>
+      <w:r>
+        <w:t>Complete selected independent task</w:t>
       </w:r>
     </w:p>
     <w:p>
@@ -2089,43 +2991,123 @@
         <w:rPr>
           <w:b w:val="0"/>
         </w:rPr>
-        <w:t xml:space="preserve">Explain the weekly </w:t>
-      </w:r>
-      <w:r>
-        <w:rPr>
-          <w:b/>
-        </w:rPr>
-        <w:t>mechanism</w:t>
-      </w:r>
+        <w:t>Defense records 8/10 case passes, no unauthorised calls in those traces and successful local rollback. What can be claimed?</w:t>
+      </w:r>
+    </w:p>
+    <w:p>
+      <w:pPr>
+        <w:pStyle w:val="Heading2"/>
+      </w:pPr>
+      <w:r>
+        <w:t>First attempt and support record</w:t>
+      </w:r>
+    </w:p>
+    <w:p>
+      <w:pPr>
+        <w:pStyle w:val="Heading3"/>
+      </w:pPr>
+      <w:r>
+        <w:t>My independent explanation, trace and limits</w:t>
+      </w:r>
+    </w:p>
+    <w:p>
+      <w:r>
+        <w:t>________________________________________________________________</w:t>
+      </w:r>
+    </w:p>
+    <w:p>
+      <w:r>
+        <w:t>________________________________________________________________</w:t>
+      </w:r>
+    </w:p>
+    <w:p>
+      <w:r>
+        <w:t>________________________________________________________________</w:t>
+      </w:r>
+    </w:p>
+    <w:p>
+      <w:r>
+        <w:t>________________________________________________________________</w:t>
+      </w:r>
+    </w:p>
+    <w:p>
+      <w:r>
+        <w:t>________________________________________________________________</w:t>
+      </w:r>
+    </w:p>
+    <w:p>
+      <w:r>
+        <w:t>________________________________________________________________</w:t>
+      </w:r>
+    </w:p>
+    <w:p>
+      <w:r>
+        <w:t>________________________________________________________________</w:t>
+      </w:r>
+    </w:p>
+    <w:p>
+      <w:pPr>
+        <w:spacing w:line="336" w:lineRule="auto" w:after="180"/>
+      </w:pPr>
       <w:r>
         <w:rPr>
           <w:b w:val="0"/>
         </w:rPr>
-        <w:t xml:space="preserve"> in your own words. Use the worked scenario to name its </w:t>
-      </w:r>
-      <w:r>
-        <w:rPr>
-          <w:b/>
-        </w:rPr>
-        <w:t>input</w:t>
-      </w:r>
+        <w:t>Attempt this case before feedback. Record any help. Earlier examples below are further practice; a case already practised with feedback cannot establish fresh transfer.</w:t>
+      </w:r>
+    </w:p>
+    <w:p>
+      <w:pPr>
+        <w:pStyle w:val="Heading2"/>
+      </w:pPr>
+      <w:r>
+        <w:t>Feedback after trying</w:t>
+      </w:r>
+    </w:p>
+    <w:p>
+      <w:pPr>
+        <w:spacing w:line="336" w:lineRule="auto" w:after="180"/>
+      </w:pPr>
       <w:r>
         <w:rPr>
           <w:b w:val="0"/>
         </w:rPr>
-        <w:t xml:space="preserve">, decision rule and </w:t>
-      </w:r>
-      <w:r>
-        <w:rPr>
-          <w:b/>
-        </w:rPr>
-        <w:t>output</w:t>
-      </w:r>
+        <w:t>Attempt the independent case before hints. Record whether you worked alone, used a hint or followed a model. After feedback, fix the first unsupported step and explain why it changed.</w:t>
+      </w:r>
+    </w:p>
+    <w:p>
+      <w:pPr>
+        <w:spacing w:line="336" w:lineRule="auto" w:after="180"/>
+      </w:pPr>
       <w:r>
         <w:rPr>
           <w:b w:val="0"/>
         </w:rPr>
-        <w:t>.</w:t>
+        <w:t>A later check uses a changed case, not a copied answer.</w:t>
+      </w:r>
+    </w:p>
+    <w:p>
+      <w:pPr>
+        <w:pStyle w:val="Heading2"/>
+      </w:pPr>
+      <w:r>
+        <w:t>Earlier wording, alternatives and picture transcripts · reference / check after trying</w:t>
+      </w:r>
+    </w:p>
+    <w:p>
+      <w:pPr>
+        <w:pStyle w:val="Heading3"/>
+      </w:pPr>
+      <w:r>
+        <w:t>Independent case: Apply a new case independently</w:t>
+      </w:r>
+    </w:p>
+    <w:p>
+      <w:pPr>
+        <w:pStyle w:val="Heading3"/>
+      </w:pPr>
+      <w:r>
+        <w:t>Attempt this without hints</w:t>
       </w:r>
     </w:p>
     <w:p>
@@ -2136,7 +3118,55 @@
         <w:rPr>
           <w:b w:val="0"/>
         </w:rPr>
-        <w:t>A report omits this qualification: A defense earns credibility through traceable scope and honest failures, not universal guarantees.</w:t>
+        <w:t>Defense records 8/10 case passes, no unauthorised calls in those traces and successful local rollback. What can be claimed?</w:t>
+      </w:r>
+    </w:p>
+    <w:p>
+      <w:pPr>
+        <w:pStyle w:val="Heading3"/>
+      </w:pPr>
+      <w:r>
+        <w:t>My independent procedure, result and limitation</w:t>
+      </w:r>
+    </w:p>
+    <w:p>
+      <w:r>
+        <w:t>________________________________________________________________</w:t>
+      </w:r>
+    </w:p>
+    <w:p>
+      <w:r>
+        <w:t>________________________________________________________________</w:t>
+      </w:r>
+    </w:p>
+    <w:p>
+      <w:r>
+        <w:t>________________________________________________________________</w:t>
+      </w:r>
+    </w:p>
+    <w:p>
+      <w:r>
+        <w:t>________________________________________________________________</w:t>
+      </w:r>
+    </w:p>
+    <w:p>
+      <w:r>
+        <w:t>________________________________________________________________</w:t>
+      </w:r>
+    </w:p>
+    <w:p>
+      <w:r>
+        <w:t>________________________________________________________________</w:t>
+      </w:r>
+    </w:p>
+    <w:p>
+      <w:r>
+        <w:t>________________________________________________________________</w:t>
+      </w:r>
+    </w:p>
+    <w:p>
+      <w:r>
+        <w:t>________________________________________________________________</w:t>
       </w:r>
     </w:p>
     <w:p>
@@ -2147,29 +3177,7 @@
         <w:rPr>
           <w:b w:val="0"/>
         </w:rPr>
-        <w:t>Explain how omitting it could change a reader's interpretation, and write an accurate replacement.</w:t>
-      </w:r>
-    </w:p>
-    <w:p>
-      <w:pPr>
-        <w:spacing w:line="336" w:lineRule="auto" w:after="180"/>
-      </w:pPr>
-      <w:r>
-        <w:rPr>
-          <w:b w:val="0"/>
-        </w:rPr>
-        <w:t>For the worked scenario, propose one additional case that could reveal a failure, describe its expected outcome before running it, and explain what would need to remain fixed for a fair comparison.</w:t>
-      </w:r>
-    </w:p>
-    <w:p>
-      <w:pPr>
-        <w:spacing w:line="336" w:lineRule="auto" w:after="180"/>
-      </w:pPr>
-      <w:r>
-        <w:rPr>
-          <w:b w:val="0"/>
-        </w:rPr>
-        <w:t>Do not reuse W4 as a new final test after receiving feedback.</w:t>
+        <w:t>Record support used: none, hint or teacher explanation. After feedback, a different case is needed to demonstrate independence.</w:t>
       </w:r>
     </w:p>
     <w:p>
@@ -2177,32 +3185,7 @@
         <w:pStyle w:val="Heading3"/>
       </w:pPr>
       <w:r>
-        <w:t>Explain which evidence supports your conclusion and which claim remains unproved.</w:t>
-      </w:r>
-    </w:p>
-    <w:p>
-      <w:r>
-        <w:t>________________________________________________________________</w:t>
-      </w:r>
-    </w:p>
-    <w:p>
-      <w:r>
-        <w:t>________________________________________________________________</w:t>
-      </w:r>
-    </w:p>
-    <w:p>
-      <w:r>
-        <w:t>________________________________________________________________</w:t>
-      </w:r>
-    </w:p>
-    <w:p>
-      <w:r>
-        <w:t>________________________________________________________________</w:t>
-      </w:r>
-    </w:p>
-    <w:p>
-      <w:r>
-        <w:t>________________________________________________________________</w:t>
+        <w:t>Use feedback to improve</w:t>
       </w:r>
     </w:p>
     <w:p>
@@ -2210,12 +3193,20 @@
         <w:pStyle w:val="Heading1"/>
       </w:pPr>
       <w:r>
-        <w:t>11. Connect your project</w:t>
-      </w:r>
-    </w:p>
-    <w:p>
-      <w:r>
-        <w:t>Apply this week’s idea to Grounded Learning Service. Keep an annotated decision and the evidence supporting it.</w:t>
+        <w:t>11. Save the implementation, tests, runbook and bounded claims</w:t>
+      </w:r>
+    </w:p>
+    <w:p>
+      <w:r>
+        <w:t>Preserve failures and unperformed checks alongside the demonstration.</w:t>
+      </w:r>
+    </w:p>
+    <w:p>
+      <w:pPr>
+        <w:pStyle w:val="Heading2"/>
+      </w:pPr>
+      <w:r>
+        <w:t>Project task and artifact</w:t>
       </w:r>
     </w:p>
     <w:p>
@@ -2382,10 +3373,10 @@
     </w:tbl>
     <w:p>
       <w:pPr>
-        <w:pStyle w:val="Heading3"/>
-      </w:pPr>
-      <w:r>
-        <w:t>Evidence for your project</w:t>
+        <w:pStyle w:val="Heading2"/>
+      </w:pPr>
+      <w:r>
+        <w:t>Actual local run or paper trace and limitations</w:t>
       </w:r>
     </w:p>
     <w:p>
@@ -2413,15 +3404,88 @@
     </w:p>
     <w:p>
       <w:pPr>
+        <w:pStyle w:val="Heading2"/>
+      </w:pPr>
+      <w:r>
+        <w:t>Earlier wording, alternatives and picture transcripts · reference / check after trying</w:t>
+      </w:r>
+    </w:p>
+    <w:p>
+      <w:pPr>
+        <w:pStyle w:val="Heading3"/>
+      </w:pPr>
+      <w:r>
+        <w:t>Evidence for your project</w:t>
+      </w:r>
+    </w:p>
+    <w:p>
+      <w:pPr>
         <w:pStyle w:val="Heading1"/>
       </w:pPr>
       <w:r>
-        <w:t>12. Show what you know</w:t>
-      </w:r>
-    </w:p>
-    <w:p>
-      <w:r>
-        <w:t>Use a genuinely new case for independent evidence. Previously discussed examples remain practice; use the separately named independent case before feedback.</w:t>
+        <w:t>16. Finish with an inspectable claim and an honest next check</w:t>
+      </w:r>
+    </w:p>
+    <w:p>
+      <w:r>
+        <w:t>Separate engineering evidence from presentation polish.</w:t>
+      </w:r>
+    </w:p>
+    <w:p>
+      <w:pPr>
+        <w:pStyle w:val="Heading2"/>
+      </w:pPr>
+      <w:r>
+        <w:t>Retrieve and explain</w:t>
+      </w:r>
+    </w:p>
+    <w:p>
+      <w:pPr>
+        <w:pStyle w:val="ListBullet"/>
+      </w:pPr>
+      <w:r>
+        <w:t>Close your notes. Explain this goal in your own words: Explain the mechanism and terminology of engineering demonstration and defense</w:t>
+      </w:r>
+    </w:p>
+    <w:p>
+      <w:pPr>
+        <w:pStyle w:val="Heading3"/>
+      </w:pPr>
+      <w:r>
+        <w:t>My deciding step, evidence and one remaining question</w:t>
+      </w:r>
+    </w:p>
+    <w:p>
+      <w:r>
+        <w:t>________________________________________________________________</w:t>
+      </w:r>
+    </w:p>
+    <w:p>
+      <w:r>
+        <w:t>________________________________________________________________</w:t>
+      </w:r>
+    </w:p>
+    <w:p>
+      <w:r>
+        <w:t>________________________________________________________________</w:t>
+      </w:r>
+    </w:p>
+    <w:p>
+      <w:r>
+        <w:t>________________________________________________________________</w:t>
+      </w:r>
+    </w:p>
+    <w:p>
+      <w:r>
+        <w:t>________________________________________________________________</w:t>
+      </w:r>
+    </w:p>
+    <w:p>
+      <w:pPr>
+        <w:pStyle w:val="Heading2"/>
+      </w:pPr>
+      <w:r>
+        <w:t>Plan a changed-case return</w:t>
       </w:r>
     </w:p>
     <w:p>
@@ -2432,62 +3496,31 @@
         <w:rPr>
           <w:b w:val="0"/>
         </w:rPr>
-        <w:t>Complete the supported workbook tasks before attempting W4 independently. Record any hints or help used. After feedback, use the teacher's fresh retry rather than copying the earlier answer.</w:t>
-      </w:r>
-    </w:p>
-    <w:p>
-      <w:pPr>
-        <w:spacing w:line="336" w:lineRule="auto" w:after="180"/>
-      </w:pPr>
+        <w:t xml:space="preserve">If you are unsure, return to the worked picture and explain one arrow. If you are ready, change an </w:t>
+      </w:r>
+      <w:r>
+        <w:rPr>
+          <w:b/>
+        </w:rPr>
+        <w:t>input</w:t>
+      </w:r>
       <w:r>
         <w:rPr>
           <w:b w:val="0"/>
         </w:rPr>
-        <w:t>For a project, select a relevant new case, predict the outcome from the declared rule and preserve the result alongside any revision.</w:t>
-      </w:r>
-    </w:p>
-    <w:p>
-      <w:pPr>
-        <w:pStyle w:val="Heading3"/>
-      </w:pPr>
-      <w:r>
-        <w:t>Exit: propose one revealing change to the worked scenario. State the expected outcome and the evidence that would make you revise your explanation.</w:t>
-      </w:r>
-    </w:p>
-    <w:p>
-      <w:r>
-        <w:t>________________________________________________________________</w:t>
-      </w:r>
-    </w:p>
-    <w:p>
-      <w:r>
-        <w:t>________________________________________________________________</w:t>
-      </w:r>
-    </w:p>
-    <w:p>
-      <w:r>
-        <w:t>________________________________________________________________</w:t>
-      </w:r>
-    </w:p>
-    <w:p>
-      <w:r>
-        <w:t>________________________________________________________________</w:t>
-      </w:r>
-    </w:p>
-    <w:p>
-      <w:r>
-        <w:t>________________________________________________________________</w:t>
-      </w:r>
-    </w:p>
-    <w:p>
-      <w:pPr>
-        <w:spacing w:line="336" w:lineRule="auto" w:after="180"/>
-      </w:pPr>
+        <w:t xml:space="preserve"> or assumption and justify your </w:t>
+      </w:r>
+      <w:r>
+        <w:rPr>
+          <w:b/>
+        </w:rPr>
+        <w:t>prediction</w:t>
+      </w:r>
       <w:r>
         <w:rPr>
           <w:b w:val="0"/>
         </w:rPr>
-        <w:t>For the worked scenario, propose one additional case that could reveal a failure, describe its expected outcome before running it, and explain what would need to remain fixed for a fair comparison.</w:t>
+        <w:t>.</w:t>
       </w:r>
     </w:p>
     <w:p>
@@ -2498,14 +3531,336 @@
         <w:rPr>
           <w:b w:val="0"/>
         </w:rPr>
-        <w:t>Do not reuse W4 as a new final test after receiving feedback.</w:t>
-      </w:r>
-    </w:p>
+        <w:t xml:space="preserve">Save your workbook </w:t>
+      </w:r>
+      <w:r>
+        <w:rPr>
+          <w:b/>
+        </w:rPr>
+        <w:t>evidence</w:t>
+      </w:r>
+      <w:r>
+        <w:rPr>
+          <w:b w:val="0"/>
+        </w:rPr>
+        <w:t>. At the next review, try a different case before opening your old answer.</w:t>
+      </w:r>
+    </w:p>
+    <w:p>
+      <w:pPr>
+        <w:pStyle w:val="Heading1"/>
+      </w:pPr>
+      <w:r>
+        <w:t>Reference bank and extra practice</w:t>
+      </w:r>
+    </w:p>
+    <w:p>
+      <w:pPr>
+        <w:pStyle w:val="Heading1"/>
+      </w:pPr>
+      <w:r>
+        <w:t>05. Reference · Use service vocabulary precisely</w:t>
+      </w:r>
+    </w:p>
+    <w:p>
+      <w:r>
+        <w:t>Connect each term to an input, operation, evidence source or outcome.</w:t>
+      </w:r>
+    </w:p>
+    <w:p>
+      <w:pPr>
+        <w:pStyle w:val="Heading2"/>
+      </w:pPr>
+      <w:r>
+        <w:t>Vocabulary and your explanation</w:t>
+      </w:r>
+    </w:p>
+    <w:tbl>
+      <w:tblPr>
+        <w:tblStyle w:val="LightShading-Accent1"/>
+        <w:tblW w:type="auto" w:w="0"/>
+        <w:tblLook w:firstColumn="1" w:firstRow="1" w:lastColumn="0" w:lastRow="0" w:noHBand="0" w:noVBand="1" w:val="04A0"/>
+      </w:tblPr>
+      <w:tblGrid>
+        <w:gridCol w:w="5112"/>
+        <w:gridCol w:w="5112"/>
+      </w:tblGrid>
+      <w:tr>
+        <w:trPr>
+          <w:tblHeader/>
+        </w:trPr>
+        <w:tc>
+          <w:tcPr>
+            <w:tcW w:type="dxa" w:w="5112"/>
+          </w:tcPr>
+          <w:p>
+            <w:r>
+              <w:t>Word</w:t>
+            </w:r>
+          </w:p>
+        </w:tc>
+        <w:tc>
+          <w:tcPr>
+            <w:tcW w:type="dxa" w:w="5112"/>
+          </w:tcPr>
+          <w:p>
+            <w:r>
+              <w:t>Meaning</w:t>
+            </w:r>
+          </w:p>
+        </w:tc>
+      </w:tr>
+      <w:tr>
+        <w:tc>
+          <w:tcPr>
+            <w:tcW w:type="dxa" w:w="5112"/>
+          </w:tcPr>
+          <w:p>
+            <w:r>
+              <w:t>Demonstration scope</w:t>
+            </w:r>
+          </w:p>
+        </w:tc>
+        <w:tc>
+          <w:tcPr>
+            <w:tcW w:type="dxa" w:w="5112"/>
+          </w:tcPr>
+          <w:p>
+            <w:r>
+              <w:t>The conditions actually exercised</w:t>
+            </w:r>
+          </w:p>
+        </w:tc>
+      </w:tr>
+      <w:tr>
+        <w:tc>
+          <w:tcPr>
+            <w:tcW w:type="dxa" w:w="5112"/>
+          </w:tcPr>
+          <w:p>
+            <w:r>
+              <w:t>Mock boundary</w:t>
+            </w:r>
+          </w:p>
+        </w:tc>
+        <w:tc>
+          <w:tcPr>
+            <w:tcW w:type="dxa" w:w="5112"/>
+          </w:tcPr>
+          <w:p>
+            <w:r>
+              <w:t>The part replaced by controlled simulated behaviour</w:t>
+            </w:r>
+          </w:p>
+        </w:tc>
+      </w:tr>
+      <w:tr>
+        <w:tc>
+          <w:tcPr>
+            <w:tcW w:type="dxa" w:w="5112"/>
+          </w:tcPr>
+          <w:p>
+            <w:r>
+              <w:t>Operational evidence</w:t>
+            </w:r>
+          </w:p>
+        </w:tc>
+        <w:tc>
+          <w:tcPr>
+            <w:tcW w:type="dxa" w:w="5112"/>
+          </w:tcPr>
+          <w:p>
+            <w:r>
+              <w:t>Records of actual service behaviour and recovery</w:t>
+            </w:r>
+          </w:p>
+        </w:tc>
+      </w:tr>
+    </w:tbl>
     <w:p>
       <w:pPr>
         <w:pStyle w:val="Heading3"/>
       </w:pPr>
       <w:r>
+        <w:t>Use two terms to explain a step in this week’s example.</w:t>
+      </w:r>
+    </w:p>
+    <w:p>
+      <w:r>
+        <w:t>________________________________________________________________</w:t>
+      </w:r>
+    </w:p>
+    <w:p>
+      <w:r>
+        <w:t>________________________________________________________________</w:t>
+      </w:r>
+    </w:p>
+    <w:p>
+      <w:r>
+        <w:t>________________________________________________________________</w:t>
+      </w:r>
+    </w:p>
+    <w:p>
+      <w:pPr>
+        <w:pStyle w:val="Heading1"/>
+      </w:pPr>
+      <w:r>
+        <w:t>10. Extra challenge · Explain a stronger case</w:t>
+      </w:r>
+    </w:p>
+    <w:p>
+      <w:r>
+        <w:t>Choose the next challenge after the main route.</w:t>
+      </w:r>
+    </w:p>
+    <w:p>
+      <w:pPr>
+        <w:pStyle w:val="Heading2"/>
+      </w:pPr>
+      <w:r>
+        <w:t>Explain,repair and extend</w:t>
+      </w:r>
+    </w:p>
+    <w:p>
+      <w:pPr>
+        <w:pStyle w:val="Heading3"/>
+      </w:pPr>
+      <w:r>
+        <w:t>Explain → apply → challenge</w:t>
+      </w:r>
+    </w:p>
+    <w:p>
+      <w:pPr>
+        <w:pStyle w:val="ListBullet"/>
+      </w:pPr>
+      <w:r>
+        <w:t>Explain the weekly mechanism in your own words. Use the worked scenario to name its input, decision rule and output.</w:t>
+      </w:r>
+    </w:p>
+    <w:p>
+      <w:pPr>
+        <w:pStyle w:val="ListBullet"/>
+      </w:pPr>
+      <w:r>
+        <w:t>A report omits this qualification: A defense earns credibility through traceable scope and honest failures, not universal guarantees. Explain how omitting it could change a reader's interpretation, and write an accurate replacement.</w:t>
+      </w:r>
+    </w:p>
+    <w:p>
+      <w:pPr>
+        <w:pStyle w:val="ListBullet"/>
+      </w:pPr>
+      <w:r>
+        <w:t>For the worked scenario, propose one additional case that could reveal a failure, describe its expected outcome before running it, and explain what would need to remain fixed for a fair comparison. Do not reuse W4 as a new final test after receiving feedback.</w:t>
+      </w:r>
+    </w:p>
+    <w:p>
+      <w:pPr>
+        <w:pStyle w:val="Heading3"/>
+      </w:pPr>
+      <w:r>
+        <w:t>Explain which evidence supports your conclusion and which claim remains unproved.</w:t>
+      </w:r>
+    </w:p>
+    <w:p>
+      <w:r>
+        <w:t>________________________________________________________________</w:t>
+      </w:r>
+    </w:p>
+    <w:p>
+      <w:r>
+        <w:t>________________________________________________________________</w:t>
+      </w:r>
+    </w:p>
+    <w:p>
+      <w:r>
+        <w:t>________________________________________________________________</w:t>
+      </w:r>
+    </w:p>
+    <w:p>
+      <w:r>
+        <w:t>________________________________________________________________</w:t>
+      </w:r>
+    </w:p>
+    <w:p>
+      <w:r>
+        <w:t>________________________________________________________________</w:t>
+      </w:r>
+    </w:p>
+    <w:p>
+      <w:pPr>
+        <w:pStyle w:val="Heading1"/>
+      </w:pPr>
+      <w:r>
+        <w:t>12. Reference · Check the service reasoning and its limits</w:t>
+      </w:r>
+    </w:p>
+    <w:p>
+      <w:r>
+        <w:t>Use after practice; keep the selected independent case for its first attempt.</w:t>
+      </w:r>
+    </w:p>
+    <w:p>
+      <w:pPr>
+        <w:pStyle w:val="Heading2"/>
+      </w:pPr>
+      <w:r>
+        <w:t>Current explanation and response</w:t>
+      </w:r>
+    </w:p>
+    <w:p>
+      <w:pPr>
+        <w:pStyle w:val="ListBullet"/>
+      </w:pPr>
+      <w:r>
+        <w:t>Complete the supported workbook tasks before attempting W4 independently. Record any hints or help used. After feedback, use the teacher's fresh retry rather than copying the earlier answer. For a project, select a relevant new case, predict the outcome from the declared rule and preserve the result alongside any revision.</w:t>
+      </w:r>
+    </w:p>
+    <w:p>
+      <w:pPr>
+        <w:pStyle w:val="Heading3"/>
+      </w:pPr>
+      <w:r>
+        <w:t>Exit: propose one revealing change to the worked scenario. State the expected outcome and the evidence that would make you revise your explanation.</w:t>
+      </w:r>
+    </w:p>
+    <w:p>
+      <w:r>
+        <w:t>________________________________________________________________</w:t>
+      </w:r>
+    </w:p>
+    <w:p>
+      <w:r>
+        <w:t>________________________________________________________________</w:t>
+      </w:r>
+    </w:p>
+    <w:p>
+      <w:r>
+        <w:t>________________________________________________________________</w:t>
+      </w:r>
+    </w:p>
+    <w:p>
+      <w:r>
+        <w:t>________________________________________________________________</w:t>
+      </w:r>
+    </w:p>
+    <w:p>
+      <w:r>
+        <w:t>________________________________________________________________</w:t>
+      </w:r>
+    </w:p>
+    <w:p>
+      <w:pPr>
+        <w:pStyle w:val="ListBullet"/>
+      </w:pPr>
+      <w:r>
+        <w:t>For the worked scenario, propose one additional case that could reveal a failure, describe its expected outcome before running it, and explain what would need to remain fixed for a fair comparison. Do not reuse W4 as a new final test after receiving feedback.</w:t>
+      </w:r>
+    </w:p>
+    <w:p>
+      <w:pPr>
+        <w:pStyle w:val="Heading3"/>
+      </w:pPr>
+      <w:r>
         <w:t>My limited claim and a useful next check</w:t>
       </w:r>
     </w:p>
@@ -2534,12 +3889,20 @@
         <w:pStyle w:val="Heading1"/>
       </w:pPr>
       <w:r>
-        <w:t>13. Study a complete case</w:t>
-      </w:r>
-    </w:p>
-    <w:p>
-      <w:r>
-        <w:t>Revisit the complete Engineering demonstration and defense case for supported practice. Repeated examples do not become fresh assessments.</w:t>
+        <w:t>13. Extra practice · Revisit the complete trace</w:t>
+      </w:r>
+    </w:p>
+    <w:p>
+      <w:r>
+        <w:t>Predict before reading the supplied steps.</w:t>
+      </w:r>
+    </w:p>
+    <w:p>
+      <w:pPr>
+        <w:pStyle w:val="Heading2"/>
+      </w:pPr>
+      <w:r>
+        <w:t>Complete trace and evidence</w:t>
       </w:r>
     </w:p>
     <w:p>
@@ -2708,208 +4071,20 @@
         <w:pStyle w:val="Heading1"/>
       </w:pPr>
       <w:r>
-        <w:t>14. Try a new case independently</w:t>
-      </w:r>
-    </w:p>
-    <w:p>
-      <w:r>
-        <w:t>Attempt the reserved new case before feedback. Record support; the earlier examples below remain additional practice.</w:t>
-      </w:r>
-    </w:p>
-    <w:p>
-      <w:pPr>
-        <w:pStyle w:val="Heading3"/>
-      </w:pPr>
-      <w:r>
-        <w:t>Independent case: Apply a new case independently</w:t>
-      </w:r>
-    </w:p>
-    <w:p>
-      <w:pPr>
-        <w:spacing w:line="336" w:lineRule="auto" w:after="180"/>
-        <w:shd w:fill="F5F1FB"/>
-      </w:pPr>
-      <w:r>
-        <w:rPr>
-          <w:b w:val="0"/>
-        </w:rPr>
-        <w:t>Defense records 8/10 case passes, no unauthorised calls in those traces and successful local rollback. What can be claimed?</w:t>
-      </w:r>
-    </w:p>
-    <w:p>
-      <w:pPr>
-        <w:pStyle w:val="Heading3"/>
-      </w:pPr>
-      <w:r>
-        <w:t>My independent explanation, trace and limits</w:t>
-      </w:r>
-    </w:p>
-    <w:p>
-      <w:r>
-        <w:t>________________________________________________________________</w:t>
-      </w:r>
-    </w:p>
-    <w:p>
-      <w:r>
-        <w:t>________________________________________________________________</w:t>
-      </w:r>
-    </w:p>
-    <w:p>
-      <w:r>
-        <w:t>________________________________________________________________</w:t>
-      </w:r>
-    </w:p>
-    <w:p>
-      <w:r>
-        <w:t>________________________________________________________________</w:t>
-      </w:r>
-    </w:p>
-    <w:p>
-      <w:r>
-        <w:t>________________________________________________________________</w:t>
-      </w:r>
-    </w:p>
-    <w:p>
-      <w:r>
-        <w:t>________________________________________________________________</w:t>
-      </w:r>
-    </w:p>
-    <w:p>
-      <w:r>
-        <w:t>________________________________________________________________</w:t>
-      </w:r>
-    </w:p>
-    <w:p>
-      <w:pPr>
-        <w:spacing w:line="336" w:lineRule="auto" w:after="180"/>
-      </w:pPr>
-      <w:r>
-        <w:rPr>
-          <w:b w:val="0"/>
-        </w:rPr>
-        <w:t>Attempt this case before feedback. Record any help. Earlier examples below are further practice; a case already practised with feedback cannot establish fresh transfer.</w:t>
-      </w:r>
-    </w:p>
-    <w:p>
-      <w:pPr>
-        <w:pStyle w:val="Heading3"/>
-      </w:pPr>
-      <w:r>
-        <w:t>Attempt this without hints</w:t>
-      </w:r>
-    </w:p>
-    <w:p>
-      <w:pPr>
-        <w:spacing w:line="336" w:lineRule="auto" w:after="180"/>
-        <w:shd w:fill="F5F1FB"/>
-      </w:pPr>
-      <w:r>
-        <w:rPr>
-          <w:b w:val="0"/>
-        </w:rPr>
-        <w:t>Defense records 8/10 case passes, no unauthorised calls in those traces and successful local rollback. What can be claimed?</w:t>
-      </w:r>
-    </w:p>
-    <w:p>
-      <w:pPr>
-        <w:pStyle w:val="Heading3"/>
-      </w:pPr>
-      <w:r>
-        <w:t>My independent procedure, result and limitation</w:t>
-      </w:r>
-    </w:p>
-    <w:p>
-      <w:r>
-        <w:t>________________________________________________________________</w:t>
-      </w:r>
-    </w:p>
-    <w:p>
-      <w:r>
-        <w:t>________________________________________________________________</w:t>
-      </w:r>
-    </w:p>
-    <w:p>
-      <w:r>
-        <w:t>________________________________________________________________</w:t>
-      </w:r>
-    </w:p>
-    <w:p>
-      <w:r>
-        <w:t>________________________________________________________________</w:t>
-      </w:r>
-    </w:p>
-    <w:p>
-      <w:r>
-        <w:t>________________________________________________________________</w:t>
-      </w:r>
-    </w:p>
-    <w:p>
-      <w:r>
-        <w:t>________________________________________________________________</w:t>
-      </w:r>
-    </w:p>
-    <w:p>
-      <w:r>
-        <w:t>________________________________________________________________</w:t>
-      </w:r>
-    </w:p>
-    <w:p>
-      <w:r>
-        <w:t>________________________________________________________________</w:t>
-      </w:r>
-    </w:p>
-    <w:p>
-      <w:pPr>
-        <w:spacing w:line="336" w:lineRule="auto" w:after="180"/>
-      </w:pPr>
-      <w:r>
-        <w:rPr>
-          <w:b w:val="0"/>
-        </w:rPr>
-        <w:t>Record support used: none, hint or teacher explanation. After feedback, a different case is needed to demonstrate independence.</w:t>
-      </w:r>
-    </w:p>
-    <w:p>
-      <w:pPr>
-        <w:pStyle w:val="Heading3"/>
-      </w:pPr>
-      <w:r>
-        <w:t>Use feedback to improve</w:t>
-      </w:r>
-    </w:p>
-    <w:p>
-      <w:pPr>
-        <w:spacing w:line="336" w:lineRule="auto" w:after="180"/>
-      </w:pPr>
-      <w:r>
-        <w:rPr>
-          <w:b w:val="0"/>
-        </w:rPr>
-        <w:t>Attempt the independent case before hints. Record whether you worked alone, used a hint or followed a model. After feedback, fix the first unsupported step and explain why it changed.</w:t>
-      </w:r>
-    </w:p>
-    <w:p>
-      <w:pPr>
-        <w:spacing w:line="336" w:lineRule="auto" w:after="180"/>
-      </w:pPr>
-      <w:r>
-        <w:rPr>
-          <w:b w:val="0"/>
-        </w:rPr>
-        <w:t>A later check uses a changed case, not a copied answer.</w:t>
-      </w:r>
-    </w:p>
-    <w:p>
-      <w:pPr>
-        <w:pStyle w:val="Heading1"/>
-      </w:pPr>
-      <w:r>
-        <w:t>15. Your lesson route</w:t>
-      </w:r>
-    </w:p>
-    <w:p>
-      <w:r>
-        <w:t>Use this map to navigate Engineering demonstration and defense, connect the goals to tasks and keep one evidence record for each attempt.</w:t>
+        <w:t>15. Reference · The earlier route checklist</w:t>
+      </w:r>
+    </w:p>
+    <w:p>
+      <w:r>
+        <w:t>Use one main route rather than repeating the lesson.</w:t>
+      </w:r>
+    </w:p>
+    <w:p>
+      <w:pPr>
+        <w:pStyle w:val="Heading2"/>
+      </w:pPr>
+      <w:r>
+        <w:t>Targets,route and first prediction</w:t>
       </w:r>
     </w:p>
     <w:p>
@@ -3088,12 +4263,125 @@
         <w:pStyle w:val="Heading1"/>
       </w:pPr>
       <w:r>
-        <w:t>16. Finish and return</w:t>
-      </w:r>
-    </w:p>
-    <w:p>
-      <w:r>
-        <w:t>Explain Engineering demonstration and defense without notes, identify a remaining question and plan a later check with a changed case.</w:t>
+        <w:t>17. Extra practice · Predict,check and repair</w:t>
+      </w:r>
+    </w:p>
+    <w:p>
+      <w:r>
+        <w:t>Keep supported feedback separate from the independent case.</w:t>
+      </w:r>
+    </w:p>
+    <w:p>
+      <w:pPr>
+        <w:pStyle w:val="Heading2"/>
+      </w:pPr>
+      <w:r>
+        <w:t>First supported question and optional hint</w:t>
+      </w:r>
+    </w:p>
+    <w:p>
+      <w:pPr>
+        <w:pStyle w:val="ListBullet"/>
+      </w:pPr>
+      <w:r>
+        <w:t>Defend one complete service trace. At the demonstration, a challenger asks how a room answer was produced and what the bot cannot do.</w:t>
+      </w:r>
+    </w:p>
+    <w:p>
+      <w:pPr>
+        <w:pStyle w:val="Heading3"/>
+      </w:pPr>
+      <w:r>
+        <w:t>Practice 1: explain the deciding evidence</w:t>
+      </w:r>
+    </w:p>
+    <w:p>
+      <w:pPr>
+        <w:pStyle w:val="ListBullet"/>
+      </w:pPr>
+      <w:r>
+        <w:t>Which labelled step matches this detail? With no approved card, decline to invent a room.</w:t>
+      </w:r>
+    </w:p>
+    <w:p>
+      <w:pPr>
+        <w:pStyle w:val="ListBullet"/>
+      </w:pPr>
+      <w:r>
+        <w:t>1. Name missing evidence</w:t>
+      </w:r>
+    </w:p>
+    <w:p>
+      <w:pPr>
+        <w:pStyle w:val="ListBullet"/>
+      </w:pPr>
+      <w:r>
+        <w:t>2. Show source path</w:t>
+      </w:r>
+    </w:p>
+    <w:p>
+      <w:pPr>
+        <w:pStyle w:val="ListBullet"/>
+      </w:pPr>
+      <w:r>
+        <w:t>3. Support the claim</w:t>
+      </w:r>
+    </w:p>
+    <w:p>
+      <w:pPr>
+        <w:pStyle w:val="ListBullet"/>
+      </w:pPr>
+      <w:r>
+        <w:t>4. Show authority</w:t>
+      </w:r>
+    </w:p>
+    <w:p>
+      <w:pPr>
+        <w:pStyle w:val="Heading3"/>
+      </w:pPr>
+      <w:r>
+        <w:t>My selected conclusion, deciding fact and explanation</w:t>
+      </w:r>
+    </w:p>
+    <w:p>
+      <w:r>
+        <w:t>________________________________________________________________</w:t>
+      </w:r>
+    </w:p>
+    <w:p>
+      <w:r>
+        <w:t>________________________________________________________________</w:t>
+      </w:r>
+    </w:p>
+    <w:p>
+      <w:r>
+        <w:t>________________________________________________________________</w:t>
+      </w:r>
+    </w:p>
+    <w:p>
+      <w:r>
+        <w:t>________________________________________________________________</w:t>
+      </w:r>
+    </w:p>
+    <w:p>
+      <w:r>
+        <w:t>________________________________________________________________</w:t>
+      </w:r>
+    </w:p>
+    <w:p>
+      <w:pPr>
+        <w:pStyle w:val="ListBullet"/>
+      </w:pPr>
+      <w:r>
+        <w:t>Hint if needed: Read the steps in the pictorial case. Match the supplied detail to the stage that performs or records it.</w:t>
+      </w:r>
+    </w:p>
+    <w:p>
+      <w:pPr>
+        <w:pStyle w:val="Heading2"/>
+      </w:pPr>
+      <w:r>
+        <w:t>Check after the first attempt · reference / check after trying</w:t>
       </w:r>
     </w:p>
     <w:p>
@@ -3104,7 +4392,169 @@
         <w:rPr>
           <w:b w:val="0"/>
         </w:rPr>
-        <w:t xml:space="preserve">Close your notes. Explain this goal in your own words: Explain the </w:t>
+        <w:t xml:space="preserve">After your attempt, compare with the supported explanation: Name missing </w:t>
+      </w:r>
+      <w:r>
+        <w:rPr>
+          <w:b/>
+        </w:rPr>
+        <w:t>evidence</w:t>
+      </w:r>
+      <w:r>
+        <w:rPr>
+          <w:b w:val="0"/>
+        </w:rPr>
+        <w:t xml:space="preserve"> With no approved card, decline to invent a room. A defence links behaviour to </w:t>
+      </w:r>
+      <w:r>
+        <w:rPr>
+          <w:b/>
+        </w:rPr>
+        <w:t>evidence</w:t>
+      </w:r>
+      <w:r>
+        <w:rPr>
+          <w:b w:val="0"/>
+        </w:rPr>
+        <w:t xml:space="preserve"> and limitations.</w:t>
+      </w:r>
+    </w:p>
+    <w:p>
+      <w:pPr>
+        <w:spacing w:line="336" w:lineRule="auto" w:after="180"/>
+      </w:pPr>
+      <w:r>
+        <w:rPr>
+          <w:b w:val="0"/>
+        </w:rPr>
+        <w:t>Demonstrate both a valid answer path and a meaningful refused request.</w:t>
+      </w:r>
+    </w:p>
+    <w:p>
+      <w:pPr>
+        <w:pStyle w:val="Heading2"/>
+      </w:pPr>
+      <w:r>
+        <w:t>Changed-case question and optional hint</w:t>
+      </w:r>
+    </w:p>
+    <w:p>
+      <w:pPr>
+        <w:pStyle w:val="Heading3"/>
+      </w:pPr>
+      <w:r>
+        <w:t>Practice 2: explain the deciding evidence</w:t>
+      </w:r>
+    </w:p>
+    <w:p>
+      <w:pPr>
+        <w:pStyle w:val="ListBullet"/>
+      </w:pPr>
+      <w:r>
+        <w:t>Changed-case practice: The challenger asks the bot to email everyone about room E. Which conclusion is supported by the supplied facts?</w:t>
+      </w:r>
+    </w:p>
+    <w:p>
+      <w:pPr>
+        <w:pStyle w:val="ListBullet"/>
+      </w:pPr>
+      <w:r>
+        <w:t>1. This one example guarantees correct results for every future input.</w:t>
+      </w:r>
+    </w:p>
+    <w:p>
+      <w:pPr>
+        <w:pStyle w:val="ListBullet"/>
+      </w:pPr>
+      <w:r>
+        <w:t>2. Refuse that operation while retaining the supported room answer.</w:t>
+      </w:r>
+    </w:p>
+    <w:p>
+      <w:pPr>
+        <w:pStyle w:val="ListBullet"/>
+      </w:pPr>
+      <w:r>
+        <w:t>3. We can decide the result without examining the changed input or the procedure.</w:t>
+      </w:r>
+    </w:p>
+    <w:p>
+      <w:pPr>
+        <w:pStyle w:val="Heading3"/>
+      </w:pPr>
+      <w:r>
+        <w:t>My selected conclusion, deciding fact and explanation</w:t>
+      </w:r>
+    </w:p>
+    <w:p>
+      <w:r>
+        <w:t>________________________________________________________________</w:t>
+      </w:r>
+    </w:p>
+    <w:p>
+      <w:r>
+        <w:t>________________________________________________________________</w:t>
+      </w:r>
+    </w:p>
+    <w:p>
+      <w:r>
+        <w:t>________________________________________________________________</w:t>
+      </w:r>
+    </w:p>
+    <w:p>
+      <w:r>
+        <w:t>________________________________________________________________</w:t>
+      </w:r>
+    </w:p>
+    <w:p>
+      <w:r>
+        <w:t>________________________________________________________________</w:t>
+      </w:r>
+    </w:p>
+    <w:p>
+      <w:pPr>
+        <w:pStyle w:val="ListBullet"/>
+      </w:pPr>
+      <w:r>
+        <w:t>Hint if needed: Use the changed condition and the deciding step in the pictorial trace. The answer must say what follows from those facts.</w:t>
+      </w:r>
+    </w:p>
+    <w:p>
+      <w:pPr>
+        <w:pStyle w:val="Heading2"/>
+      </w:pPr>
+      <w:r>
+        <w:t>Check after the changed attempt · reference / check after trying</w:t>
+      </w:r>
+    </w:p>
+    <w:p>
+      <w:pPr>
+        <w:spacing w:line="336" w:lineRule="auto" w:after="180"/>
+      </w:pPr>
+      <w:r>
+        <w:rPr>
+          <w:b w:val="0"/>
+        </w:rPr>
+        <w:t>After your attempt, compare with the supported explanation: Refuse that operation while retaining the supported room answer. Knowing a fact does not grant authority for an external action.</w:t>
+      </w:r>
+    </w:p>
+    <w:p>
+      <w:pPr>
+        <w:pStyle w:val="Heading2"/>
+      </w:pPr>
+      <w:r>
+        <w:t>Repair and retain the record</w:t>
+      </w:r>
+    </w:p>
+    <w:p>
+      <w:pPr>
+        <w:spacing w:line="336" w:lineRule="auto" w:after="180"/>
+      </w:pPr>
+      <w:r>
+        <w:rPr>
+          <w:b w:val="0"/>
+        </w:rPr>
+        <w:t xml:space="preserve">Review Capstone release review (ai-6/35). Goal: Explain the </w:t>
       </w:r>
       <w:r>
         <w:rPr>
@@ -3116,40 +4566,7 @@
         <w:rPr>
           <w:b w:val="0"/>
         </w:rPr>
-        <w:t xml:space="preserve"> and terminology of engineering demonstration and defense</w:t>
-      </w:r>
-    </w:p>
-    <w:p>
-      <w:pPr>
-        <w:pStyle w:val="Heading3"/>
-      </w:pPr>
-      <w:r>
-        <w:t>My deciding step, evidence and one remaining question</w:t>
-      </w:r>
-    </w:p>
-    <w:p>
-      <w:r>
-        <w:t>________________________________________________________________</w:t>
-      </w:r>
-    </w:p>
-    <w:p>
-      <w:r>
-        <w:t>________________________________________________________________</w:t>
-      </w:r>
-    </w:p>
-    <w:p>
-      <w:r>
-        <w:t>________________________________________________________________</w:t>
-      </w:r>
-    </w:p>
-    <w:p>
-      <w:r>
-        <w:t>________________________________________________________________</w:t>
-      </w:r>
-    </w:p>
-    <w:p>
-      <w:r>
-        <w:t>________________________________________________________________</w:t>
+        <w:t xml:space="preserve"> and terminology of capstone release review. Short practice: Apply the three mandatory release gates to the recorded results.</w:t>
       </w:r>
     </w:p>
     <w:p>
@@ -3160,42 +4577,7 @@
         <w:rPr>
           <w:b w:val="0"/>
         </w:rPr>
-        <w:t xml:space="preserve">If you are unsure, return to the worked picture and explain one arrow. If you are ready, change an </w:t>
-      </w:r>
-      <w:r>
-        <w:rPr>
-          <w:b/>
-        </w:rPr>
-        <w:t>input</w:t>
-      </w:r>
-      <w:r>
-        <w:rPr>
-          <w:b w:val="0"/>
-        </w:rPr>
-        <w:t xml:space="preserve"> or assumption and justify your </w:t>
-      </w:r>
-      <w:r>
-        <w:rPr>
-          <w:b/>
-        </w:rPr>
-        <w:t>prediction</w:t>
-      </w:r>
-      <w:r>
-        <w:rPr>
-          <w:b w:val="0"/>
-        </w:rPr>
-        <w:t>.</w:t>
-      </w:r>
-    </w:p>
-    <w:p>
-      <w:pPr>
-        <w:spacing w:line="336" w:lineRule="auto" w:after="180"/>
-      </w:pPr>
-      <w:r>
-        <w:rPr>
-          <w:b w:val="0"/>
-        </w:rPr>
-        <w:t xml:space="preserve">Save your workbook </w:t>
+        <w:t xml:space="preserve">Why do two passes not outweigh the deletion failure, and what </w:t>
       </w:r>
       <w:r>
         <w:rPr>
@@ -3207,20 +4589,117 @@
         <w:rPr>
           <w:b w:val="0"/>
         </w:rPr>
-        <w:t>. At the next review, try a different case before opening your old answer.</w:t>
-      </w:r>
-    </w:p>
-    <w:p>
-      <w:pPr>
-        <w:pStyle w:val="Heading1"/>
-      </w:pPr>
-      <w:r>
-        <w:t>17. Supported practice, repair and portfolio</w:t>
-      </w:r>
-    </w:p>
-    <w:p>
-      <w:r>
-        <w:t>Attempt supported questions before using hints or feedback. Review a missing building block, then keep the completed work.</w:t>
+        <w:t xml:space="preserve"> must follow its repair?. Return to this week and explain what you changed.</w:t>
+      </w:r>
+    </w:p>
+    <w:p>
+      <w:pPr>
+        <w:spacing w:line="336" w:lineRule="auto" w:after="180"/>
+      </w:pPr>
+      <w:r>
+        <w:rPr>
+          <w:b w:val="0"/>
+        </w:rPr>
+        <w:t xml:space="preserve">Review Capstone service implementation (ai-6/33). Goal: Explain the </w:t>
+      </w:r>
+      <w:r>
+        <w:rPr>
+          <w:b/>
+        </w:rPr>
+        <w:t>mechanism</w:t>
+      </w:r>
+      <w:r>
+        <w:rPr>
+          <w:b w:val="0"/>
+        </w:rPr>
+        <w:t xml:space="preserve"> and terminology of capstone service implementation. Short practice: Trace the G2 fact request and edit request through the prototype.</w:t>
+      </w:r>
+    </w:p>
+    <w:p>
+      <w:pPr>
+        <w:spacing w:line="336" w:lineRule="auto" w:after="180"/>
+      </w:pPr>
+      <w:r>
+        <w:rPr>
+          <w:b w:val="0"/>
+        </w:rPr>
+        <w:t>What can be returned, what cannot be done, and how does removing G2 change those two outcomes?. Return to this week and explain what you changed.</w:t>
+      </w:r>
+    </w:p>
+    <w:p>
+      <w:pPr>
+        <w:spacing w:line="336" w:lineRule="auto" w:after="180"/>
+      </w:pPr>
+      <w:r>
+        <w:rPr>
+          <w:b w:val="0"/>
+        </w:rPr>
+        <w:t xml:space="preserve">Review Security and privacy review (ai-6/30). Goal: Explain the </w:t>
+      </w:r>
+      <w:r>
+        <w:rPr>
+          <w:b/>
+        </w:rPr>
+        <w:t>mechanism</w:t>
+      </w:r>
+      <w:r>
+        <w:rPr>
+          <w:b w:val="0"/>
+        </w:rPr>
+        <w:t xml:space="preserve"> and terminology of security and privacy review. Short practice: Trace private note content and analytics counts to their permitted readers.</w:t>
+      </w:r>
+    </w:p>
+    <w:p>
+      <w:pPr>
+        <w:spacing w:line="336" w:lineRule="auto" w:after="180"/>
+      </w:pPr>
+      <w:r>
+        <w:rPr>
+          <w:b w:val="0"/>
+        </w:rPr>
+        <w:t>Why is storing full notes in the dashboard outside this design, and what risk can remain for tiny-group counts?. Return to this week and explain what you changed.</w:t>
+      </w:r>
+    </w:p>
+    <w:p>
+      <w:pPr>
+        <w:spacing w:line="336" w:lineRule="auto" w:after="180"/>
+      </w:pPr>
+      <w:r>
+        <w:rPr>
+          <w:b w:val="0"/>
+        </w:rPr>
+        <w:t xml:space="preserve">Use Download completed work in the hosted lesson to export your answers, reflections, practice feedback and code-run </w:t>
+      </w:r>
+      <w:r>
+        <w:rPr>
+          <w:b/>
+        </w:rPr>
+        <w:t>evidence</w:t>
+      </w:r>
+      <w:r>
+        <w:rPr>
+          <w:b w:val="0"/>
+        </w:rPr>
+        <w:t>. Open the HTML copy to read or print it.</w:t>
+      </w:r>
+    </w:p>
+    <w:p>
+      <w:pPr>
+        <w:spacing w:line="336" w:lineRule="auto" w:after="180"/>
+      </w:pPr>
+      <w:r>
+        <w:rPr>
+          <w:b w:val="0"/>
+        </w:rPr>
+        <w:t>Drafts stay in this browser when storage is available; clear drafts on a shared device.</w:t>
+      </w:r>
+    </w:p>
+    <w:p>
+      <w:pPr>
+        <w:pStyle w:val="Heading2"/>
+      </w:pPr>
+      <w:r>
+        <w:t>Earlier wording, alternatives and picture transcripts · reference / check after trying</w:t>
       </w:r>
     </w:p>
     <w:p>
@@ -3236,86 +4715,10 @@
     </w:p>
     <w:p>
       <w:pPr>
-        <w:spacing w:line="336" w:lineRule="auto" w:after="180"/>
-      </w:pPr>
-      <w:r>
-        <w:rPr>
-          <w:b w:val="0"/>
-        </w:rPr>
-        <w:t>Defend one complete service trace. At the demonstration, a challenger asks how a room answer was produced and what the bot cannot do.</w:t>
-      </w:r>
-    </w:p>
-    <w:p>
-      <w:pPr>
         <w:pStyle w:val="Heading3"/>
       </w:pPr>
       <w:r>
-        <w:t>Practice 1: explain the deciding evidence</w:t>
-      </w:r>
-    </w:p>
-    <w:p>
-      <w:pPr>
-        <w:spacing w:line="336" w:lineRule="auto" w:after="180"/>
-      </w:pPr>
-      <w:r>
-        <w:rPr>
-          <w:b w:val="0"/>
-        </w:rPr>
-        <w:t>Which labelled step matches this detail? With no approved card, decline to invent a room.</w:t>
-      </w:r>
-    </w:p>
-    <w:p>
-      <w:pPr>
-        <w:spacing w:line="336" w:lineRule="auto" w:after="180"/>
-        <w:shd w:fill="F4F9FC"/>
-      </w:pPr>
-      <w:r>
-        <w:rPr>
-          <w:b w:val="0"/>
-        </w:rPr>
-        <w:t xml:space="preserve">1. Name missing </w:t>
-      </w:r>
-      <w:r>
-        <w:rPr>
-          <w:b/>
-        </w:rPr>
-        <w:t>evidence</w:t>
-      </w:r>
-    </w:p>
-    <w:p>
-      <w:pPr>
-        <w:spacing w:line="336" w:lineRule="auto" w:after="180"/>
-        <w:shd w:fill="F4F9FC"/>
-      </w:pPr>
-      <w:r>
-        <w:rPr>
-          <w:b w:val="0"/>
-        </w:rPr>
-        <w:t>2. Show source path</w:t>
-      </w:r>
-    </w:p>
-    <w:p>
-      <w:pPr>
-        <w:spacing w:line="336" w:lineRule="auto" w:after="180"/>
-        <w:shd w:fill="F4F9FC"/>
-      </w:pPr>
-      <w:r>
-        <w:rPr>
-          <w:b w:val="0"/>
-        </w:rPr>
-        <w:t>3. Support the claim</w:t>
-      </w:r>
-    </w:p>
-    <w:p>
-      <w:pPr>
-        <w:spacing w:line="336" w:lineRule="auto" w:after="180"/>
-        <w:shd w:fill="F4F9FC"/>
-      </w:pPr>
-      <w:r>
-        <w:rPr>
-          <w:b w:val="0"/>
-        </w:rPr>
-        <w:t>4. Show authority</w:t>
+        <w:t>Repair a missing building block</w:t>
       </w:r>
     </w:p>
     <w:p>
@@ -3323,451 +4726,25 @@
         <w:pStyle w:val="Heading3"/>
       </w:pPr>
       <w:r>
-        <w:t>My selected conclusion, deciding fact and explanation</w:t>
-      </w:r>
-    </w:p>
-    <w:p>
-      <w:r>
-        <w:t>________________________________________________________________</w:t>
-      </w:r>
-    </w:p>
-    <w:p>
-      <w:r>
-        <w:t>________________________________________________________________</w:t>
-      </w:r>
-    </w:p>
-    <w:p>
-      <w:r>
-        <w:t>________________________________________________________________</w:t>
-      </w:r>
-    </w:p>
-    <w:p>
-      <w:r>
-        <w:t>________________________________________________________________</w:t>
-      </w:r>
-    </w:p>
-    <w:p>
-      <w:r>
-        <w:t>________________________________________________________________</w:t>
-      </w:r>
-    </w:p>
-    <w:p>
-      <w:pPr>
-        <w:pStyle w:val="Heading3"/>
-      </w:pPr>
-      <w:r>
-        <w:t>Hint · try first</w:t>
-      </w:r>
-    </w:p>
-    <w:p>
-      <w:pPr>
-        <w:spacing w:line="336" w:lineRule="auto" w:after="180"/>
-        <w:shd w:fill="F1F6F8"/>
-      </w:pPr>
-      <w:r>
-        <w:rPr>
-          <w:b w:val="0"/>
-        </w:rPr>
-        <w:t>Hint if needed: Read the steps in the pictorial case. Match the supplied detail to the stage that performs or records it.</w:t>
-      </w:r>
-    </w:p>
-    <w:p>
-      <w:pPr>
-        <w:pStyle w:val="Heading3"/>
-      </w:pPr>
-      <w:r>
-        <w:t>Feedback · compare after trying</w:t>
-      </w:r>
-    </w:p>
-    <w:p>
-      <w:pPr>
-        <w:spacing w:line="336" w:lineRule="auto" w:after="180"/>
-        <w:shd w:fill="F1F6FC"/>
-      </w:pPr>
-      <w:r>
-        <w:rPr>
-          <w:b w:val="0"/>
-        </w:rPr>
-        <w:t xml:space="preserve">After your attempt, compare with the supported explanation: Name missing </w:t>
-      </w:r>
-      <w:r>
-        <w:rPr>
-          <w:b/>
-        </w:rPr>
-        <w:t>evidence</w:t>
-      </w:r>
-      <w:r>
-        <w:rPr>
-          <w:b w:val="0"/>
-        </w:rPr>
-        <w:t xml:space="preserve"> With no approved card, decline to invent a room. A defence links behaviour to </w:t>
-      </w:r>
-      <w:r>
-        <w:rPr>
-          <w:b/>
-        </w:rPr>
-        <w:t>evidence</w:t>
-      </w:r>
-      <w:r>
-        <w:rPr>
-          <w:b w:val="0"/>
-        </w:rPr>
-        <w:t xml:space="preserve"> and limitations.</w:t>
-      </w:r>
-    </w:p>
-    <w:p>
-      <w:pPr>
-        <w:spacing w:line="336" w:lineRule="auto" w:after="180"/>
-        <w:shd w:fill="F1F6FC"/>
-      </w:pPr>
-      <w:r>
-        <w:rPr>
-          <w:b w:val="0"/>
-        </w:rPr>
-        <w:t>Demonstrate both a valid answer path and a meaningful refused request.</w:t>
-      </w:r>
-    </w:p>
-    <w:p>
-      <w:pPr>
-        <w:pStyle w:val="Heading3"/>
-      </w:pPr>
-      <w:r>
-        <w:t>Practice 2: explain the deciding evidence</w:t>
-      </w:r>
-    </w:p>
-    <w:p>
-      <w:pPr>
-        <w:pStyle w:val="Heading3"/>
-      </w:pPr>
-      <w:r>
-        <w:t>Changed case · predict first</w:t>
-      </w:r>
-    </w:p>
-    <w:p>
-      <w:pPr>
-        <w:spacing w:line="336" w:lineRule="auto" w:after="180"/>
-        <w:shd w:fill="F5F1FB"/>
-      </w:pPr>
-      <w:r>
-        <w:rPr>
-          <w:b w:val="0"/>
-        </w:rPr>
-        <w:t>Changed-case practice: The challenger asks the bot to email everyone about room E. Which conclusion is supported by the supplied facts?</w:t>
-      </w:r>
-    </w:p>
-    <w:p>
-      <w:pPr>
-        <w:spacing w:line="336" w:lineRule="auto" w:after="180"/>
-        <w:shd w:fill="F4F9FC"/>
-      </w:pPr>
-      <w:r>
-        <w:rPr>
-          <w:b w:val="0"/>
-        </w:rPr>
-        <w:t xml:space="preserve">1. This one example guarantees correct results for every future </w:t>
-      </w:r>
-      <w:r>
-        <w:rPr>
-          <w:b/>
-        </w:rPr>
-        <w:t>input</w:t>
-      </w:r>
-      <w:r>
-        <w:rPr>
-          <w:b w:val="0"/>
-        </w:rPr>
-        <w:t>.</w:t>
-      </w:r>
-    </w:p>
-    <w:p>
-      <w:pPr>
-        <w:spacing w:line="336" w:lineRule="auto" w:after="180"/>
-        <w:shd w:fill="F4F9FC"/>
-      </w:pPr>
-      <w:r>
-        <w:rPr>
-          <w:b w:val="0"/>
-        </w:rPr>
-        <w:t>2. Refuse that operation while retaining the supported room answer.</w:t>
-      </w:r>
-    </w:p>
-    <w:p>
-      <w:pPr>
-        <w:spacing w:line="336" w:lineRule="auto" w:after="180"/>
-        <w:shd w:fill="F4F9FC"/>
-      </w:pPr>
-      <w:r>
-        <w:rPr>
-          <w:b w:val="0"/>
-        </w:rPr>
-        <w:t xml:space="preserve">3. We can decide the result without examining the changed </w:t>
-      </w:r>
-      <w:r>
-        <w:rPr>
-          <w:b/>
-        </w:rPr>
-        <w:t>input</w:t>
-      </w:r>
-      <w:r>
-        <w:rPr>
-          <w:b w:val="0"/>
-        </w:rPr>
-        <w:t xml:space="preserve"> or the procedure.</w:t>
-      </w:r>
-    </w:p>
-    <w:p>
-      <w:pPr>
-        <w:pStyle w:val="Heading3"/>
-      </w:pPr>
-      <w:r>
-        <w:t>My selected conclusion, deciding fact and explanation</w:t>
-      </w:r>
-    </w:p>
-    <w:p>
-      <w:r>
-        <w:t>________________________________________________________________</w:t>
-      </w:r>
-    </w:p>
-    <w:p>
-      <w:r>
-        <w:t>________________________________________________________________</w:t>
-      </w:r>
-    </w:p>
-    <w:p>
-      <w:r>
-        <w:t>________________________________________________________________</w:t>
-      </w:r>
-    </w:p>
-    <w:p>
-      <w:r>
-        <w:t>________________________________________________________________</w:t>
-      </w:r>
-    </w:p>
-    <w:p>
-      <w:r>
-        <w:t>________________________________________________________________</w:t>
-      </w:r>
-    </w:p>
-    <w:p>
-      <w:pPr>
-        <w:pStyle w:val="Heading3"/>
-      </w:pPr>
-      <w:r>
-        <w:t>Hint · try first</w:t>
-      </w:r>
-    </w:p>
-    <w:p>
-      <w:pPr>
-        <w:spacing w:line="336" w:lineRule="auto" w:after="180"/>
-        <w:shd w:fill="F1F6F8"/>
-      </w:pPr>
-      <w:r>
-        <w:rPr>
-          <w:b w:val="0"/>
-        </w:rPr>
-        <w:t>Hint if needed: Use the changed condition and the deciding step in the pictorial trace. The answer must say what follows from those facts.</w:t>
-      </w:r>
-    </w:p>
-    <w:p>
-      <w:pPr>
-        <w:pStyle w:val="Heading3"/>
-      </w:pPr>
-      <w:r>
-        <w:t>Feedback · compare after trying</w:t>
-      </w:r>
-    </w:p>
-    <w:p>
-      <w:pPr>
-        <w:spacing w:line="336" w:lineRule="auto" w:after="180"/>
-        <w:shd w:fill="F1F6FC"/>
-      </w:pPr>
-      <w:r>
-        <w:rPr>
-          <w:b w:val="0"/>
-        </w:rPr>
-        <w:t>After your attempt, compare with the supported explanation: Refuse that operation while retaining the supported room answer. Knowing a fact does not grant authority for an external action.</w:t>
-      </w:r>
-    </w:p>
-    <w:p>
-      <w:pPr>
-        <w:pStyle w:val="Heading3"/>
-      </w:pPr>
-      <w:r>
-        <w:t>Repair a missing building block</w:t>
-      </w:r>
-    </w:p>
-    <w:p>
-      <w:pPr>
-        <w:spacing w:line="336" w:lineRule="auto" w:after="180"/>
-      </w:pPr>
-      <w:r>
-        <w:rPr>
-          <w:b w:val="0"/>
-        </w:rPr>
-        <w:t xml:space="preserve">Review Capstone release review (ai-6/35). Goal: Explain the </w:t>
-      </w:r>
-      <w:r>
-        <w:rPr>
-          <w:b/>
-        </w:rPr>
-        <w:t>mechanism</w:t>
-      </w:r>
-      <w:r>
-        <w:rPr>
-          <w:b w:val="0"/>
-        </w:rPr>
-        <w:t xml:space="preserve"> and terminology of capstone release review. Short practice: Apply the three mandatory release gates to the recorded results.</w:t>
-      </w:r>
-    </w:p>
-    <w:p>
-      <w:pPr>
-        <w:spacing w:line="336" w:lineRule="auto" w:after="180"/>
-      </w:pPr>
-      <w:r>
-        <w:rPr>
-          <w:b w:val="0"/>
-        </w:rPr>
-        <w:t xml:space="preserve">Why do two passes not outweigh the deletion failure, and what </w:t>
-      </w:r>
-      <w:r>
-        <w:rPr>
-          <w:b/>
-        </w:rPr>
-        <w:t>evidence</w:t>
-      </w:r>
-      <w:r>
-        <w:rPr>
-          <w:b w:val="0"/>
-        </w:rPr>
-        <w:t xml:space="preserve"> must follow its repair?. Return to this week and explain what you changed.</w:t>
-      </w:r>
-    </w:p>
-    <w:p>
-      <w:pPr>
-        <w:spacing w:line="336" w:lineRule="auto" w:after="180"/>
-      </w:pPr>
-      <w:r>
-        <w:rPr>
-          <w:b w:val="0"/>
-        </w:rPr>
-        <w:t xml:space="preserve">Review Capstone service implementation (ai-6/33). Goal: Explain the </w:t>
-      </w:r>
-      <w:r>
-        <w:rPr>
-          <w:b/>
-        </w:rPr>
-        <w:t>mechanism</w:t>
-      </w:r>
-      <w:r>
-        <w:rPr>
-          <w:b w:val="0"/>
-        </w:rPr>
-        <w:t xml:space="preserve"> and terminology of capstone service implementation. Short practice: Trace the G2 fact request and edit request through the prototype.</w:t>
-      </w:r>
-    </w:p>
-    <w:p>
-      <w:pPr>
-        <w:spacing w:line="336" w:lineRule="auto" w:after="180"/>
-      </w:pPr>
-      <w:r>
-        <w:rPr>
-          <w:b w:val="0"/>
-        </w:rPr>
-        <w:t>What can be returned, what cannot be done, and how does removing G2 change those two outcomes?. Return to this week and explain what you changed.</w:t>
-      </w:r>
-    </w:p>
-    <w:p>
-      <w:pPr>
-        <w:spacing w:line="336" w:lineRule="auto" w:after="180"/>
-      </w:pPr>
-      <w:r>
-        <w:rPr>
-          <w:b w:val="0"/>
-        </w:rPr>
-        <w:t xml:space="preserve">Review Security and privacy review (ai-6/30). Goal: Explain the </w:t>
-      </w:r>
-      <w:r>
-        <w:rPr>
-          <w:b/>
-        </w:rPr>
-        <w:t>mechanism</w:t>
-      </w:r>
-      <w:r>
-        <w:rPr>
-          <w:b w:val="0"/>
-        </w:rPr>
-        <w:t xml:space="preserve"> and terminology of security and privacy review. Short practice: Trace private note content and analytics counts to their permitted readers.</w:t>
-      </w:r>
-    </w:p>
-    <w:p>
-      <w:pPr>
-        <w:spacing w:line="336" w:lineRule="auto" w:after="180"/>
-      </w:pPr>
-      <w:r>
-        <w:rPr>
-          <w:b w:val="0"/>
-        </w:rPr>
-        <w:t>Why is storing full notes in the dashboard outside this design, and what risk can remain for tiny-group counts?. Return to this week and explain what you changed.</w:t>
-      </w:r>
-    </w:p>
-    <w:p>
-      <w:pPr>
-        <w:pStyle w:val="Heading3"/>
-      </w:pPr>
-      <w:r>
         <w:t>Keep your completed work</w:t>
       </w:r>
     </w:p>
     <w:p>
       <w:pPr>
-        <w:spacing w:line="336" w:lineRule="auto" w:after="180"/>
-      </w:pPr>
-      <w:r>
-        <w:rPr>
-          <w:b w:val="0"/>
-        </w:rPr>
-        <w:t xml:space="preserve">Use Download completed work in the hosted lesson to export your answers, reflections, practice feedback and code-run </w:t>
-      </w:r>
-      <w:r>
-        <w:rPr>
-          <w:b/>
-        </w:rPr>
-        <w:t>evidence</w:t>
-      </w:r>
-      <w:r>
-        <w:rPr>
-          <w:b w:val="0"/>
-        </w:rPr>
-        <w:t>. Open the HTML copy to read or print it.</w:t>
-      </w:r>
-    </w:p>
-    <w:p>
-      <w:pPr>
-        <w:spacing w:line="336" w:lineRule="auto" w:after="180"/>
-      </w:pPr>
-      <w:r>
-        <w:rPr>
-          <w:b w:val="0"/>
-        </w:rPr>
-        <w:t>Drafts stay in this browser when storage is available; clear drafts on a shared device.</w:t>
-      </w:r>
-    </w:p>
-    <w:p>
-      <w:pPr>
         <w:pStyle w:val="Heading1"/>
       </w:pPr>
       <w:r>
-        <w:t>18. Visual concept journey</w:t>
-      </w:r>
-    </w:p>
-    <w:p>
-      <w:r>
-        <w:t>Explain each Engineering demonstration and defense graphic using its labels, deciding evidence and relevant limitation.</w:t>
-      </w:r>
-    </w:p>
-    <w:p>
-      <w:pPr>
-        <w:pStyle w:val="Heading3"/>
+        <w:t>18. Reference · Six-picture concept journey</w:t>
+      </w:r>
+    </w:p>
+    <w:p>
+      <w:r>
+        <w:t>Choose the picture that supports the current explanation.</w:t>
+      </w:r>
+    </w:p>
+    <w:p>
+      <w:pPr>
+        <w:pStyle w:val="Heading2"/>
       </w:pPr>
       <w:r>
         <w:t>01. Engineering demonstration and defense: the case</w:t>
@@ -3778,7 +4755,7 @@
         <w:drawing>
           <wp:inline xmlns:a="http://schemas.openxmlformats.org/drawingml/2006/main" xmlns:pic="http://schemas.openxmlformats.org/drawingml/2006/picture">
             <wp:extent cx="5486400" cy="2834640"/>
-            <wp:docPr id="2" name="Picture 2" descr="Defend one complete service trace. At the demonstration, a challenger asks how a room answer was produced and what the bot cannot do. Supplied facts: Approved card V7 says club V uses room E. All trusted tools are read-only."/>
+            <wp:docPr id="4" name="Picture 4" descr="Defend one complete service trace. At the demonstration, a challenger asks how a room answer was produced and what the bot cannot do. Supplied facts: Approved card V7 says club V uses room E. All trusted tools are read-only."/>
             <wp:cNvGraphicFramePr>
               <a:graphicFrameLocks noChangeAspect="1"/>
             </wp:cNvGraphicFramePr>
@@ -3790,7 +4767,7 @@
                     <pic:cNvPicPr/>
                   </pic:nvPicPr>
                   <pic:blipFill>
-                    <a:blip r:embed="rId10"/>
+                    <a:blip r:embed="rId12"/>
                     <a:stretch>
                       <a:fillRect/>
                     </a:stretch>
@@ -3823,7 +4800,6 @@
     <w:p>
       <w:pPr>
         <w:spacing w:line="336" w:lineRule="auto" w:after="180"/>
-        <w:shd w:fill="F5F1FB"/>
       </w:pPr>
       <w:r>
         <w:rPr>
@@ -3834,7 +4810,7 @@
     </w:p>
     <w:p>
       <w:pPr>
-        <w:pStyle w:val="Heading3"/>
+        <w:pStyle w:val="Heading2"/>
       </w:pPr>
       <w:r>
         <w:t>02. Follow the deciding steps</w:t>
@@ -3845,7 +4821,7 @@
         <w:drawing>
           <wp:inline xmlns:a="http://schemas.openxmlformats.org/drawingml/2006/main" xmlns:pic="http://schemas.openxmlformats.org/drawingml/2006/picture">
             <wp:extent cx="5486400" cy="4005072"/>
-            <wp:docPr id="3" name="Picture 3" descr="Show source path: Connect the question to retrieved card V7. → Support the claim: Room E follows from V7, not merely fluent wording. → Show authority: The service cannot edit rooms or send messages. → Name missing evidence: With no approved card, decline to invent a room."/>
+            <wp:docPr id="5" name="Picture 5" descr="Show source path: Connect the question to retrieved card V7. → Support the claim: Room E follows from V7, not merely fluent wording. → Show authority: The service cannot edit rooms or send messages. → Name missing evidence: With no approved card, decline to invent a room."/>
             <wp:cNvGraphicFramePr>
               <a:graphicFrameLocks noChangeAspect="1"/>
             </wp:cNvGraphicFramePr>
@@ -3857,7 +4833,7 @@
                     <pic:cNvPicPr/>
                   </pic:nvPicPr>
                   <pic:blipFill>
-                    <a:blip r:embed="rId11"/>
+                    <a:blip r:embed="rId9"/>
                     <a:stretch>
                       <a:fillRect/>
                     </a:stretch>
@@ -3902,7 +4878,6 @@
     <w:p>
       <w:pPr>
         <w:spacing w:line="336" w:lineRule="auto" w:after="180"/>
-        <w:shd w:fill="F5F1FB"/>
       </w:pPr>
       <w:r>
         <w:rPr>
@@ -3925,7 +4900,7 @@
     </w:p>
     <w:p>
       <w:pPr>
-        <w:pStyle w:val="Heading3"/>
+        <w:pStyle w:val="Heading2"/>
       </w:pPr>
       <w:r>
         <w:t>03. Engineering demonstration and defense — evidence trace</w:t>
@@ -3936,7 +4911,7 @@
         <w:drawing>
           <wp:inline xmlns:a="http://schemas.openxmlformats.org/drawingml/2006/main" xmlns:pic="http://schemas.openxmlformats.org/drawingml/2006/picture">
             <wp:extent cx="5486400" cy="3297936"/>
-            <wp:docPr id="4" name="Picture 4" descr="Engineering demonstration and defense — evidence trace. Demo succeeds on three cases using mocked storage. Presenter claims real network reliability and production security. | Present requirements, architecture, contracts, permissions, evaluation, resource measurements and recovery. Show one supported case, one legitimate review and one denied operation. State what was mocked and what remains untested. | The demo supports the three fixture behaviours only. Real availability, resource limits and broader security remain untested; preserve the mock boundary."/>
+            <wp:docPr id="6" name="Picture 6" descr="Engineering demonstration and defense — evidence trace. Demo succeeds on three cases using mocked storage. Presenter claims real network reliability and production security. | Present requirements, architecture, contracts, permissions, evaluation, resource measurements and recovery. Show one supported case, one legitimate review and one denied operation. State what was mocked and what remains untested. | The demo supports the three fixture behaviours only. Real availability, resource limits and broader security remain untested; preserve the mock boundary."/>
             <wp:cNvGraphicFramePr>
               <a:graphicFrameLocks noChangeAspect="1"/>
             </wp:cNvGraphicFramePr>
@@ -3948,7 +4923,7 @@
                     <pic:cNvPicPr/>
                   </pic:nvPicPr>
                   <pic:blipFill>
-                    <a:blip r:embed="rId12"/>
+                    <a:blip r:embed="rId13"/>
                     <a:stretch>
                       <a:fillRect/>
                     </a:stretch>
@@ -4038,7 +5013,6 @@
     <w:p>
       <w:pPr>
         <w:spacing w:line="336" w:lineRule="auto" w:after="180"/>
-        <w:shd w:fill="F5F1FB"/>
       </w:pPr>
       <w:r>
         <w:rPr>
@@ -4049,7 +5023,7 @@
     </w:p>
     <w:p>
       <w:pPr>
-        <w:pStyle w:val="Heading3"/>
+        <w:pStyle w:val="Heading2"/>
       </w:pPr>
       <w:r>
         <w:t>04. Change one thing. Trace what follows.</w:t>
@@ -4060,7 +5034,7 @@
         <w:drawing>
           <wp:inline xmlns:a="http://schemas.openxmlformats.org/drawingml/2006/main" xmlns:pic="http://schemas.openxmlformats.org/drawingml/2006/picture">
             <wp:extent cx="5486400" cy="3026664"/>
-            <wp:docPr id="5" name="Picture 5" descr="Original case: With no approved card, decline to invent a room. Changed condition: The challenger asks the bot to email everyone about room E. Expected result: Refuse that operation while retaining the supported room answer. Reason: Knowing a fact does not grant authority for an external action."/>
+            <wp:docPr id="7" name="Picture 7" descr="Original case: With no approved card, decline to invent a room. Changed condition: The challenger asks the bot to email everyone about room E. Expected result: Refuse that operation while retaining the supported room answer. Reason: Knowing a fact does not grant authority for an external action."/>
             <wp:cNvGraphicFramePr>
               <a:graphicFrameLocks noChangeAspect="1"/>
             </wp:cNvGraphicFramePr>
@@ -4072,7 +5046,7 @@
                     <pic:cNvPicPr/>
                   </pic:nvPicPr>
                   <pic:blipFill>
-                    <a:blip r:embed="rId13"/>
+                    <a:blip r:embed="rId10"/>
                     <a:stretch>
                       <a:fillRect/>
                     </a:stretch>
@@ -4116,7 +5090,6 @@
     <w:p>
       <w:pPr>
         <w:spacing w:line="336" w:lineRule="auto" w:after="180"/>
-        <w:shd w:fill="F5F1FB"/>
       </w:pPr>
       <w:r>
         <w:rPr>
@@ -4127,7 +5100,7 @@
     </w:p>
     <w:p>
       <w:pPr>
-        <w:pStyle w:val="Heading3"/>
+        <w:pStyle w:val="Heading2"/>
       </w:pPr>
       <w:r>
         <w:t>05. Connect the explanation to its limit</w:t>
@@ -4138,7 +5111,7 @@
         <w:drawing>
           <wp:inline xmlns:a="http://schemas.openxmlformats.org/drawingml/2006/main" xmlns:pic="http://schemas.openxmlformats.org/drawingml/2006/picture">
             <wp:extent cx="5486400" cy="2834640"/>
-            <wp:docPr id="6" name="Picture 6" descr="A defence links behaviour to evidence and limitations. Demonstrate both a valid answer path and a meaningful refused request. Limit: A polished demonstration is not a broad reliability estimate; disclose tested cases, failures and assumptions."/>
+            <wp:docPr id="8" name="Picture 8" descr="A defence links behaviour to evidence and limitations. Demonstrate both a valid answer path and a meaningful refused request. Limit: A polished demonstration is not a broad reliability estimate; disclose tested cases, failures and assumptions."/>
             <wp:cNvGraphicFramePr>
               <a:graphicFrameLocks noChangeAspect="1"/>
             </wp:cNvGraphicFramePr>
@@ -4206,7 +5179,6 @@
     <w:p>
       <w:pPr>
         <w:spacing w:line="336" w:lineRule="auto" w:after="180"/>
-        <w:shd w:fill="F5F1FB"/>
       </w:pPr>
       <w:r>
         <w:rPr>
@@ -4217,7 +5189,7 @@
     </w:p>
     <w:p>
       <w:pPr>
-        <w:pStyle w:val="Heading3"/>
+        <w:pStyle w:val="Heading2"/>
       </w:pPr>
       <w:r>
         <w:t>06. Make the idea visible in your project</w:t>
@@ -4228,7 +5200,7 @@
         <w:drawing>
           <wp:inline xmlns:a="http://schemas.openxmlformats.org/drawingml/2006/main" xmlns:pic="http://schemas.openxmlformats.org/drawingml/2006/picture">
             <wp:extent cx="5486400" cy="3529584"/>
-            <wp:docPr id="7" name="Picture 7" descr="For the Grounded Learning Service, retain an annotated trace and the changed-case result. Name the contract or evidence that makes the deciding step valid, so another team can review it. Draw your input, deciding step, result and limit. Supported question: Locate V7, room E and read-only scope in the demonstration. Which evidence supports the answer, and why must a request to email everyone still be refused?"/>
+            <wp:docPr id="9" name="Picture 9" descr="For the Grounded Learning Service, retain an annotated trace and the changed-case result. Name the contract or evidence that makes the deciding step valid, so another team can review it. Draw your input, deciding step, result and limit. Supported question: Locate V7, room E and read-only scope in the demonstration. Which evidence supports the answer, and why must a request to email everyone still be refused?"/>
             <wp:cNvGraphicFramePr>
               <a:graphicFrameLocks noChangeAspect="1"/>
             </wp:cNvGraphicFramePr>
@@ -4320,7 +5292,6 @@
     <w:p>
       <w:pPr>
         <w:spacing w:line="336" w:lineRule="auto" w:after="180"/>
-        <w:shd w:fill="F5F1FB"/>
       </w:pPr>
       <w:r>
         <w:rPr>
@@ -4339,6 +5310,62 @@
           <w:b w:val="0"/>
         </w:rPr>
         <w:t>.</w:t>
+      </w:r>
+    </w:p>
+    <w:p>
+      <w:pPr>
+        <w:pStyle w:val="Heading2"/>
+      </w:pPr>
+      <w:r>
+        <w:t>Earlier wording, alternatives and picture transcripts · reference / check after trying</w:t>
+      </w:r>
+    </w:p>
+    <w:p>
+      <w:pPr>
+        <w:pStyle w:val="Heading3"/>
+      </w:pPr>
+      <w:r>
+        <w:t>01. Engineering demonstration and defense: the case</w:t>
+      </w:r>
+    </w:p>
+    <w:p>
+      <w:pPr>
+        <w:pStyle w:val="Heading3"/>
+      </w:pPr>
+      <w:r>
+        <w:t>02. Follow the deciding steps</w:t>
+      </w:r>
+    </w:p>
+    <w:p>
+      <w:pPr>
+        <w:pStyle w:val="Heading3"/>
+      </w:pPr>
+      <w:r>
+        <w:t>03. Engineering demonstration and defense — evidence trace</w:t>
+      </w:r>
+    </w:p>
+    <w:p>
+      <w:pPr>
+        <w:pStyle w:val="Heading3"/>
+      </w:pPr>
+      <w:r>
+        <w:t>04. Change one thing. Trace what follows.</w:t>
+      </w:r>
+    </w:p>
+    <w:p>
+      <w:pPr>
+        <w:pStyle w:val="Heading3"/>
+      </w:pPr>
+      <w:r>
+        <w:t>05. Connect the explanation to its limit</w:t>
+      </w:r>
+    </w:p>
+    <w:p>
+      <w:pPr>
+        <w:pStyle w:val="Heading3"/>
+      </w:pPr>
+      <w:r>
+        <w:t>06. Make the idea visible in your project</w:t>
       </w:r>
     </w:p>
     <w:sectPr>
